--- a/wiki/product/reports/vibe-code-no-code-poc-prd-and-delivery-plan.docx
+++ b/wiki/product/reports/vibe-code-no-code-poc-prd-and-delivery-plan.docx
@@ -1879,7 +1879,7 @@
         <w:spacing w:after="36"/>
       </w:pPr>
       <w:r>
-        <w:t>No custom admin portal; restricted Django Admin is a developer/break-glass tool only.</w:t>
+        <w:t>No custom admin portal; restricted AdminJS is a developer/break-glass tool only.</w:t>
       </w:r>
     </w:p>
     <w:p>
@@ -2209,7 +2209,7 @@
                 <w:color w:val="1E293B"/>
                 <w:sz w:val="15"/>
               </w:rPr>
-              <w:t>Restricted Django Admin; explicit permissions; break-glass actions are audited.</w:t>
+              <w:t>Restricted AdminJS; explicit permissions; break-glass actions are audited.</w:t>
             </w:r>
           </w:p>
         </w:tc>
@@ -2447,9 +2447,457 @@
       </w:pPr>
     </w:p>
     <w:p>
+      <w:pPr>
+        <w:pStyle w:val="Heading2"/>
+        <w:spacing w:after="80"/>
+      </w:pPr>
       <w:r>
-        <w:br w:type="page"/>
+        <w:t>Vibe page layout</w:t>
       </w:r>
+    </w:p>
+    <w:p>
+      <w:pPr>
+        <w:spacing w:after="80"/>
+      </w:pPr>
+      <w:r>
+        <w:t>The Vibe page is a deliberate two-pane product experience: durable conversation and change control on the left, authenticated generated-application preview on the right, with project/version status above. The picture is an interaction contract, not a promise of final visual styling.</w:t>
+      </w:r>
+    </w:p>
+    <w:p>
+      <w:pPr>
+        <w:spacing w:after="40"/>
+        <w:jc w:val="center"/>
+      </w:pPr>
+      <w:r>
+        <w:drawing>
+          <wp:inline xmlns:a="http://schemas.openxmlformats.org/drawingml/2006/main" xmlns:pic="http://schemas.openxmlformats.org/drawingml/2006/picture">
+            <wp:extent cx="6446520" cy="3800054"/>
+            <wp:docPr id="2" name="Picture 2"/>
+            <wp:cNvGraphicFramePr>
+              <a:graphicFrameLocks noChangeAspect="1"/>
+            </wp:cNvGraphicFramePr>
+            <a:graphic>
+              <a:graphicData uri="http://schemas.openxmlformats.org/drawingml/2006/picture">
+                <pic:pic>
+                  <pic:nvPicPr>
+                    <pic:cNvPr id="0" name="vibe-page-layout.png"/>
+                    <pic:cNvPicPr/>
+                  </pic:nvPicPr>
+                  <pic:blipFill>
+                    <a:blip r:embed="rId12"/>
+                    <a:stretch>
+                      <a:fillRect/>
+                    </a:stretch>
+                  </pic:blipFill>
+                  <pic:spPr>
+                    <a:xfrm>
+                      <a:off x="0" y="0"/>
+                      <a:ext cx="6446520" cy="3800054"/>
+                    </a:xfrm>
+                    <a:prstGeom prst="rect"/>
+                  </pic:spPr>
+                </pic:pic>
+              </a:graphicData>
+            </a:graphic>
+          </wp:inline>
+        </w:drawing>
+      </w:r>
+    </w:p>
+    <w:p>
+      <w:pPr>
+        <w:spacing w:after="80"/>
+        <w:jc w:val="center"/>
+      </w:pPr>
+      <w:r>
+        <w:rPr>
+          <w:i/>
+          <w:color w:val="475569"/>
+          <w:sz w:val="16"/>
+        </w:rPr>
+        <w:t>Figure 2 — Vibe page layout: metadata, conversation, progress and decisions beside the owner-only live preview.</w:t>
+      </w:r>
+    </w:p>
+    <w:tbl>
+      <w:tblPr>
+        <w:tblStyle w:val="TableGrid"/>
+        <w:tblW w:type="auto" w:w="0"/>
+        <w:jc w:val="center"/>
+        <w:tblLook w:firstColumn="1" w:firstRow="1" w:lastColumn="0" w:lastRow="0" w:noHBand="0" w:noVBand="1" w:val="04A0"/>
+      </w:tblPr>
+      <w:tblGrid>
+        <w:gridCol w:w="3427"/>
+        <w:gridCol w:w="3427"/>
+        <w:gridCol w:w="3427"/>
+      </w:tblGrid>
+      <w:tr>
+        <w:trPr>
+          <w:tblHeader w:val="true"/>
+        </w:trPr>
+        <w:tc>
+          <w:tcPr>
+            <w:tcW w:type="dxa" w:w="1944"/>
+            <w:shd w:val="clear" w:fill="DBEAFE"/>
+            <w:vAlign w:val="center"/>
+          </w:tcPr>
+          <w:p>
+            <w:pPr>
+              <w:keepLines/>
+              <w:spacing w:after="0"/>
+            </w:pPr>
+            <w:r/>
+            <w:r>
+              <w:rPr>
+                <w:rFonts w:ascii="Aptos" w:hAnsi="Aptos"/>
+                <w:b/>
+                <w:color w:val="1E3A8A"/>
+                <w:sz w:val="14"/>
+              </w:rPr>
+              <w:t>Region</w:t>
+            </w:r>
+          </w:p>
+        </w:tc>
+        <w:tc>
+          <w:tcPr>
+            <w:tcW w:type="dxa" w:w="5040"/>
+            <w:shd w:val="clear" w:fill="DBEAFE"/>
+            <w:vAlign w:val="center"/>
+          </w:tcPr>
+          <w:p>
+            <w:pPr>
+              <w:keepLines/>
+              <w:spacing w:after="0"/>
+            </w:pPr>
+            <w:r/>
+            <w:r>
+              <w:rPr>
+                <w:rFonts w:ascii="Aptos" w:hAnsi="Aptos"/>
+                <w:b/>
+                <w:color w:val="1E3A8A"/>
+                <w:sz w:val="14"/>
+              </w:rPr>
+              <w:t>Required content</w:t>
+            </w:r>
+          </w:p>
+        </w:tc>
+        <w:tc>
+          <w:tcPr>
+            <w:tcW w:type="dxa" w:w="3096"/>
+            <w:shd w:val="clear" w:fill="DBEAFE"/>
+            <w:vAlign w:val="center"/>
+          </w:tcPr>
+          <w:p>
+            <w:pPr>
+              <w:keepLines/>
+              <w:spacing w:after="0"/>
+            </w:pPr>
+            <w:r/>
+            <w:r>
+              <w:rPr>
+                <w:rFonts w:ascii="Aptos" w:hAnsi="Aptos"/>
+                <w:b/>
+                <w:color w:val="1E3A8A"/>
+                <w:sz w:val="14"/>
+              </w:rPr>
+              <w:t>Forbidden content</w:t>
+            </w:r>
+          </w:p>
+        </w:tc>
+      </w:tr>
+      <w:tr>
+        <w:trPr>
+          <w:cantSplit/>
+        </w:trPr>
+        <w:tc>
+          <w:tcPr>
+            <w:tcW w:type="dxa" w:w="1944"/>
+            <w:vAlign w:val="center"/>
+          </w:tcPr>
+          <w:p>
+            <w:pPr>
+              <w:keepLines/>
+              <w:spacing w:after="0"/>
+            </w:pPr>
+            <w:r/>
+            <w:r>
+              <w:rPr>
+                <w:rFonts w:ascii="Aptos" w:hAnsi="Aptos"/>
+                <w:b w:val="0"/>
+                <w:color w:val="1E293B"/>
+                <w:sz w:val="14"/>
+              </w:rPr>
+              <w:t>Project header</w:t>
+            </w:r>
+          </w:p>
+        </w:tc>
+        <w:tc>
+          <w:tcPr>
+            <w:tcW w:type="dxa" w:w="5040"/>
+            <w:vAlign w:val="center"/>
+          </w:tcPr>
+          <w:p>
+            <w:pPr>
+              <w:keepLines/>
+              <w:spacing w:after="0"/>
+            </w:pPr>
+            <w:r/>
+            <w:r>
+              <w:rPr>
+                <w:rFonts w:ascii="Aptos" w:hAnsi="Aptos"/>
+                <w:b w:val="0"/>
+                <w:color w:val="1E293B"/>
+                <w:sz w:val="14"/>
+              </w:rPr>
+              <w:t>Project identity, owner-safe status, current numbered version, last Save, History and full-preview action.</w:t>
+            </w:r>
+          </w:p>
+        </w:tc>
+        <w:tc>
+          <w:tcPr>
+            <w:tcW w:type="dxa" w:w="3096"/>
+            <w:vAlign w:val="center"/>
+          </w:tcPr>
+          <w:p>
+            <w:pPr>
+              <w:keepLines/>
+              <w:spacing w:after="0"/>
+            </w:pPr>
+            <w:r/>
+            <w:r>
+              <w:rPr>
+                <w:rFonts w:ascii="Aptos" w:hAnsi="Aptos"/>
+                <w:b w:val="0"/>
+                <w:color w:val="1E293B"/>
+                <w:sz w:val="14"/>
+              </w:rPr>
+              <w:t>Raw namespace, Pod, host, port, command or infrastructure state.</w:t>
+            </w:r>
+          </w:p>
+        </w:tc>
+      </w:tr>
+      <w:tr>
+        <w:trPr>
+          <w:cantSplit/>
+        </w:trPr>
+        <w:tc>
+          <w:tcPr>
+            <w:tcW w:type="dxa" w:w="1944"/>
+            <w:shd w:val="clear" w:fill="F8FAFC"/>
+            <w:vAlign w:val="center"/>
+          </w:tcPr>
+          <w:p>
+            <w:pPr>
+              <w:keepLines/>
+              <w:spacing w:after="0"/>
+            </w:pPr>
+            <w:r/>
+            <w:r>
+              <w:rPr>
+                <w:rFonts w:ascii="Aptos" w:hAnsi="Aptos"/>
+                <w:b w:val="0"/>
+                <w:color w:val="1E293B"/>
+                <w:sz w:val="14"/>
+              </w:rPr>
+              <w:t>Conversation pane</w:t>
+            </w:r>
+          </w:p>
+        </w:tc>
+        <w:tc>
+          <w:tcPr>
+            <w:tcW w:type="dxa" w:w="5040"/>
+            <w:shd w:val="clear" w:fill="F8FAFC"/>
+            <w:vAlign w:val="center"/>
+          </w:tcPr>
+          <w:p>
+            <w:pPr>
+              <w:keepLines/>
+              <w:spacing w:after="0"/>
+            </w:pPr>
+            <w:r/>
+            <w:r>
+              <w:rPr>
+                <w:rFonts w:ascii="Aptos" w:hAnsi="Aptos"/>
+                <w:b w:val="0"/>
+                <w:color w:val="1E293B"/>
+                <w:sz w:val="14"/>
+              </w:rPr>
+              <w:t>Durable messages/events, prompt guidance, progress, Stop, safe diff decision, Save and Restore.</w:t>
+            </w:r>
+          </w:p>
+        </w:tc>
+        <w:tc>
+          <w:tcPr>
+            <w:tcW w:type="dxa" w:w="3096"/>
+            <w:shd w:val="clear" w:fill="F8FAFC"/>
+            <w:vAlign w:val="center"/>
+          </w:tcPr>
+          <w:p>
+            <w:pPr>
+              <w:keepLines/>
+              <w:spacing w:after="0"/>
+            </w:pPr>
+            <w:r/>
+            <w:r>
+              <w:rPr>
+                <w:rFonts w:ascii="Aptos" w:hAnsi="Aptos"/>
+                <w:b w:val="0"/>
+                <w:color w:val="1E293B"/>
+                <w:sz w:val="14"/>
+              </w:rPr>
+              <w:t>Source editor, terminal, unrestricted tool output or provider credential.</w:t>
+            </w:r>
+          </w:p>
+        </w:tc>
+      </w:tr>
+      <w:tr>
+        <w:trPr>
+          <w:cantSplit/>
+        </w:trPr>
+        <w:tc>
+          <w:tcPr>
+            <w:tcW w:type="dxa" w:w="1944"/>
+            <w:vAlign w:val="center"/>
+          </w:tcPr>
+          <w:p>
+            <w:pPr>
+              <w:keepLines/>
+              <w:spacing w:after="0"/>
+            </w:pPr>
+            <w:r/>
+            <w:r>
+              <w:rPr>
+                <w:rFonts w:ascii="Aptos" w:hAnsi="Aptos"/>
+                <w:b w:val="0"/>
+                <w:color w:val="1E293B"/>
+                <w:sz w:val="14"/>
+              </w:rPr>
+              <w:t>Preview pane</w:t>
+            </w:r>
+          </w:p>
+        </w:tc>
+        <w:tc>
+          <w:tcPr>
+            <w:tcW w:type="dxa" w:w="5040"/>
+            <w:vAlign w:val="center"/>
+          </w:tcPr>
+          <w:p>
+            <w:pPr>
+              <w:keepLines/>
+              <w:spacing w:after="0"/>
+            </w:pPr>
+            <w:r/>
+            <w:r>
+              <w:rPr>
+                <w:rFonts w:ascii="Aptos" w:hAnsi="Aptos"/>
+                <w:b w:val="0"/>
+                <w:color w:val="1E293B"/>
+                <w:sz w:val="14"/>
+              </w:rPr>
+              <w:t>Owner-only generated UI, readiness/live-update state and fixed application/API routes.</w:t>
+            </w:r>
+          </w:p>
+        </w:tc>
+        <w:tc>
+          <w:tcPr>
+            <w:tcW w:type="dxa" w:w="3096"/>
+            <w:vAlign w:val="center"/>
+          </w:tcPr>
+          <w:p>
+            <w:pPr>
+              <w:keepLines/>
+              <w:spacing w:after="0"/>
+            </w:pPr>
+            <w:r/>
+            <w:r>
+              <w:rPr>
+                <w:rFonts w:ascii="Aptos" w:hAnsi="Aptos"/>
+                <w:b w:val="0"/>
+                <w:color w:val="1E293B"/>
+                <w:sz w:val="14"/>
+              </w:rPr>
+              <w:t>Arbitrary upstream, platform session cookie or Deploy/publish control.</w:t>
+            </w:r>
+          </w:p>
+        </w:tc>
+      </w:tr>
+      <w:tr>
+        <w:trPr>
+          <w:cantSplit/>
+        </w:trPr>
+        <w:tc>
+          <w:tcPr>
+            <w:tcW w:type="dxa" w:w="1944"/>
+            <w:shd w:val="clear" w:fill="F8FAFC"/>
+            <w:vAlign w:val="center"/>
+          </w:tcPr>
+          <w:p>
+            <w:pPr>
+              <w:keepLines/>
+              <w:spacing w:after="0"/>
+            </w:pPr>
+            <w:r/>
+            <w:r>
+              <w:rPr>
+                <w:rFonts w:ascii="Aptos" w:hAnsi="Aptos"/>
+                <w:b w:val="0"/>
+                <w:color w:val="1E293B"/>
+                <w:sz w:val="14"/>
+              </w:rPr>
+              <w:t>Status and recovery</w:t>
+            </w:r>
+          </w:p>
+        </w:tc>
+        <w:tc>
+          <w:tcPr>
+            <w:tcW w:type="dxa" w:w="5040"/>
+            <w:shd w:val="clear" w:fill="F8FAFC"/>
+            <w:vAlign w:val="center"/>
+          </w:tcPr>
+          <w:p>
+            <w:pPr>
+              <w:keepLines/>
+              <w:spacing w:after="0"/>
+            </w:pPr>
+            <w:r/>
+            <w:r>
+              <w:rPr>
+                <w:rFonts w:ascii="Aptos" w:hAnsi="Aptos"/>
+                <w:b w:val="0"/>
+                <w:color w:val="1E293B"/>
+                <w:sz w:val="14"/>
+              </w:rPr>
+              <w:t>Waiting, Recovering, Action required, autosave-versus-version distinction and correlation reference.</w:t>
+            </w:r>
+          </w:p>
+        </w:tc>
+        <w:tc>
+          <w:tcPr>
+            <w:tcW w:type="dxa" w:w="3096"/>
+            <w:shd w:val="clear" w:fill="F8FAFC"/>
+            <w:vAlign w:val="center"/>
+          </w:tcPr>
+          <w:p>
+            <w:pPr>
+              <w:keepLines/>
+              <w:spacing w:after="0"/>
+            </w:pPr>
+            <w:r/>
+            <w:r>
+              <w:rPr>
+                <w:rFonts w:ascii="Aptos" w:hAnsi="Aptos"/>
+                <w:b w:val="0"/>
+                <w:color w:val="1E293B"/>
+                <w:sz w:val="14"/>
+              </w:rPr>
+              <w:t>Generic success when a required verification is incomplete.</w:t>
+            </w:r>
+          </w:p>
+        </w:tc>
+      </w:tr>
+    </w:tbl>
+    <w:p>
+      <w:pPr>
+        <w:spacing w:after="0"/>
+      </w:pPr>
     </w:p>
     <w:p>
       <w:pPr>
@@ -8937,6 +9385,41 @@
         <w:spacing w:after="0"/>
       </w:pPr>
     </w:p>
+    <w:tbl>
+      <w:tblPr>
+        <w:tblW w:type="auto" w:w="0"/>
+        <w:tblLook w:firstColumn="1" w:firstRow="1" w:lastColumn="0" w:lastRow="0" w:noHBand="0" w:noVBand="1" w:val="04A0"/>
+      </w:tblPr>
+      <w:tblGrid>
+        <w:gridCol w:w="10282"/>
+      </w:tblGrid>
+      <w:tr>
+        <w:tc>
+          <w:tcPr>
+            <w:tcW w:type="dxa" w:w="10282"/>
+            <w:shd w:val="clear" w:fill="CCFBF1"/>
+          </w:tcPr>
+          <w:p>
+            <w:pPr>
+              <w:spacing w:after="0"/>
+            </w:pPr>
+            <w:r>
+              <w:rPr>
+                <w:b/>
+                <w:color w:val="0F766E"/>
+                <w:sz w:val="19"/>
+              </w:rPr>
+              <w:t>Each detailed Use Case is a ten-field executable product contract. Business Rules are canonical BR references, not hidden prose in the flow.</w:t>
+            </w:r>
+          </w:p>
+        </w:tc>
+      </w:tr>
+    </w:tbl>
+    <w:p>
+      <w:pPr>
+        <w:spacing w:after="0"/>
+      </w:pPr>
+    </w:p>
     <w:p>
       <w:r>
         <w:br w:type="page"/>
@@ -8992,7 +9475,7 @@
                 <w:rFonts w:ascii="Aptos" w:hAnsi="Aptos"/>
                 <w:b/>
                 <w:color w:val="1E3A8A"/>
-                <w:sz w:val="16"/>
+                <w:sz w:val="15"/>
               </w:rPr>
               <w:t>Field</w:t>
             </w:r>
@@ -9015,7 +9498,7 @@
                 <w:rFonts w:ascii="Aptos" w:hAnsi="Aptos"/>
                 <w:b/>
                 <w:color w:val="1E3A8A"/>
-                <w:sz w:val="16"/>
+                <w:sz w:val="15"/>
               </w:rPr>
               <w:t>Definition</w:t>
             </w:r>
@@ -9042,7 +9525,7 @@
                 <w:rFonts w:ascii="Aptos" w:hAnsi="Aptos"/>
                 <w:b w:val="0"/>
                 <w:color w:val="1E293B"/>
-                <w:sz w:val="16"/>
+                <w:sz w:val="15"/>
               </w:rPr>
               <w:t>Actors</w:t>
             </w:r>
@@ -9064,7 +9547,7 @@
                 <w:rFonts w:ascii="Aptos" w:hAnsi="Aptos"/>
                 <w:b w:val="0"/>
                 <w:color w:val="1E293B"/>
-                <w:sz w:val="16"/>
+                <w:sz w:val="15"/>
               </w:rPr>
               <w:t>ACT-01</w:t>
             </w:r>
@@ -9092,9 +9575,9 @@
                 <w:rFonts w:ascii="Aptos" w:hAnsi="Aptos"/>
                 <w:b w:val="0"/>
                 <w:color w:val="1E293B"/>
-                <w:sz w:val="16"/>
-              </w:rPr>
-              <w:t>Preconditions</w:t>
+                <w:sz w:val="15"/>
+              </w:rPr>
+              <w:t>Module</w:t>
             </w:r>
           </w:p>
         </w:tc>
@@ -9115,9 +9598,9 @@
                 <w:rFonts w:ascii="Aptos" w:hAnsi="Aptos"/>
                 <w:b w:val="0"/>
                 <w:color w:val="1E293B"/>
-                <w:sz w:val="16"/>
-              </w:rPr>
-              <w:t>Active account with one current primary default organization membership.</w:t>
+                <w:sz w:val="15"/>
+              </w:rPr>
+              <w:t>M01 — Identity, organization placement and owned projects</w:t>
             </w:r>
           </w:p>
         </w:tc>
@@ -9142,9 +9625,9 @@
                 <w:rFonts w:ascii="Aptos" w:hAnsi="Aptos"/>
                 <w:b w:val="0"/>
                 <w:color w:val="1E293B"/>
-                <w:sz w:val="16"/>
-              </w:rPr>
-              <w:t>Main flow</w:t>
+                <w:sz w:val="15"/>
+              </w:rPr>
+              <w:t>Layer</w:t>
             </w:r>
           </w:p>
         </w:tc>
@@ -9164,9 +9647,9 @@
                 <w:rFonts w:ascii="Aptos" w:hAnsi="Aptos"/>
                 <w:b w:val="0"/>
                 <w:color w:val="1E293B"/>
-                <w:sz w:val="16"/>
-              </w:rPr>
-              <w:t>Sign in → validate organization placement → secure session → owner-scoped project list.</w:t>
+                <w:sz w:val="15"/>
+              </w:rPr>
+              <w:t>Presentation + Application + Domain</w:t>
             </w:r>
           </w:p>
         </w:tc>
@@ -9192,9 +9675,9 @@
                 <w:rFonts w:ascii="Aptos" w:hAnsi="Aptos"/>
                 <w:b w:val="0"/>
                 <w:color w:val="1E293B"/>
-                <w:sz w:val="16"/>
-              </w:rPr>
-              <w:t>Failure / recovery</w:t>
+                <w:sz w:val="15"/>
+              </w:rPr>
+              <w:t>Preconditions</w:t>
             </w:r>
           </w:p>
         </w:tc>
@@ -9215,9 +9698,9 @@
                 <w:rFonts w:ascii="Aptos" w:hAnsi="Aptos"/>
                 <w:b w:val="0"/>
                 <w:color w:val="1E293B"/>
-                <w:sz w:val="16"/>
-              </w:rPr>
-              <w:t>Invalid membership fails provisioning closed; same OU/Department never reveals another owner’s project.</w:t>
+                <w:sz w:val="15"/>
+              </w:rPr>
+              <w:t>Active account with one current primary default organization membership.</w:t>
             </w:r>
           </w:p>
         </w:tc>
@@ -9242,9 +9725,9 @@
                 <w:rFonts w:ascii="Aptos" w:hAnsi="Aptos"/>
                 <w:b w:val="0"/>
                 <w:color w:val="1E293B"/>
-                <w:sz w:val="16"/>
-              </w:rPr>
-              <w:t>Acceptance evidence</w:t>
+                <w:sz w:val="15"/>
+              </w:rPr>
+              <w:t>Main flow</w:t>
             </w:r>
           </w:p>
         </w:tc>
@@ -9264,9 +9747,9 @@
                 <w:rFonts w:ascii="Aptos" w:hAnsi="Aptos"/>
                 <w:b w:val="0"/>
                 <w:color w:val="1E293B"/>
-                <w:sz w:val="16"/>
-              </w:rPr>
-              <w:t>Authenticated session; default Organization/OU/Department exists; no cross-owner project visibility.</w:t>
+                <w:sz w:val="15"/>
+              </w:rPr>
+              <w:t>Sign in → validate organization placement → create secure session → show owner-scoped project list.</w:t>
             </w:r>
           </w:p>
         </w:tc>
@@ -9292,9 +9775,9 @@
                 <w:rFonts w:ascii="Aptos" w:hAnsi="Aptos"/>
                 <w:b w:val="0"/>
                 <w:color w:val="1E293B"/>
-                <w:sz w:val="16"/>
-              </w:rPr>
-              <w:t>Story trace</w:t>
+                <w:sz w:val="15"/>
+              </w:rPr>
+              <w:t>Business Rules</w:t>
             </w:r>
           </w:p>
         </w:tc>
@@ -9315,7 +9798,207 @@
                 <w:rFonts w:ascii="Aptos" w:hAnsi="Aptos"/>
                 <w:b w:val="0"/>
                 <w:color w:val="1E293B"/>
-                <w:sz w:val="16"/>
+                <w:sz w:val="15"/>
+              </w:rPr>
+              <w:t>BR-01, BR-02, BR-17</w:t>
+            </w:r>
+          </w:p>
+        </w:tc>
+      </w:tr>
+      <w:tr>
+        <w:trPr>
+          <w:cantSplit/>
+        </w:trPr>
+        <w:tc>
+          <w:tcPr>
+            <w:tcW w:type="dxa" w:w="2232"/>
+            <w:vAlign w:val="center"/>
+          </w:tcPr>
+          <w:p>
+            <w:pPr>
+              <w:keepLines/>
+              <w:spacing w:after="0"/>
+            </w:pPr>
+            <w:r/>
+            <w:r>
+              <w:rPr>
+                <w:rFonts w:ascii="Aptos" w:hAnsi="Aptos"/>
+                <w:b w:val="0"/>
+                <w:color w:val="1E293B"/>
+                <w:sz w:val="15"/>
+              </w:rPr>
+              <w:t>Security Guard</w:t>
+            </w:r>
+          </w:p>
+        </w:tc>
+        <w:tc>
+          <w:tcPr>
+            <w:tcW w:type="dxa" w:w="7848"/>
+            <w:vAlign w:val="center"/>
+          </w:tcPr>
+          <w:p>
+            <w:pPr>
+              <w:keepLines/>
+              <w:spacing w:after="0"/>
+            </w:pPr>
+            <w:r/>
+            <w:r>
+              <w:rPr>
+                <w:rFonts w:ascii="Aptos" w:hAnsi="Aptos"/>
+                <w:b w:val="0"/>
+                <w:color w:val="1E293B"/>
+                <w:sz w:val="15"/>
+              </w:rPr>
+              <w:t>Secure session, CSRF, session rotation and object-level owner authorization.</w:t>
+            </w:r>
+          </w:p>
+        </w:tc>
+      </w:tr>
+      <w:tr>
+        <w:trPr>
+          <w:cantSplit/>
+        </w:trPr>
+        <w:tc>
+          <w:tcPr>
+            <w:tcW w:type="dxa" w:w="2232"/>
+            <w:shd w:val="clear" w:fill="F8FAFC"/>
+            <w:vAlign w:val="center"/>
+          </w:tcPr>
+          <w:p>
+            <w:pPr>
+              <w:keepLines/>
+              <w:spacing w:after="0"/>
+            </w:pPr>
+            <w:r/>
+            <w:r>
+              <w:rPr>
+                <w:rFonts w:ascii="Aptos" w:hAnsi="Aptos"/>
+                <w:b w:val="0"/>
+                <w:color w:val="1E293B"/>
+                <w:sz w:val="15"/>
+              </w:rPr>
+              <w:t>Failure / Recovery</w:t>
+            </w:r>
+          </w:p>
+        </w:tc>
+        <w:tc>
+          <w:tcPr>
+            <w:tcW w:type="dxa" w:w="7848"/>
+            <w:shd w:val="clear" w:fill="F8FAFC"/>
+            <w:vAlign w:val="center"/>
+          </w:tcPr>
+          <w:p>
+            <w:pPr>
+              <w:keepLines/>
+              <w:spacing w:after="0"/>
+            </w:pPr>
+            <w:r/>
+            <w:r>
+              <w:rPr>
+                <w:rFonts w:ascii="Aptos" w:hAnsi="Aptos"/>
+                <w:b w:val="0"/>
+                <w:color w:val="1E293B"/>
+                <w:sz w:val="15"/>
+              </w:rPr>
+              <w:t>Invalid membership fails provisioning closed; same OU/Department never reveals another owner’s project.</w:t>
+            </w:r>
+          </w:p>
+        </w:tc>
+      </w:tr>
+      <w:tr>
+        <w:trPr>
+          <w:cantSplit/>
+        </w:trPr>
+        <w:tc>
+          <w:tcPr>
+            <w:tcW w:type="dxa" w:w="2232"/>
+            <w:vAlign w:val="center"/>
+          </w:tcPr>
+          <w:p>
+            <w:pPr>
+              <w:keepLines/>
+              <w:spacing w:after="0"/>
+            </w:pPr>
+            <w:r/>
+            <w:r>
+              <w:rPr>
+                <w:rFonts w:ascii="Aptos" w:hAnsi="Aptos"/>
+                <w:b w:val="0"/>
+                <w:color w:val="1E293B"/>
+                <w:sz w:val="15"/>
+              </w:rPr>
+              <w:t>Acceptance evidence</w:t>
+            </w:r>
+          </w:p>
+        </w:tc>
+        <w:tc>
+          <w:tcPr>
+            <w:tcW w:type="dxa" w:w="7848"/>
+            <w:vAlign w:val="center"/>
+          </w:tcPr>
+          <w:p>
+            <w:pPr>
+              <w:keepLines/>
+              <w:spacing w:after="0"/>
+            </w:pPr>
+            <w:r/>
+            <w:r>
+              <w:rPr>
+                <w:rFonts w:ascii="Aptos" w:hAnsi="Aptos"/>
+                <w:b w:val="0"/>
+                <w:color w:val="1E293B"/>
+                <w:sz w:val="15"/>
+              </w:rPr>
+              <w:t>Authenticated session; default Organization/OU/Department exists; no cross-owner project visibility.</w:t>
+            </w:r>
+          </w:p>
+        </w:tc>
+      </w:tr>
+      <w:tr>
+        <w:trPr>
+          <w:cantSplit/>
+        </w:trPr>
+        <w:tc>
+          <w:tcPr>
+            <w:tcW w:type="dxa" w:w="2232"/>
+            <w:shd w:val="clear" w:fill="F8FAFC"/>
+            <w:vAlign w:val="center"/>
+          </w:tcPr>
+          <w:p>
+            <w:pPr>
+              <w:keepLines/>
+              <w:spacing w:after="0"/>
+            </w:pPr>
+            <w:r/>
+            <w:r>
+              <w:rPr>
+                <w:rFonts w:ascii="Aptos" w:hAnsi="Aptos"/>
+                <w:b w:val="0"/>
+                <w:color w:val="1E293B"/>
+                <w:sz w:val="15"/>
+              </w:rPr>
+              <w:t>Story trace</w:t>
+            </w:r>
+          </w:p>
+        </w:tc>
+        <w:tc>
+          <w:tcPr>
+            <w:tcW w:type="dxa" w:w="7848"/>
+            <w:shd w:val="clear" w:fill="F8FAFC"/>
+            <w:vAlign w:val="center"/>
+          </w:tcPr>
+          <w:p>
+            <w:pPr>
+              <w:keepLines/>
+              <w:spacing w:after="0"/>
+            </w:pPr>
+            <w:r/>
+            <w:r>
+              <w:rPr>
+                <w:rFonts w:ascii="Aptos" w:hAnsi="Aptos"/>
+                <w:b w:val="0"/>
+                <w:color w:val="1E293B"/>
+                <w:sz w:val="15"/>
               </w:rPr>
               <w:t>US-01, US-02, US-27</w:t>
             </w:r>
@@ -9327,6 +10010,65 @@
       <w:pPr>
         <w:spacing w:after="0"/>
       </w:pPr>
+    </w:p>
+    <w:p>
+      <w:pPr>
+        <w:spacing w:after="40"/>
+        <w:jc w:val="center"/>
+      </w:pPr>
+      <w:r>
+        <w:drawing>
+          <wp:inline xmlns:a="http://schemas.openxmlformats.org/drawingml/2006/main" xmlns:pic="http://schemas.openxmlformats.org/drawingml/2006/picture">
+            <wp:extent cx="6446520" cy="3053615"/>
+            <wp:docPr id="3" name="Picture 3"/>
+            <wp:cNvGraphicFramePr>
+              <a:graphicFrameLocks noChangeAspect="1"/>
+            </wp:cNvGraphicFramePr>
+            <a:graphic>
+              <a:graphicData uri="http://schemas.openxmlformats.org/drawingml/2006/picture">
+                <pic:pic>
+                  <pic:nvPicPr>
+                    <pic:cNvPr id="0" name="uc-01-flow.png"/>
+                    <pic:cNvPicPr/>
+                  </pic:nvPicPr>
+                  <pic:blipFill>
+                    <a:blip r:embed="rId13"/>
+                    <a:stretch>
+                      <a:fillRect/>
+                    </a:stretch>
+                  </pic:blipFill>
+                  <pic:spPr>
+                    <a:xfrm>
+                      <a:off x="0" y="0"/>
+                      <a:ext cx="6446520" cy="3053615"/>
+                    </a:xfrm>
+                    <a:prstGeom prst="rect"/>
+                  </pic:spPr>
+                </pic:pic>
+              </a:graphicData>
+            </a:graphic>
+          </wp:inline>
+        </w:drawing>
+      </w:r>
+    </w:p>
+    <w:p>
+      <w:pPr>
+        <w:spacing w:after="80"/>
+        <w:jc w:val="center"/>
+      </w:pPr>
+      <w:r>
+        <w:rPr>
+          <w:i/>
+          <w:color w:val="475569"/>
+          <w:sz w:val="16"/>
+        </w:rPr>
+        <w:t>Figure UC-01 — Main, alternative/failure and evidence flow for Sign in and view projects.</w:t>
+      </w:r>
+    </w:p>
+    <w:p>
+      <w:r>
+        <w:br w:type="page"/>
+      </w:r>
     </w:p>
     <w:p>
       <w:pPr>
@@ -9369,7 +10111,7 @@
                 <w:rFonts w:ascii="Aptos" w:hAnsi="Aptos"/>
                 <w:b/>
                 <w:color w:val="1E3A8A"/>
-                <w:sz w:val="16"/>
+                <w:sz w:val="15"/>
               </w:rPr>
               <w:t>Field</w:t>
             </w:r>
@@ -9392,7 +10134,7 @@
                 <w:rFonts w:ascii="Aptos" w:hAnsi="Aptos"/>
                 <w:b/>
                 <w:color w:val="1E3A8A"/>
-                <w:sz w:val="16"/>
+                <w:sz w:val="15"/>
               </w:rPr>
               <w:t>Definition</w:t>
             </w:r>
@@ -9419,7 +10161,7 @@
                 <w:rFonts w:ascii="Aptos" w:hAnsi="Aptos"/>
                 <w:b w:val="0"/>
                 <w:color w:val="1E293B"/>
-                <w:sz w:val="16"/>
+                <w:sz w:val="15"/>
               </w:rPr>
               <w:t>Actors</w:t>
             </w:r>
@@ -9441,7 +10183,7 @@
                 <w:rFonts w:ascii="Aptos" w:hAnsi="Aptos"/>
                 <w:b w:val="0"/>
                 <w:color w:val="1E293B"/>
-                <w:sz w:val="16"/>
+                <w:sz w:val="15"/>
               </w:rPr>
               <w:t>ACT-01</w:t>
             </w:r>
@@ -9469,9 +10211,9 @@
                 <w:rFonts w:ascii="Aptos" w:hAnsi="Aptos"/>
                 <w:b w:val="0"/>
                 <w:color w:val="1E293B"/>
-                <w:sz w:val="16"/>
-              </w:rPr>
-              <w:t>Preconditions</w:t>
+                <w:sz w:val="15"/>
+              </w:rPr>
+              <w:t>Module</w:t>
             </w:r>
           </w:p>
         </w:tc>
@@ -9492,9 +10234,9 @@
                 <w:rFonts w:ascii="Aptos" w:hAnsi="Aptos"/>
                 <w:b w:val="0"/>
                 <w:color w:val="1E293B"/>
-                <w:sz w:val="16"/>
-              </w:rPr>
-              <w:t>Authenticated user; approved template available.</w:t>
+                <w:sz w:val="15"/>
+              </w:rPr>
+              <w:t>M02 — Project and immutable template registry</w:t>
             </w:r>
           </w:p>
         </w:tc>
@@ -9519,9 +10261,9 @@
                 <w:rFonts w:ascii="Aptos" w:hAnsi="Aptos"/>
                 <w:b w:val="0"/>
                 <w:color w:val="1E293B"/>
-                <w:sz w:val="16"/>
-              </w:rPr>
-              <w:t>Main flow</w:t>
+                <w:sz w:val="15"/>
+              </w:rPr>
+              <w:t>Layer</w:t>
             </w:r>
           </w:p>
         </w:tc>
@@ -9541,9 +10283,9 @@
                 <w:rFonts w:ascii="Aptos" w:hAnsi="Aptos"/>
                 <w:b w:val="0"/>
                 <w:color w:val="1E293B"/>
-                <w:sz w:val="16"/>
-              </w:rPr>
-              <w:t>Enter project name/goal → create once → initialize durable workspace → open project.</w:t>
+                <w:sz w:val="15"/>
+              </w:rPr>
+              <w:t>Presentation + Application + Domain + Runtime</w:t>
             </w:r>
           </w:p>
         </w:tc>
@@ -9569,9 +10311,9 @@
                 <w:rFonts w:ascii="Aptos" w:hAnsi="Aptos"/>
                 <w:b w:val="0"/>
                 <w:color w:val="1E293B"/>
-                <w:sz w:val="16"/>
-              </w:rPr>
-              <w:t>Failure / recovery</w:t>
+                <w:sz w:val="15"/>
+              </w:rPr>
+              <w:t>Preconditions</w:t>
             </w:r>
           </w:p>
         </w:tc>
@@ -9592,9 +10334,9 @@
                 <w:rFonts w:ascii="Aptos" w:hAnsi="Aptos"/>
                 <w:b w:val="0"/>
                 <w:color w:val="1E293B"/>
-                <w:sz w:val="16"/>
-              </w:rPr>
-              <w:t>Initialization remains recoverable and retry does not create a duplicate.</w:t>
+                <w:sz w:val="15"/>
+              </w:rPr>
+              <w:t>Authenticated owner; approved template available; idempotency key allocated.</w:t>
             </w:r>
           </w:p>
         </w:tc>
@@ -9619,9 +10361,9 @@
                 <w:rFonts w:ascii="Aptos" w:hAnsi="Aptos"/>
                 <w:b w:val="0"/>
                 <w:color w:val="1E293B"/>
-                <w:sz w:val="16"/>
-              </w:rPr>
-              <w:t>Acceptance evidence</w:t>
+                <w:sz w:val="15"/>
+              </w:rPr>
+              <w:t>Main flow</w:t>
             </w:r>
           </w:p>
         </w:tc>
@@ -9641,9 +10383,9 @@
                 <w:rFonts w:ascii="Aptos" w:hAnsi="Aptos"/>
                 <w:b w:val="0"/>
                 <w:color w:val="1E293B"/>
-                <w:sz w:val="16"/>
-              </w:rPr>
-              <w:t>Project owns one template lock, workspace and preview identity.</w:t>
+                <w:sz w:val="15"/>
+              </w:rPr>
+              <w:t>Enter project name and goal → create once → pin template → initialize Git/SQLite/workspace → open project.</w:t>
             </w:r>
           </w:p>
         </w:tc>
@@ -9669,9 +10411,9 @@
                 <w:rFonts w:ascii="Aptos" w:hAnsi="Aptos"/>
                 <w:b w:val="0"/>
                 <w:color w:val="1E293B"/>
-                <w:sz w:val="16"/>
-              </w:rPr>
-              <w:t>Story trace</w:t>
+                <w:sz w:val="15"/>
+              </w:rPr>
+              <w:t>Business Rules</w:t>
             </w:r>
           </w:p>
         </w:tc>
@@ -9692,7 +10434,207 @@
                 <w:rFonts w:ascii="Aptos" w:hAnsi="Aptos"/>
                 <w:b w:val="0"/>
                 <w:color w:val="1E293B"/>
-                <w:sz w:val="16"/>
+                <w:sz w:val="15"/>
+              </w:rPr>
+              <w:t>BR-01, BR-03, BR-13, BR-17</w:t>
+            </w:r>
+          </w:p>
+        </w:tc>
+      </w:tr>
+      <w:tr>
+        <w:trPr>
+          <w:cantSplit/>
+        </w:trPr>
+        <w:tc>
+          <w:tcPr>
+            <w:tcW w:type="dxa" w:w="2232"/>
+            <w:vAlign w:val="center"/>
+          </w:tcPr>
+          <w:p>
+            <w:pPr>
+              <w:keepLines/>
+              <w:spacing w:after="0"/>
+            </w:pPr>
+            <w:r/>
+            <w:r>
+              <w:rPr>
+                <w:rFonts w:ascii="Aptos" w:hAnsi="Aptos"/>
+                <w:b w:val="0"/>
+                <w:color w:val="1E293B"/>
+                <w:sz w:val="15"/>
+              </w:rPr>
+              <w:t>Security Guard</w:t>
+            </w:r>
+          </w:p>
+        </w:tc>
+        <w:tc>
+          <w:tcPr>
+            <w:tcW w:type="dxa" w:w="7848"/>
+            <w:vAlign w:val="center"/>
+          </w:tcPr>
+          <w:p>
+            <w:pPr>
+              <w:keepLines/>
+              <w:spacing w:after="0"/>
+            </w:pPr>
+            <w:r/>
+            <w:r>
+              <w:rPr>
+                <w:rFonts w:ascii="Aptos" w:hAnsi="Aptos"/>
+                <w:b w:val="0"/>
+                <w:color w:val="1E293B"/>
+                <w:sz w:val="15"/>
+              </w:rPr>
+              <w:t>Owner command, idempotency uniqueness, template allowlist and path-safe initialization.</w:t>
+            </w:r>
+          </w:p>
+        </w:tc>
+      </w:tr>
+      <w:tr>
+        <w:trPr>
+          <w:cantSplit/>
+        </w:trPr>
+        <w:tc>
+          <w:tcPr>
+            <w:tcW w:type="dxa" w:w="2232"/>
+            <w:shd w:val="clear" w:fill="F8FAFC"/>
+            <w:vAlign w:val="center"/>
+          </w:tcPr>
+          <w:p>
+            <w:pPr>
+              <w:keepLines/>
+              <w:spacing w:after="0"/>
+            </w:pPr>
+            <w:r/>
+            <w:r>
+              <w:rPr>
+                <w:rFonts w:ascii="Aptos" w:hAnsi="Aptos"/>
+                <w:b w:val="0"/>
+                <w:color w:val="1E293B"/>
+                <w:sz w:val="15"/>
+              </w:rPr>
+              <w:t>Failure / Recovery</w:t>
+            </w:r>
+          </w:p>
+        </w:tc>
+        <w:tc>
+          <w:tcPr>
+            <w:tcW w:type="dxa" w:w="7848"/>
+            <w:shd w:val="clear" w:fill="F8FAFC"/>
+            <w:vAlign w:val="center"/>
+          </w:tcPr>
+          <w:p>
+            <w:pPr>
+              <w:keepLines/>
+              <w:spacing w:after="0"/>
+            </w:pPr>
+            <w:r/>
+            <w:r>
+              <w:rPr>
+                <w:rFonts w:ascii="Aptos" w:hAnsi="Aptos"/>
+                <w:b w:val="0"/>
+                <w:color w:val="1E293B"/>
+                <w:sz w:val="15"/>
+              </w:rPr>
+              <w:t>Initialization remains recoverable and retry returns the same project rather than creating a duplicate.</w:t>
+            </w:r>
+          </w:p>
+        </w:tc>
+      </w:tr>
+      <w:tr>
+        <w:trPr>
+          <w:cantSplit/>
+        </w:trPr>
+        <w:tc>
+          <w:tcPr>
+            <w:tcW w:type="dxa" w:w="2232"/>
+            <w:vAlign w:val="center"/>
+          </w:tcPr>
+          <w:p>
+            <w:pPr>
+              <w:keepLines/>
+              <w:spacing w:after="0"/>
+            </w:pPr>
+            <w:r/>
+            <w:r>
+              <w:rPr>
+                <w:rFonts w:ascii="Aptos" w:hAnsi="Aptos"/>
+                <w:b w:val="0"/>
+                <w:color w:val="1E293B"/>
+                <w:sz w:val="15"/>
+              </w:rPr>
+              <w:t>Acceptance evidence</w:t>
+            </w:r>
+          </w:p>
+        </w:tc>
+        <w:tc>
+          <w:tcPr>
+            <w:tcW w:type="dxa" w:w="7848"/>
+            <w:vAlign w:val="center"/>
+          </w:tcPr>
+          <w:p>
+            <w:pPr>
+              <w:keepLines/>
+              <w:spacing w:after="0"/>
+            </w:pPr>
+            <w:r/>
+            <w:r>
+              <w:rPr>
+                <w:rFonts w:ascii="Aptos" w:hAnsi="Aptos"/>
+                <w:b w:val="0"/>
+                <w:color w:val="1E293B"/>
+                <w:sz w:val="15"/>
+              </w:rPr>
+              <w:t>Project owns one template lock, generated repository, workspace and preview identity.</w:t>
+            </w:r>
+          </w:p>
+        </w:tc>
+      </w:tr>
+      <w:tr>
+        <w:trPr>
+          <w:cantSplit/>
+        </w:trPr>
+        <w:tc>
+          <w:tcPr>
+            <w:tcW w:type="dxa" w:w="2232"/>
+            <w:shd w:val="clear" w:fill="F8FAFC"/>
+            <w:vAlign w:val="center"/>
+          </w:tcPr>
+          <w:p>
+            <w:pPr>
+              <w:keepLines/>
+              <w:spacing w:after="0"/>
+            </w:pPr>
+            <w:r/>
+            <w:r>
+              <w:rPr>
+                <w:rFonts w:ascii="Aptos" w:hAnsi="Aptos"/>
+                <w:b w:val="0"/>
+                <w:color w:val="1E293B"/>
+                <w:sz w:val="15"/>
+              </w:rPr>
+              <w:t>Story trace</w:t>
+            </w:r>
+          </w:p>
+        </w:tc>
+        <w:tc>
+          <w:tcPr>
+            <w:tcW w:type="dxa" w:w="7848"/>
+            <w:shd w:val="clear" w:fill="F8FAFC"/>
+            <w:vAlign w:val="center"/>
+          </w:tcPr>
+          <w:p>
+            <w:pPr>
+              <w:keepLines/>
+              <w:spacing w:after="0"/>
+            </w:pPr>
+            <w:r/>
+            <w:r>
+              <w:rPr>
+                <w:rFonts w:ascii="Aptos" w:hAnsi="Aptos"/>
+                <w:b w:val="0"/>
+                <w:color w:val="1E293B"/>
+                <w:sz w:val="15"/>
               </w:rPr>
               <w:t>US-03, US-04</w:t>
             </w:r>
@@ -9704,6 +10646,60 @@
       <w:pPr>
         <w:spacing w:after="0"/>
       </w:pPr>
+    </w:p>
+    <w:p>
+      <w:pPr>
+        <w:spacing w:after="40"/>
+        <w:jc w:val="center"/>
+      </w:pPr>
+      <w:r>
+        <w:drawing>
+          <wp:inline xmlns:a="http://schemas.openxmlformats.org/drawingml/2006/main" xmlns:pic="http://schemas.openxmlformats.org/drawingml/2006/picture">
+            <wp:extent cx="6446520" cy="3053615"/>
+            <wp:docPr id="4" name="Picture 4"/>
+            <wp:cNvGraphicFramePr>
+              <a:graphicFrameLocks noChangeAspect="1"/>
+            </wp:cNvGraphicFramePr>
+            <a:graphic>
+              <a:graphicData uri="http://schemas.openxmlformats.org/drawingml/2006/picture">
+                <pic:pic>
+                  <pic:nvPicPr>
+                    <pic:cNvPr id="0" name="uc-02-flow.png"/>
+                    <pic:cNvPicPr/>
+                  </pic:nvPicPr>
+                  <pic:blipFill>
+                    <a:blip r:embed="rId14"/>
+                    <a:stretch>
+                      <a:fillRect/>
+                    </a:stretch>
+                  </pic:blipFill>
+                  <pic:spPr>
+                    <a:xfrm>
+                      <a:off x="0" y="0"/>
+                      <a:ext cx="6446520" cy="3053615"/>
+                    </a:xfrm>
+                    <a:prstGeom prst="rect"/>
+                  </pic:spPr>
+                </pic:pic>
+              </a:graphicData>
+            </a:graphic>
+          </wp:inline>
+        </w:drawing>
+      </w:r>
+    </w:p>
+    <w:p>
+      <w:pPr>
+        <w:spacing w:after="80"/>
+        <w:jc w:val="center"/>
+      </w:pPr>
+      <w:r>
+        <w:rPr>
+          <w:i/>
+          <w:color w:val="475569"/>
+          <w:sz w:val="16"/>
+        </w:rPr>
+        <w:t>Figure UC-02 — Main, alternative/failure and evidence flow for Create and open project.</w:t>
+      </w:r>
     </w:p>
     <w:p>
       <w:r>
@@ -9751,7 +10747,7 @@
                 <w:rFonts w:ascii="Aptos" w:hAnsi="Aptos"/>
                 <w:b/>
                 <w:color w:val="1E3A8A"/>
-                <w:sz w:val="16"/>
+                <w:sz w:val="15"/>
               </w:rPr>
               <w:t>Field</w:t>
             </w:r>
@@ -9774,7 +10770,7 @@
                 <w:rFonts w:ascii="Aptos" w:hAnsi="Aptos"/>
                 <w:b/>
                 <w:color w:val="1E3A8A"/>
-                <w:sz w:val="16"/>
+                <w:sz w:val="15"/>
               </w:rPr>
               <w:t>Definition</w:t>
             </w:r>
@@ -9801,7 +10797,7 @@
                 <w:rFonts w:ascii="Aptos" w:hAnsi="Aptos"/>
                 <w:b w:val="0"/>
                 <w:color w:val="1E293B"/>
-                <w:sz w:val="16"/>
+                <w:sz w:val="15"/>
               </w:rPr>
               <w:t>Actors</w:t>
             </w:r>
@@ -9823,7 +10819,7 @@
                 <w:rFonts w:ascii="Aptos" w:hAnsi="Aptos"/>
                 <w:b w:val="0"/>
                 <w:color w:val="1E293B"/>
-                <w:sz w:val="16"/>
+                <w:sz w:val="15"/>
               </w:rPr>
               <w:t>ACT-01</w:t>
             </w:r>
@@ -9851,9 +10847,9 @@
                 <w:rFonts w:ascii="Aptos" w:hAnsi="Aptos"/>
                 <w:b w:val="0"/>
                 <w:color w:val="1E293B"/>
-                <w:sz w:val="16"/>
-              </w:rPr>
-              <w:t>Preconditions</w:t>
+                <w:sz w:val="15"/>
+              </w:rPr>
+              <w:t>Module</w:t>
             </w:r>
           </w:p>
         </w:tc>
@@ -9874,9 +10870,9 @@
                 <w:rFonts w:ascii="Aptos" w:hAnsi="Aptos"/>
                 <w:b w:val="0"/>
                 <w:color w:val="1E293B"/>
-                <w:sz w:val="16"/>
-              </w:rPr>
-              <w:t>Owned project; session available.</w:t>
+                <w:sz w:val="15"/>
+              </w:rPr>
+              <w:t>M03 — Conversation, Agent adapter and Agent Job</w:t>
             </w:r>
           </w:p>
         </w:tc>
@@ -9901,9 +10897,9 @@
                 <w:rFonts w:ascii="Aptos" w:hAnsi="Aptos"/>
                 <w:b w:val="0"/>
                 <w:color w:val="1E293B"/>
-                <w:sz w:val="16"/>
-              </w:rPr>
-              <w:t>Main flow</w:t>
+                <w:sz w:val="15"/>
+              </w:rPr>
+              <w:t>Layer</w:t>
             </w:r>
           </w:p>
         </w:tc>
@@ -9923,9 +10919,9 @@
                 <w:rFonts w:ascii="Aptos" w:hAnsi="Aptos"/>
                 <w:b w:val="0"/>
                 <w:color w:val="1E293B"/>
-                <w:sz w:val="16"/>
-              </w:rPr>
-              <w:t>Open concise prompt guidance → submit outcome → persist message → stream progress → refresh/reconnect if needed → show result and usage.</w:t>
+                <w:sz w:val="15"/>
+              </w:rPr>
+              <w:t>Presentation + Application + Runtime</w:t>
             </w:r>
           </w:p>
         </w:tc>
@@ -9951,9 +10947,9 @@
                 <w:rFonts w:ascii="Aptos" w:hAnsi="Aptos"/>
                 <w:b w:val="0"/>
                 <w:color w:val="1E293B"/>
-                <w:sz w:val="16"/>
-              </w:rPr>
-              <w:t>Failure / recovery</w:t>
+                <w:sz w:val="15"/>
+              </w:rPr>
+              <w:t>Preconditions</w:t>
             </w:r>
           </w:p>
         </w:tc>
@@ -9974,9 +10970,9 @@
                 <w:rFonts w:ascii="Aptos" w:hAnsi="Aptos"/>
                 <w:b w:val="0"/>
                 <w:color w:val="1E293B"/>
-                <w:sz w:val="16"/>
-              </w:rPr>
-              <w:t>A page refresh never starts a duplicate Cline run. A missing heartbeat shows Recover agent session; recovery terminates the old attempt before a linked retry.</w:t>
+                <w:sz w:val="15"/>
+              </w:rPr>
+              <w:t>Owned project; durable chat session exists or may be created; mutation slot is available or queueable.</w:t>
             </w:r>
           </w:p>
         </w:tc>
@@ -10001,9 +10997,9 @@
                 <w:rFonts w:ascii="Aptos" w:hAnsi="Aptos"/>
                 <w:b w:val="0"/>
                 <w:color w:val="1E293B"/>
-                <w:sz w:val="16"/>
-              </w:rPr>
-              <w:t>Acceptance evidence</w:t>
+                <w:sz w:val="15"/>
+              </w:rPr>
+              <w:t>Main flow</w:t>
             </w:r>
           </w:p>
         </w:tc>
@@ -10023,9 +11019,9 @@
                 <w:rFonts w:ascii="Aptos" w:hAnsi="Aptos"/>
                 <w:b w:val="0"/>
                 <w:color w:val="1E293B"/>
-                <w:sz w:val="16"/>
-              </w:rPr>
-              <w:t>Ordered messages/events survive reconnect; one mutation lease prevents overlapping Cline attempts.</w:t>
+                <w:sz w:val="15"/>
+              </w:rPr>
+              <w:t>Open prompt guidance → submit outcome → persist message → admit one run → stream progress → reconnect or recover → show result and usage.</w:t>
             </w:r>
           </w:p>
         </w:tc>
@@ -10051,9 +11047,9 @@
                 <w:rFonts w:ascii="Aptos" w:hAnsi="Aptos"/>
                 <w:b w:val="0"/>
                 <w:color w:val="1E293B"/>
-                <w:sz w:val="16"/>
-              </w:rPr>
-              <w:t>Story trace</w:t>
+                <w:sz w:val="15"/>
+              </w:rPr>
+              <w:t>Business Rules</w:t>
             </w:r>
           </w:p>
         </w:tc>
@@ -10074,7 +11070,207 @@
                 <w:rFonts w:ascii="Aptos" w:hAnsi="Aptos"/>
                 <w:b w:val="0"/>
                 <w:color w:val="1E293B"/>
-                <w:sz w:val="16"/>
+                <w:sz w:val="15"/>
+              </w:rPr>
+              <w:t>BR-01, BR-04, BR-05, BR-06, BR-13, BR-17</w:t>
+            </w:r>
+          </w:p>
+        </w:tc>
+      </w:tr>
+      <w:tr>
+        <w:trPr>
+          <w:cantSplit/>
+        </w:trPr>
+        <w:tc>
+          <w:tcPr>
+            <w:tcW w:type="dxa" w:w="2232"/>
+            <w:vAlign w:val="center"/>
+          </w:tcPr>
+          <w:p>
+            <w:pPr>
+              <w:keepLines/>
+              <w:spacing w:after="0"/>
+            </w:pPr>
+            <w:r/>
+            <w:r>
+              <w:rPr>
+                <w:rFonts w:ascii="Aptos" w:hAnsi="Aptos"/>
+                <w:b w:val="0"/>
+                <w:color w:val="1E293B"/>
+                <w:sz w:val="15"/>
+              </w:rPr>
+              <w:t>Security Guard</w:t>
+            </w:r>
+          </w:p>
+        </w:tc>
+        <w:tc>
+          <w:tcPr>
+            <w:tcW w:type="dxa" w:w="7848"/>
+            <w:vAlign w:val="center"/>
+          </w:tcPr>
+          <w:p>
+            <w:pPr>
+              <w:keepLines/>
+              <w:spacing w:after="0"/>
+            </w:pPr>
+            <w:r/>
+            <w:r>
+              <w:rPr>
+                <w:rFonts w:ascii="Aptos" w:hAnsi="Aptos"/>
+                <w:b w:val="0"/>
+                <w:color w:val="1E293B"/>
+                <w:sz w:val="15"/>
+              </w:rPr>
+              <w:t>Owner/session checks, one mutation lease, admitted Job identity, heartbeat and UID-bound old-writer revocation.</w:t>
+            </w:r>
+          </w:p>
+        </w:tc>
+      </w:tr>
+      <w:tr>
+        <w:trPr>
+          <w:cantSplit/>
+        </w:trPr>
+        <w:tc>
+          <w:tcPr>
+            <w:tcW w:type="dxa" w:w="2232"/>
+            <w:shd w:val="clear" w:fill="F8FAFC"/>
+            <w:vAlign w:val="center"/>
+          </w:tcPr>
+          <w:p>
+            <w:pPr>
+              <w:keepLines/>
+              <w:spacing w:after="0"/>
+            </w:pPr>
+            <w:r/>
+            <w:r>
+              <w:rPr>
+                <w:rFonts w:ascii="Aptos" w:hAnsi="Aptos"/>
+                <w:b w:val="0"/>
+                <w:color w:val="1E293B"/>
+                <w:sz w:val="15"/>
+              </w:rPr>
+              <w:t>Failure / Recovery</w:t>
+            </w:r>
+          </w:p>
+        </w:tc>
+        <w:tc>
+          <w:tcPr>
+            <w:tcW w:type="dxa" w:w="7848"/>
+            <w:shd w:val="clear" w:fill="F8FAFC"/>
+            <w:vAlign w:val="center"/>
+          </w:tcPr>
+          <w:p>
+            <w:pPr>
+              <w:keepLines/>
+              <w:spacing w:after="0"/>
+            </w:pPr>
+            <w:r/>
+            <w:r>
+              <w:rPr>
+                <w:rFonts w:ascii="Aptos" w:hAnsi="Aptos"/>
+                <w:b w:val="0"/>
+                <w:color w:val="1E293B"/>
+                <w:sz w:val="15"/>
+              </w:rPr>
+              <w:t>Refresh reconnects without duplication. A stale heartbeat exposes recovery; uncertain old writers keep mutation blocked.</w:t>
+            </w:r>
+          </w:p>
+        </w:tc>
+      </w:tr>
+      <w:tr>
+        <w:trPr>
+          <w:cantSplit/>
+        </w:trPr>
+        <w:tc>
+          <w:tcPr>
+            <w:tcW w:type="dxa" w:w="2232"/>
+            <w:vAlign w:val="center"/>
+          </w:tcPr>
+          <w:p>
+            <w:pPr>
+              <w:keepLines/>
+              <w:spacing w:after="0"/>
+            </w:pPr>
+            <w:r/>
+            <w:r>
+              <w:rPr>
+                <w:rFonts w:ascii="Aptos" w:hAnsi="Aptos"/>
+                <w:b w:val="0"/>
+                <w:color w:val="1E293B"/>
+                <w:sz w:val="15"/>
+              </w:rPr>
+              <w:t>Acceptance evidence</w:t>
+            </w:r>
+          </w:p>
+        </w:tc>
+        <w:tc>
+          <w:tcPr>
+            <w:tcW w:type="dxa" w:w="7848"/>
+            <w:vAlign w:val="center"/>
+          </w:tcPr>
+          <w:p>
+            <w:pPr>
+              <w:keepLines/>
+              <w:spacing w:after="0"/>
+            </w:pPr>
+            <w:r/>
+            <w:r>
+              <w:rPr>
+                <w:rFonts w:ascii="Aptos" w:hAnsi="Aptos"/>
+                <w:b w:val="0"/>
+                <w:color w:val="1E293B"/>
+                <w:sz w:val="15"/>
+              </w:rPr>
+              <w:t>Ordered messages/events survive reconnect; linked attempts and runtime evidence remain immutable and attributable.</w:t>
+            </w:r>
+          </w:p>
+        </w:tc>
+      </w:tr>
+      <w:tr>
+        <w:trPr>
+          <w:cantSplit/>
+        </w:trPr>
+        <w:tc>
+          <w:tcPr>
+            <w:tcW w:type="dxa" w:w="2232"/>
+            <w:shd w:val="clear" w:fill="F8FAFC"/>
+            <w:vAlign w:val="center"/>
+          </w:tcPr>
+          <w:p>
+            <w:pPr>
+              <w:keepLines/>
+              <w:spacing w:after="0"/>
+            </w:pPr>
+            <w:r/>
+            <w:r>
+              <w:rPr>
+                <w:rFonts w:ascii="Aptos" w:hAnsi="Aptos"/>
+                <w:b w:val="0"/>
+                <w:color w:val="1E293B"/>
+                <w:sz w:val="15"/>
+              </w:rPr>
+              <w:t>Story trace</w:t>
+            </w:r>
+          </w:p>
+        </w:tc>
+        <w:tc>
+          <w:tcPr>
+            <w:tcW w:type="dxa" w:w="7848"/>
+            <w:shd w:val="clear" w:fill="F8FAFC"/>
+            <w:vAlign w:val="center"/>
+          </w:tcPr>
+          <w:p>
+            <w:pPr>
+              <w:keepLines/>
+              <w:spacing w:after="0"/>
+            </w:pPr>
+            <w:r/>
+            <w:r>
+              <w:rPr>
+                <w:rFonts w:ascii="Aptos" w:hAnsi="Aptos"/>
+                <w:b w:val="0"/>
+                <w:color w:val="1E293B"/>
+                <w:sz w:val="15"/>
               </w:rPr>
               <w:t>US-05–US-08, US-24–US-26</w:t>
             </w:r>
@@ -10086,6 +11282,65 @@
       <w:pPr>
         <w:spacing w:after="0"/>
       </w:pPr>
+    </w:p>
+    <w:p>
+      <w:pPr>
+        <w:spacing w:after="40"/>
+        <w:jc w:val="center"/>
+      </w:pPr>
+      <w:r>
+        <w:drawing>
+          <wp:inline xmlns:a="http://schemas.openxmlformats.org/drawingml/2006/main" xmlns:pic="http://schemas.openxmlformats.org/drawingml/2006/picture">
+            <wp:extent cx="6446520" cy="3053615"/>
+            <wp:docPr id="5" name="Picture 5"/>
+            <wp:cNvGraphicFramePr>
+              <a:graphicFrameLocks noChangeAspect="1"/>
+            </wp:cNvGraphicFramePr>
+            <a:graphic>
+              <a:graphicData uri="http://schemas.openxmlformats.org/drawingml/2006/picture">
+                <pic:pic>
+                  <pic:nvPicPr>
+                    <pic:cNvPr id="0" name="uc-03-flow.png"/>
+                    <pic:cNvPicPr/>
+                  </pic:nvPicPr>
+                  <pic:blipFill>
+                    <a:blip r:embed="rId15"/>
+                    <a:stretch>
+                      <a:fillRect/>
+                    </a:stretch>
+                  </pic:blipFill>
+                  <pic:spPr>
+                    <a:xfrm>
+                      <a:off x="0" y="0"/>
+                      <a:ext cx="6446520" cy="3053615"/>
+                    </a:xfrm>
+                    <a:prstGeom prst="rect"/>
+                  </pic:spPr>
+                </pic:pic>
+              </a:graphicData>
+            </a:graphic>
+          </wp:inline>
+        </w:drawing>
+      </w:r>
+    </w:p>
+    <w:p>
+      <w:pPr>
+        <w:spacing w:after="80"/>
+        <w:jc w:val="center"/>
+      </w:pPr>
+      <w:r>
+        <w:rPr>
+          <w:i/>
+          <w:color w:val="475569"/>
+          <w:sz w:val="16"/>
+        </w:rPr>
+        <w:t>Figure UC-03 — Main, alternative/failure and evidence flow for Use and recover Vibe Code chatbot.</w:t>
+      </w:r>
+    </w:p>
+    <w:p>
+      <w:r>
+        <w:br w:type="page"/>
+      </w:r>
     </w:p>
     <w:p>
       <w:pPr>
@@ -10128,7 +11383,7 @@
                 <w:rFonts w:ascii="Aptos" w:hAnsi="Aptos"/>
                 <w:b/>
                 <w:color w:val="1E3A8A"/>
-                <w:sz w:val="16"/>
+                <w:sz w:val="15"/>
               </w:rPr>
               <w:t>Field</w:t>
             </w:r>
@@ -10151,7 +11406,7 @@
                 <w:rFonts w:ascii="Aptos" w:hAnsi="Aptos"/>
                 <w:b/>
                 <w:color w:val="1E3A8A"/>
-                <w:sz w:val="16"/>
+                <w:sz w:val="15"/>
               </w:rPr>
               <w:t>Definition</w:t>
             </w:r>
@@ -10178,7 +11433,7 @@
                 <w:rFonts w:ascii="Aptos" w:hAnsi="Aptos"/>
                 <w:b w:val="0"/>
                 <w:color w:val="1E293B"/>
-                <w:sz w:val="16"/>
+                <w:sz w:val="15"/>
               </w:rPr>
               <w:t>Actors</w:t>
             </w:r>
@@ -10200,7 +11455,7 @@
                 <w:rFonts w:ascii="Aptos" w:hAnsi="Aptos"/>
                 <w:b w:val="0"/>
                 <w:color w:val="1E293B"/>
-                <w:sz w:val="16"/>
+                <w:sz w:val="15"/>
               </w:rPr>
               <w:t>ACT-01</w:t>
             </w:r>
@@ -10228,9 +11483,9 @@
                 <w:rFonts w:ascii="Aptos" w:hAnsi="Aptos"/>
                 <w:b w:val="0"/>
                 <w:color w:val="1E293B"/>
-                <w:sz w:val="16"/>
-              </w:rPr>
-              <w:t>Preconditions</w:t>
+                <w:sz w:val="15"/>
+              </w:rPr>
+              <w:t>Module</w:t>
             </w:r>
           </w:p>
         </w:tc>
@@ -10251,9 +11506,9 @@
                 <w:rFonts w:ascii="Aptos" w:hAnsi="Aptos"/>
                 <w:b w:val="0"/>
                 <w:color w:val="1E293B"/>
-                <w:sz w:val="16"/>
-              </w:rPr>
-              <w:t>Agent produced a validated proposal.</w:t>
+                <w:sz w:val="15"/>
+              </w:rPr>
+              <w:t>M04 — Change proposal, diff, approval and decision</w:t>
             </w:r>
           </w:p>
         </w:tc>
@@ -10278,9 +11533,9 @@
                 <w:rFonts w:ascii="Aptos" w:hAnsi="Aptos"/>
                 <w:b w:val="0"/>
                 <w:color w:val="1E293B"/>
-                <w:sz w:val="16"/>
-              </w:rPr>
-              <w:t>Main flow</w:t>
+                <w:sz w:val="15"/>
+              </w:rPr>
+              <w:t>Layer</w:t>
             </w:r>
           </w:p>
         </w:tc>
@@ -10300,9 +11555,9 @@
                 <w:rFonts w:ascii="Aptos" w:hAnsi="Aptos"/>
                 <w:b w:val="0"/>
                 <w:color w:val="1E293B"/>
-                <w:sz w:val="16"/>
-              </w:rPr>
-              <w:t>Open diff/preview → accept, reject or iterate → persist decision.</w:t>
+                <w:sz w:val="15"/>
+              </w:rPr>
+              <w:t>Presentation + Application + Domain</w:t>
             </w:r>
           </w:p>
         </w:tc>
@@ -10328,9 +11583,9 @@
                 <w:rFonts w:ascii="Aptos" w:hAnsi="Aptos"/>
                 <w:b w:val="0"/>
                 <w:color w:val="1E293B"/>
-                <w:sz w:val="16"/>
-              </w:rPr>
-              <w:t>Failure / recovery</w:t>
+                <w:sz w:val="15"/>
+              </w:rPr>
+              <w:t>Preconditions</w:t>
             </w:r>
           </w:p>
         </w:tc>
@@ -10351,9 +11606,9 @@
                 <w:rFonts w:ascii="Aptos" w:hAnsi="Aptos"/>
                 <w:b w:val="0"/>
                 <w:color w:val="1E293B"/>
-                <w:sz w:val="16"/>
-              </w:rPr>
-              <w:t>Destructive operations pause for explicit approval; failure preserves last healthy version.</w:t>
+                <w:sz w:val="15"/>
+              </w:rPr>
+              <w:t>Agent produced a validated proposal tied to the owned project and run.</w:t>
             </w:r>
           </w:p>
         </w:tc>
@@ -10378,9 +11633,9 @@
                 <w:rFonts w:ascii="Aptos" w:hAnsi="Aptos"/>
                 <w:b w:val="0"/>
                 <w:color w:val="1E293B"/>
-                <w:sz w:val="16"/>
-              </w:rPr>
-              <w:t>Acceptance evidence</w:t>
+                <w:sz w:val="15"/>
+              </w:rPr>
+              <w:t>Main flow</w:t>
             </w:r>
           </w:p>
         </w:tc>
@@ -10400,9 +11655,9 @@
                 <w:rFonts w:ascii="Aptos" w:hAnsi="Aptos"/>
                 <w:b w:val="0"/>
                 <w:color w:val="1E293B"/>
-                <w:sz w:val="16"/>
-              </w:rPr>
-              <w:t>Accepted decision, audit evidence and checkpoint are linked to the run.</w:t>
+                <w:sz w:val="15"/>
+              </w:rPr>
+              <w:t>Open safe diff and preview → inspect impact → accept, reject or iterate → persist one decision → checkpoint accepted result.</w:t>
             </w:r>
           </w:p>
         </w:tc>
@@ -10428,9 +11683,9 @@
                 <w:rFonts w:ascii="Aptos" w:hAnsi="Aptos"/>
                 <w:b w:val="0"/>
                 <w:color w:val="1E293B"/>
-                <w:sz w:val="16"/>
-              </w:rPr>
-              <w:t>Story trace</w:t>
+                <w:sz w:val="15"/>
+              </w:rPr>
+              <w:t>Business Rules</w:t>
             </w:r>
           </w:p>
         </w:tc>
@@ -10451,7 +11706,207 @@
                 <w:rFonts w:ascii="Aptos" w:hAnsi="Aptos"/>
                 <w:b w:val="0"/>
                 <w:color w:val="1E293B"/>
-                <w:sz w:val="16"/>
+                <w:sz w:val="15"/>
+              </w:rPr>
+              <w:t>BR-01, BR-04, BR-07, BR-09, BR-13, BR-17</w:t>
+            </w:r>
+          </w:p>
+        </w:tc>
+      </w:tr>
+      <w:tr>
+        <w:trPr>
+          <w:cantSplit/>
+        </w:trPr>
+        <w:tc>
+          <w:tcPr>
+            <w:tcW w:type="dxa" w:w="2232"/>
+            <w:vAlign w:val="center"/>
+          </w:tcPr>
+          <w:p>
+            <w:pPr>
+              <w:keepLines/>
+              <w:spacing w:after="0"/>
+            </w:pPr>
+            <w:r/>
+            <w:r>
+              <w:rPr>
+                <w:rFonts w:ascii="Aptos" w:hAnsi="Aptos"/>
+                <w:b w:val="0"/>
+                <w:color w:val="1E293B"/>
+                <w:sz w:val="15"/>
+              </w:rPr>
+              <w:t>Security Guard</w:t>
+            </w:r>
+          </w:p>
+        </w:tc>
+        <w:tc>
+          <w:tcPr>
+            <w:tcW w:type="dxa" w:w="7848"/>
+            <w:vAlign w:val="center"/>
+          </w:tcPr>
+          <w:p>
+            <w:pPr>
+              <w:keepLines/>
+              <w:spacing w:after="0"/>
+            </w:pPr>
+            <w:r/>
+            <w:r>
+              <w:rPr>
+                <w:rFonts w:ascii="Aptos" w:hAnsi="Aptos"/>
+                <w:b w:val="0"/>
+                <w:color w:val="1E293B"/>
+                <w:sz w:val="15"/>
+              </w:rPr>
+              <w:t>Owner authorization, safe path/diff redaction, explicit destructive approval and decision idempotency.</w:t>
+            </w:r>
+          </w:p>
+        </w:tc>
+      </w:tr>
+      <w:tr>
+        <w:trPr>
+          <w:cantSplit/>
+        </w:trPr>
+        <w:tc>
+          <w:tcPr>
+            <w:tcW w:type="dxa" w:w="2232"/>
+            <w:shd w:val="clear" w:fill="F8FAFC"/>
+            <w:vAlign w:val="center"/>
+          </w:tcPr>
+          <w:p>
+            <w:pPr>
+              <w:keepLines/>
+              <w:spacing w:after="0"/>
+            </w:pPr>
+            <w:r/>
+            <w:r>
+              <w:rPr>
+                <w:rFonts w:ascii="Aptos" w:hAnsi="Aptos"/>
+                <w:b w:val="0"/>
+                <w:color w:val="1E293B"/>
+                <w:sz w:val="15"/>
+              </w:rPr>
+              <w:t>Failure / Recovery</w:t>
+            </w:r>
+          </w:p>
+        </w:tc>
+        <w:tc>
+          <w:tcPr>
+            <w:tcW w:type="dxa" w:w="7848"/>
+            <w:shd w:val="clear" w:fill="F8FAFC"/>
+            <w:vAlign w:val="center"/>
+          </w:tcPr>
+          <w:p>
+            <w:pPr>
+              <w:keepLines/>
+              <w:spacing w:after="0"/>
+            </w:pPr>
+            <w:r/>
+            <w:r>
+              <w:rPr>
+                <w:rFonts w:ascii="Aptos" w:hAnsi="Aptos"/>
+                <w:b w:val="0"/>
+                <w:color w:val="1E293B"/>
+                <w:sz w:val="15"/>
+              </w:rPr>
+              <w:t>Rejected or failed work never replaces the last healthy accepted version; approval denial is terminal evidence.</w:t>
+            </w:r>
+          </w:p>
+        </w:tc>
+      </w:tr>
+      <w:tr>
+        <w:trPr>
+          <w:cantSplit/>
+        </w:trPr>
+        <w:tc>
+          <w:tcPr>
+            <w:tcW w:type="dxa" w:w="2232"/>
+            <w:vAlign w:val="center"/>
+          </w:tcPr>
+          <w:p>
+            <w:pPr>
+              <w:keepLines/>
+              <w:spacing w:after="0"/>
+            </w:pPr>
+            <w:r/>
+            <w:r>
+              <w:rPr>
+                <w:rFonts w:ascii="Aptos" w:hAnsi="Aptos"/>
+                <w:b w:val="0"/>
+                <w:color w:val="1E293B"/>
+                <w:sz w:val="15"/>
+              </w:rPr>
+              <w:t>Acceptance evidence</w:t>
+            </w:r>
+          </w:p>
+        </w:tc>
+        <w:tc>
+          <w:tcPr>
+            <w:tcW w:type="dxa" w:w="7848"/>
+            <w:vAlign w:val="center"/>
+          </w:tcPr>
+          <w:p>
+            <w:pPr>
+              <w:keepLines/>
+              <w:spacing w:after="0"/>
+            </w:pPr>
+            <w:r/>
+            <w:r>
+              <w:rPr>
+                <w:rFonts w:ascii="Aptos" w:hAnsi="Aptos"/>
+                <w:b w:val="0"/>
+                <w:color w:val="1E293B"/>
+                <w:sz w:val="15"/>
+              </w:rPr>
+              <w:t>Decision, audit evidence, run and accepted checkpoint are linked exactly once.</w:t>
+            </w:r>
+          </w:p>
+        </w:tc>
+      </w:tr>
+      <w:tr>
+        <w:trPr>
+          <w:cantSplit/>
+        </w:trPr>
+        <w:tc>
+          <w:tcPr>
+            <w:tcW w:type="dxa" w:w="2232"/>
+            <w:shd w:val="clear" w:fill="F8FAFC"/>
+            <w:vAlign w:val="center"/>
+          </w:tcPr>
+          <w:p>
+            <w:pPr>
+              <w:keepLines/>
+              <w:spacing w:after="0"/>
+            </w:pPr>
+            <w:r/>
+            <w:r>
+              <w:rPr>
+                <w:rFonts w:ascii="Aptos" w:hAnsi="Aptos"/>
+                <w:b w:val="0"/>
+                <w:color w:val="1E293B"/>
+                <w:sz w:val="15"/>
+              </w:rPr>
+              <w:t>Story trace</w:t>
+            </w:r>
+          </w:p>
+        </w:tc>
+        <w:tc>
+          <w:tcPr>
+            <w:tcW w:type="dxa" w:w="7848"/>
+            <w:shd w:val="clear" w:fill="F8FAFC"/>
+            <w:vAlign w:val="center"/>
+          </w:tcPr>
+          <w:p>
+            <w:pPr>
+              <w:keepLines/>
+              <w:spacing w:after="0"/>
+            </w:pPr>
+            <w:r/>
+            <w:r>
+              <w:rPr>
+                <w:rFonts w:ascii="Aptos" w:hAnsi="Aptos"/>
+                <w:b w:val="0"/>
+                <w:color w:val="1E293B"/>
+                <w:sz w:val="15"/>
               </w:rPr>
               <w:t>US-09–US-11</w:t>
             </w:r>
@@ -10463,6 +11918,60 @@
       <w:pPr>
         <w:spacing w:after="0"/>
       </w:pPr>
+    </w:p>
+    <w:p>
+      <w:pPr>
+        <w:spacing w:after="40"/>
+        <w:jc w:val="center"/>
+      </w:pPr>
+      <w:r>
+        <w:drawing>
+          <wp:inline xmlns:a="http://schemas.openxmlformats.org/drawingml/2006/main" xmlns:pic="http://schemas.openxmlformats.org/drawingml/2006/picture">
+            <wp:extent cx="6446520" cy="3053615"/>
+            <wp:docPr id="6" name="Picture 6"/>
+            <wp:cNvGraphicFramePr>
+              <a:graphicFrameLocks noChangeAspect="1"/>
+            </wp:cNvGraphicFramePr>
+            <a:graphic>
+              <a:graphicData uri="http://schemas.openxmlformats.org/drawingml/2006/picture">
+                <pic:pic>
+                  <pic:nvPicPr>
+                    <pic:cNvPr id="0" name="uc-04-flow.png"/>
+                    <pic:cNvPicPr/>
+                  </pic:nvPicPr>
+                  <pic:blipFill>
+                    <a:blip r:embed="rId16"/>
+                    <a:stretch>
+                      <a:fillRect/>
+                    </a:stretch>
+                  </pic:blipFill>
+                  <pic:spPr>
+                    <a:xfrm>
+                      <a:off x="0" y="0"/>
+                      <a:ext cx="6446520" cy="3053615"/>
+                    </a:xfrm>
+                    <a:prstGeom prst="rect"/>
+                  </pic:spPr>
+                </pic:pic>
+              </a:graphicData>
+            </a:graphic>
+          </wp:inline>
+        </w:drawing>
+      </w:r>
+    </w:p>
+    <w:p>
+      <w:pPr>
+        <w:spacing w:after="80"/>
+        <w:jc w:val="center"/>
+      </w:pPr>
+      <w:r>
+        <w:rPr>
+          <w:i/>
+          <w:color w:val="475569"/>
+          <w:sz w:val="16"/>
+        </w:rPr>
+        <w:t>Figure UC-04 — Main, alternative/failure and evidence flow for Review and decide a change.</w:t>
+      </w:r>
     </w:p>
     <w:p>
       <w:r>
@@ -10510,7 +12019,7 @@
                 <w:rFonts w:ascii="Aptos" w:hAnsi="Aptos"/>
                 <w:b/>
                 <w:color w:val="1E3A8A"/>
-                <w:sz w:val="16"/>
+                <w:sz w:val="15"/>
               </w:rPr>
               <w:t>Field</w:t>
             </w:r>
@@ -10533,7 +12042,7 @@
                 <w:rFonts w:ascii="Aptos" w:hAnsi="Aptos"/>
                 <w:b/>
                 <w:color w:val="1E3A8A"/>
-                <w:sz w:val="16"/>
+                <w:sz w:val="15"/>
               </w:rPr>
               <w:t>Definition</w:t>
             </w:r>
@@ -10560,7 +12069,7 @@
                 <w:rFonts w:ascii="Aptos" w:hAnsi="Aptos"/>
                 <w:b w:val="0"/>
                 <w:color w:val="1E293B"/>
-                <w:sz w:val="16"/>
+                <w:sz w:val="15"/>
               </w:rPr>
               <w:t>Actors</w:t>
             </w:r>
@@ -10582,7 +12091,7 @@
                 <w:rFonts w:ascii="Aptos" w:hAnsi="Aptos"/>
                 <w:b w:val="0"/>
                 <w:color w:val="1E293B"/>
-                <w:sz w:val="16"/>
+                <w:sz w:val="15"/>
               </w:rPr>
               <w:t>ACT-01</w:t>
             </w:r>
@@ -10610,9 +12119,9 @@
                 <w:rFonts w:ascii="Aptos" w:hAnsi="Aptos"/>
                 <w:b w:val="0"/>
                 <w:color w:val="1E293B"/>
-                <w:sz w:val="16"/>
-              </w:rPr>
-              <w:t>Preconditions</w:t>
+                <w:sz w:val="15"/>
+              </w:rPr>
+              <w:t>Module</w:t>
             </w:r>
           </w:p>
         </w:tc>
@@ -10633,9 +12142,9 @@
                 <w:rFonts w:ascii="Aptos" w:hAnsi="Aptos"/>
                 <w:b w:val="0"/>
                 <w:color w:val="1E293B"/>
-                <w:sz w:val="16"/>
-              </w:rPr>
-              <w:t>Preview is ready; proposed edit is eligible for live update.</w:t>
+                <w:sz w:val="15"/>
+              </w:rPr>
+              <w:t>M05 — Preview Gateway, route and mutable Preview Pod</w:t>
             </w:r>
           </w:p>
         </w:tc>
@@ -10660,9 +12169,9 @@
                 <w:rFonts w:ascii="Aptos" w:hAnsi="Aptos"/>
                 <w:b w:val="0"/>
                 <w:color w:val="1E293B"/>
-                <w:sz w:val="16"/>
-              </w:rPr>
-              <w:t>Main flow</w:t>
+                <w:sz w:val="15"/>
+              </w:rPr>
+              <w:t>Layer</w:t>
             </w:r>
           </w:p>
         </w:tc>
@@ -10682,9 +12191,9 @@
                 <w:rFonts w:ascii="Aptos" w:hAnsi="Aptos"/>
                 <w:b w:val="0"/>
                 <w:color w:val="1E293B"/>
-                <w:sz w:val="16"/>
-              </w:rPr>
-              <w:t>Agent writes change → authenticated owner preview updates automatically → UI confirms Ready for review.</w:t>
+                <w:sz w:val="15"/>
+              </w:rPr>
+              <w:t>Presentation + Gateway + Runtime</w:t>
             </w:r>
           </w:p>
         </w:tc>
@@ -10710,9 +12219,9 @@
                 <w:rFonts w:ascii="Aptos" w:hAnsi="Aptos"/>
                 <w:b w:val="0"/>
                 <w:color w:val="1E293B"/>
-                <w:sz w:val="16"/>
-              </w:rPr>
-              <w:t>Failure / recovery</w:t>
+                <w:sz w:val="15"/>
+              </w:rPr>
+              <w:t>Preconditions</w:t>
             </w:r>
           </w:p>
         </w:tc>
@@ -10733,9 +12242,9 @@
                 <w:rFonts w:ascii="Aptos" w:hAnsi="Aptos"/>
                 <w:b w:val="0"/>
                 <w:color w:val="1E293B"/>
-                <w:sz w:val="16"/>
-              </w:rPr>
-              <w:t>Unsupported change is classified as restart, rebuild or approval required; another owner cannot open the preview or live-update channel.</w:t>
+                <w:sz w:val="15"/>
+              </w:rPr>
+              <w:t>Owned preview is admitted and healthy; proposed edit is eligible for the classified update path.</w:t>
             </w:r>
           </w:p>
         </w:tc>
@@ -10760,9 +12269,9 @@
                 <w:rFonts w:ascii="Aptos" w:hAnsi="Aptos"/>
                 <w:b w:val="0"/>
                 <w:color w:val="1E293B"/>
-                <w:sz w:val="16"/>
-              </w:rPr>
-              <w:t>Acceptance evidence</w:t>
+                <w:sz w:val="15"/>
+              </w:rPr>
+              <w:t>Main flow</w:t>
             </w:r>
           </w:p>
         </w:tc>
@@ -10782,9 +12291,9 @@
                 <w:rFonts w:ascii="Aptos" w:hAnsi="Aptos"/>
                 <w:b w:val="0"/>
                 <w:color w:val="1E293B"/>
-                <w:sz w:val="16"/>
-              </w:rPr>
-              <w:t>Frontend and backend update paths pass through the authenticated owner route.</w:t>
+                <w:sz w:val="15"/>
+              </w:rPr>
+              <w:t>Request owner preview → exchange the one-time exact-audience JWT → load preview → apply eligible source change → HMR/reload or bounded restart → confirm Ready for review.</w:t>
             </w:r>
           </w:p>
         </w:tc>
@@ -10810,9 +12319,9 @@
                 <w:rFonts w:ascii="Aptos" w:hAnsi="Aptos"/>
                 <w:b w:val="0"/>
                 <w:color w:val="1E293B"/>
-                <w:sz w:val="16"/>
-              </w:rPr>
-              <w:t>Story trace</w:t>
+                <w:sz w:val="15"/>
+              </w:rPr>
+              <w:t>Business Rules</w:t>
             </w:r>
           </w:p>
         </w:tc>
@@ -10833,7 +12342,207 @@
                 <w:rFonts w:ascii="Aptos" w:hAnsi="Aptos"/>
                 <w:b w:val="0"/>
                 <w:color w:val="1E293B"/>
-                <w:sz w:val="16"/>
+                <w:sz w:val="15"/>
+              </w:rPr>
+              <w:t>BR-01, BR-04, BR-08, BR-09, BR-13, BR-17</w:t>
+            </w:r>
+          </w:p>
+        </w:tc>
+      </w:tr>
+      <w:tr>
+        <w:trPr>
+          <w:cantSplit/>
+        </w:trPr>
+        <w:tc>
+          <w:tcPr>
+            <w:tcW w:type="dxa" w:w="2232"/>
+            <w:vAlign w:val="center"/>
+          </w:tcPr>
+          <w:p>
+            <w:pPr>
+              <w:keepLines/>
+              <w:spacing w:after="0"/>
+            </w:pPr>
+            <w:r/>
+            <w:r>
+              <w:rPr>
+                <w:rFonts w:ascii="Aptos" w:hAnsi="Aptos"/>
+                <w:b w:val="0"/>
+                <w:color w:val="1E293B"/>
+                <w:sz w:val="15"/>
+              </w:rPr>
+              <w:t>Security Guard</w:t>
+            </w:r>
+          </w:p>
+        </w:tc>
+        <w:tc>
+          <w:tcPr>
+            <w:tcW w:type="dxa" w:w="7848"/>
+            <w:vAlign w:val="center"/>
+          </w:tcPr>
+          <w:p>
+            <w:pPr>
+              <w:keepLines/>
+              <w:spacing w:after="0"/>
+            </w:pPr>
+            <w:r/>
+            <w:r>
+              <w:rPr>
+                <w:rFonts w:ascii="Aptos" w:hAnsi="Aptos"/>
+                <w:b w:val="0"/>
+                <w:color w:val="1E293B"/>
+                <w:sz w:val="15"/>
+              </w:rPr>
+              <w:t>Active kid/signature, exact JWT claims, hashed-jti CAS consume, host-only cookie and fixed-target routing.</w:t>
+            </w:r>
+          </w:p>
+        </w:tc>
+      </w:tr>
+      <w:tr>
+        <w:trPr>
+          <w:cantSplit/>
+        </w:trPr>
+        <w:tc>
+          <w:tcPr>
+            <w:tcW w:type="dxa" w:w="2232"/>
+            <w:shd w:val="clear" w:fill="F8FAFC"/>
+            <w:vAlign w:val="center"/>
+          </w:tcPr>
+          <w:p>
+            <w:pPr>
+              <w:keepLines/>
+              <w:spacing w:after="0"/>
+            </w:pPr>
+            <w:r/>
+            <w:r>
+              <w:rPr>
+                <w:rFonts w:ascii="Aptos" w:hAnsi="Aptos"/>
+                <w:b w:val="0"/>
+                <w:color w:val="1E293B"/>
+                <w:sz w:val="15"/>
+              </w:rPr>
+              <w:t>Failure / Recovery</w:t>
+            </w:r>
+          </w:p>
+        </w:tc>
+        <w:tc>
+          <w:tcPr>
+            <w:tcW w:type="dxa" w:w="7848"/>
+            <w:shd w:val="clear" w:fill="F8FAFC"/>
+            <w:vAlign w:val="center"/>
+          </w:tcPr>
+          <w:p>
+            <w:pPr>
+              <w:keepLines/>
+              <w:spacing w:after="0"/>
+            </w:pPr>
+            <w:r/>
+            <w:r>
+              <w:rPr>
+                <w:rFonts w:ascii="Aptos" w:hAnsi="Aptos"/>
+                <w:b w:val="0"/>
+                <w:color w:val="1E293B"/>
+                <w:sz w:val="15"/>
+              </w:rPr>
+              <w:t>Unsupported change is classified as restart, rebuild, approval required or unsupported; stale/replayed/cross-owner route is denied.</w:t>
+            </w:r>
+          </w:p>
+        </w:tc>
+      </w:tr>
+      <w:tr>
+        <w:trPr>
+          <w:cantSplit/>
+        </w:trPr>
+        <w:tc>
+          <w:tcPr>
+            <w:tcW w:type="dxa" w:w="2232"/>
+            <w:vAlign w:val="center"/>
+          </w:tcPr>
+          <w:p>
+            <w:pPr>
+              <w:keepLines/>
+              <w:spacing w:after="0"/>
+            </w:pPr>
+            <w:r/>
+            <w:r>
+              <w:rPr>
+                <w:rFonts w:ascii="Aptos" w:hAnsi="Aptos"/>
+                <w:b w:val="0"/>
+                <w:color w:val="1E293B"/>
+                <w:sz w:val="15"/>
+              </w:rPr>
+              <w:t>Acceptance evidence</w:t>
+            </w:r>
+          </w:p>
+        </w:tc>
+        <w:tc>
+          <w:tcPr>
+            <w:tcW w:type="dxa" w:w="7848"/>
+            <w:vAlign w:val="center"/>
+          </w:tcPr>
+          <w:p>
+            <w:pPr>
+              <w:keepLines/>
+              <w:spacing w:after="0"/>
+            </w:pPr>
+            <w:r/>
+            <w:r>
+              <w:rPr>
+                <w:rFonts w:ascii="Aptos" w:hAnsi="Aptos"/>
+                <w:b w:val="0"/>
+                <w:color w:val="1E293B"/>
+                <w:sz w:val="15"/>
+              </w:rPr>
+              <w:t>Frontend/backend update and WSS paths use the authenticated owner route with safe readiness evidence.</w:t>
+            </w:r>
+          </w:p>
+        </w:tc>
+      </w:tr>
+      <w:tr>
+        <w:trPr>
+          <w:cantSplit/>
+        </w:trPr>
+        <w:tc>
+          <w:tcPr>
+            <w:tcW w:type="dxa" w:w="2232"/>
+            <w:shd w:val="clear" w:fill="F8FAFC"/>
+            <w:vAlign w:val="center"/>
+          </w:tcPr>
+          <w:p>
+            <w:pPr>
+              <w:keepLines/>
+              <w:spacing w:after="0"/>
+            </w:pPr>
+            <w:r/>
+            <w:r>
+              <w:rPr>
+                <w:rFonts w:ascii="Aptos" w:hAnsi="Aptos"/>
+                <w:b w:val="0"/>
+                <w:color w:val="1E293B"/>
+                <w:sz w:val="15"/>
+              </w:rPr>
+              <w:t>Story trace</w:t>
+            </w:r>
+          </w:p>
+        </w:tc>
+        <w:tc>
+          <w:tcPr>
+            <w:tcW w:type="dxa" w:w="7848"/>
+            <w:shd w:val="clear" w:fill="F8FAFC"/>
+            <w:vAlign w:val="center"/>
+          </w:tcPr>
+          <w:p>
+            <w:pPr>
+              <w:keepLines/>
+              <w:spacing w:after="0"/>
+            </w:pPr>
+            <w:r/>
+            <w:r>
+              <w:rPr>
+                <w:rFonts w:ascii="Aptos" w:hAnsi="Aptos"/>
+                <w:b w:val="0"/>
+                <w:color w:val="1E293B"/>
+                <w:sz w:val="15"/>
               </w:rPr>
               <w:t>US-12–US-14, US-20</w:t>
             </w:r>
@@ -10845,6 +12554,65 @@
       <w:pPr>
         <w:spacing w:after="0"/>
       </w:pPr>
+    </w:p>
+    <w:p>
+      <w:pPr>
+        <w:spacing w:after="40"/>
+        <w:jc w:val="center"/>
+      </w:pPr>
+      <w:r>
+        <w:drawing>
+          <wp:inline xmlns:a="http://schemas.openxmlformats.org/drawingml/2006/main" xmlns:pic="http://schemas.openxmlformats.org/drawingml/2006/picture">
+            <wp:extent cx="6446520" cy="3053615"/>
+            <wp:docPr id="7" name="Picture 7"/>
+            <wp:cNvGraphicFramePr>
+              <a:graphicFrameLocks noChangeAspect="1"/>
+            </wp:cNvGraphicFramePr>
+            <a:graphic>
+              <a:graphicData uri="http://schemas.openxmlformats.org/drawingml/2006/picture">
+                <pic:pic>
+                  <pic:nvPicPr>
+                    <pic:cNvPr id="0" name="uc-05-flow.png"/>
+                    <pic:cNvPicPr/>
+                  </pic:nvPicPr>
+                  <pic:blipFill>
+                    <a:blip r:embed="rId17"/>
+                    <a:stretch>
+                      <a:fillRect/>
+                    </a:stretch>
+                  </pic:blipFill>
+                  <pic:spPr>
+                    <a:xfrm>
+                      <a:off x="0" y="0"/>
+                      <a:ext cx="6446520" cy="3053615"/>
+                    </a:xfrm>
+                    <a:prstGeom prst="rect"/>
+                  </pic:spPr>
+                </pic:pic>
+              </a:graphicData>
+            </a:graphic>
+          </wp:inline>
+        </w:drawing>
+      </w:r>
+    </w:p>
+    <w:p>
+      <w:pPr>
+        <w:spacing w:after="80"/>
+        <w:jc w:val="center"/>
+      </w:pPr>
+      <w:r>
+        <w:rPr>
+          <w:i/>
+          <w:color w:val="475569"/>
+          <w:sz w:val="16"/>
+        </w:rPr>
+        <w:t>Figure UC-05 — Main, alternative/failure and evidence flow for Observe live preview update.</w:t>
+      </w:r>
+    </w:p>
+    <w:p>
+      <w:r>
+        <w:br w:type="page"/>
+      </w:r>
     </w:p>
     <w:p>
       <w:pPr>
@@ -10887,7 +12655,7 @@
                 <w:rFonts w:ascii="Aptos" w:hAnsi="Aptos"/>
                 <w:b/>
                 <w:color w:val="1E3A8A"/>
-                <w:sz w:val="16"/>
+                <w:sz w:val="15"/>
               </w:rPr>
               <w:t>Field</w:t>
             </w:r>
@@ -10910,7 +12678,7 @@
                 <w:rFonts w:ascii="Aptos" w:hAnsi="Aptos"/>
                 <w:b/>
                 <w:color w:val="1E3A8A"/>
-                <w:sz w:val="16"/>
+                <w:sz w:val="15"/>
               </w:rPr>
               <w:t>Definition</w:t>
             </w:r>
@@ -10937,7 +12705,7 @@
                 <w:rFonts w:ascii="Aptos" w:hAnsi="Aptos"/>
                 <w:b w:val="0"/>
                 <w:color w:val="1E293B"/>
-                <w:sz w:val="16"/>
+                <w:sz w:val="15"/>
               </w:rPr>
               <w:t>Actors</w:t>
             </w:r>
@@ -10959,7 +12727,7 @@
                 <w:rFonts w:ascii="Aptos" w:hAnsi="Aptos"/>
                 <w:b w:val="0"/>
                 <w:color w:val="1E293B"/>
-                <w:sz w:val="16"/>
+                <w:sz w:val="15"/>
               </w:rPr>
               <w:t>ACT-01</w:t>
             </w:r>
@@ -10987,9 +12755,9 @@
                 <w:rFonts w:ascii="Aptos" w:hAnsi="Aptos"/>
                 <w:b w:val="0"/>
                 <w:color w:val="1E293B"/>
-                <w:sz w:val="16"/>
-              </w:rPr>
-              <w:t>Preconditions</w:t>
+                <w:sz w:val="15"/>
+              </w:rPr>
+              <w:t>Module</w:t>
             </w:r>
           </w:p>
         </w:tc>
@@ -11010,9 +12778,9 @@
                 <w:rFonts w:ascii="Aptos" w:hAnsi="Aptos"/>
                 <w:b w:val="0"/>
                 <w:color w:val="1E293B"/>
-                <w:sz w:val="16"/>
-              </w:rPr>
-              <w:t>Owned active project; no conflicting mutation.</w:t>
+                <w:sz w:val="15"/>
+              </w:rPr>
+              <w:t>M06 — Git workspace, snapshot and Restore transaction</w:t>
             </w:r>
           </w:p>
         </w:tc>
@@ -11037,9 +12805,9 @@
                 <w:rFonts w:ascii="Aptos" w:hAnsi="Aptos"/>
                 <w:b w:val="0"/>
                 <w:color w:val="1E293B"/>
-                <w:sz w:val="16"/>
-              </w:rPr>
-              <w:t>Main flow</w:t>
+                <w:sz w:val="15"/>
+              </w:rPr>
+              <w:t>Layer</w:t>
             </w:r>
           </w:p>
         </w:tc>
@@ -11059,9 +12827,9 @@
                 <w:rFonts w:ascii="Aptos" w:hAnsi="Aptos"/>
                 <w:b w:val="0"/>
                 <w:color w:val="1E293B"/>
-                <w:sz w:val="16"/>
-              </w:rPr>
-              <w:t>System autosaves a rolling recovery state → user selects Save → next numbered code-and-SQLite version becomes available → user may select an earlier version and Restore.</w:t>
+                <w:sz w:val="15"/>
+              </w:rPr>
+              <w:t>Presentation + Application + Persistence + Runtime</w:t>
             </w:r>
           </w:p>
         </w:tc>
@@ -11087,9 +12855,9 @@
                 <w:rFonts w:ascii="Aptos" w:hAnsi="Aptos"/>
                 <w:b w:val="0"/>
                 <w:color w:val="1E293B"/>
-                <w:sz w:val="16"/>
-              </w:rPr>
-              <w:t>Failure / recovery</w:t>
+                <w:sz w:val="15"/>
+              </w:rPr>
+              <w:t>Preconditions</w:t>
             </w:r>
           </w:p>
         </w:tc>
@@ -11110,9 +12878,9 @@
                 <w:rFonts w:ascii="Aptos" w:hAnsi="Aptos"/>
                 <w:b w:val="0"/>
                 <w:color w:val="1E293B"/>
-                <w:sz w:val="16"/>
-              </w:rPr>
-              <w:t>No-change autosave is skipped. Restore creates new history rather than erasing it. Any code, database, lock or health failure leaves the previous current version protected.</w:t>
+                <w:sz w:val="15"/>
+              </w:rPr>
+              <w:t>Owned project; no conflicting mutation; target snapshot is AVAILABLE and same-project for Restore.</w:t>
             </w:r>
           </w:p>
         </w:tc>
@@ -11137,9 +12905,9 @@
                 <w:rFonts w:ascii="Aptos" w:hAnsi="Aptos"/>
                 <w:b w:val="0"/>
                 <w:color w:val="1E293B"/>
-                <w:sz w:val="16"/>
-              </w:rPr>
-              <w:t>Acceptance evidence</w:t>
+                <w:sz w:val="15"/>
+              </w:rPr>
+              <w:t>Main flow</w:t>
             </w:r>
           </w:p>
         </w:tc>
@@ -11159,9 +12927,9 @@
                 <w:rFonts w:ascii="Aptos" w:hAnsi="Aptos"/>
                 <w:b w:val="0"/>
                 <w:color w:val="1E293B"/>
-                <w:sz w:val="16"/>
-              </w:rPr>
-              <w:t>One verified manifest binds the Git commit, SQLite backup hash, template/lock/migration metadata and actor; preview matches the restored result.</w:t>
+                <w:sz w:val="15"/>
+              </w:rPr>
+              <w:t>Capture rotating autosave when changed → user selects Save → verify next numbered whole-app version → select earlier version → stage and verify Restore → atomically switch current pointers.</w:t>
             </w:r>
           </w:p>
         </w:tc>
@@ -11187,9 +12955,9 @@
                 <w:rFonts w:ascii="Aptos" w:hAnsi="Aptos"/>
                 <w:b w:val="0"/>
                 <w:color w:val="1E293B"/>
-                <w:sz w:val="16"/>
-              </w:rPr>
-              <w:t>Story trace</w:t>
+                <w:sz w:val="15"/>
+              </w:rPr>
+              <w:t>Business Rules</w:t>
             </w:r>
           </w:p>
         </w:tc>
@@ -11210,7 +12978,207 @@
                 <w:rFonts w:ascii="Aptos" w:hAnsi="Aptos"/>
                 <w:b w:val="0"/>
                 <w:color w:val="1E293B"/>
-                <w:sz w:val="16"/>
+                <w:sz w:val="15"/>
+              </w:rPr>
+              <w:t>BR-01, BR-04, BR-10, BR-11, BR-12, BR-13, BR-17</w:t>
+            </w:r>
+          </w:p>
+        </w:tc>
+      </w:tr>
+      <w:tr>
+        <w:trPr>
+          <w:cantSplit/>
+        </w:trPr>
+        <w:tc>
+          <w:tcPr>
+            <w:tcW w:type="dxa" w:w="2232"/>
+            <w:vAlign w:val="center"/>
+          </w:tcPr>
+          <w:p>
+            <w:pPr>
+              <w:keepLines/>
+              <w:spacing w:after="0"/>
+            </w:pPr>
+            <w:r/>
+            <w:r>
+              <w:rPr>
+                <w:rFonts w:ascii="Aptos" w:hAnsi="Aptos"/>
+                <w:b w:val="0"/>
+                <w:color w:val="1E293B"/>
+                <w:sz w:val="15"/>
+              </w:rPr>
+              <w:t>Security Guard</w:t>
+            </w:r>
+          </w:p>
+        </w:tc>
+        <w:tc>
+          <w:tcPr>
+            <w:tcW w:type="dxa" w:w="7848"/>
+            <w:vAlign w:val="center"/>
+          </w:tcPr>
+          <w:p>
+            <w:pPr>
+              <w:keepLines/>
+              <w:spacing w:after="0"/>
+            </w:pPr>
+            <w:r/>
+            <w:r>
+              <w:rPr>
+                <w:rFonts w:ascii="Aptos" w:hAnsi="Aptos"/>
+                <w:b w:val="0"/>
+                <w:color w:val="1E293B"/>
+                <w:sz w:val="15"/>
+              </w:rPr>
+              <w:t>Owner-only idempotent command, project lease, path-safe Git, SQLite online backup, hashes, before-images and pointer CAS.</w:t>
+            </w:r>
+          </w:p>
+        </w:tc>
+      </w:tr>
+      <w:tr>
+        <w:trPr>
+          <w:cantSplit/>
+        </w:trPr>
+        <w:tc>
+          <w:tcPr>
+            <w:tcW w:type="dxa" w:w="2232"/>
+            <w:shd w:val="clear" w:fill="F8FAFC"/>
+            <w:vAlign w:val="center"/>
+          </w:tcPr>
+          <w:p>
+            <w:pPr>
+              <w:keepLines/>
+              <w:spacing w:after="0"/>
+            </w:pPr>
+            <w:r/>
+            <w:r>
+              <w:rPr>
+                <w:rFonts w:ascii="Aptos" w:hAnsi="Aptos"/>
+                <w:b w:val="0"/>
+                <w:color w:val="1E293B"/>
+                <w:sz w:val="15"/>
+              </w:rPr>
+              <w:t>Failure / Recovery</w:t>
+            </w:r>
+          </w:p>
+        </w:tc>
+        <w:tc>
+          <w:tcPr>
+            <w:tcW w:type="dxa" w:w="7848"/>
+            <w:shd w:val="clear" w:fill="F8FAFC"/>
+            <w:vAlign w:val="center"/>
+          </w:tcPr>
+          <w:p>
+            <w:pPr>
+              <w:keepLines/>
+              <w:spacing w:after="0"/>
+            </w:pPr>
+            <w:r/>
+            <w:r>
+              <w:rPr>
+                <w:rFonts w:ascii="Aptos" w:hAnsi="Aptos"/>
+                <w:b w:val="0"/>
+                <w:color w:val="1E293B"/>
+                <w:sz w:val="15"/>
+              </w:rPr>
+              <w:t>No-change autosave is skipped. Any code, DB, lock, hash, health or cutover failure protects the previous current generation and enters verified rollback/manual intervention.</w:t>
+            </w:r>
+          </w:p>
+        </w:tc>
+      </w:tr>
+      <w:tr>
+        <w:trPr>
+          <w:cantSplit/>
+        </w:trPr>
+        <w:tc>
+          <w:tcPr>
+            <w:tcW w:type="dxa" w:w="2232"/>
+            <w:vAlign w:val="center"/>
+          </w:tcPr>
+          <w:p>
+            <w:pPr>
+              <w:keepLines/>
+              <w:spacing w:after="0"/>
+            </w:pPr>
+            <w:r/>
+            <w:r>
+              <w:rPr>
+                <w:rFonts w:ascii="Aptos" w:hAnsi="Aptos"/>
+                <w:b w:val="0"/>
+                <w:color w:val="1E293B"/>
+                <w:sz w:val="15"/>
+              </w:rPr>
+              <w:t>Acceptance evidence</w:t>
+            </w:r>
+          </w:p>
+        </w:tc>
+        <w:tc>
+          <w:tcPr>
+            <w:tcW w:type="dxa" w:w="7848"/>
+            <w:vAlign w:val="center"/>
+          </w:tcPr>
+          <w:p>
+            <w:pPr>
+              <w:keepLines/>
+              <w:spacing w:after="0"/>
+            </w:pPr>
+            <w:r/>
+            <w:r>
+              <w:rPr>
+                <w:rFonts w:ascii="Aptos" w:hAnsi="Aptos"/>
+                <w:b w:val="0"/>
+                <w:color w:val="1E293B"/>
+                <w:sz w:val="15"/>
+              </w:rPr>
+              <w:t>Manifest binds Git, SQLite, migration/lock/template metadata and actor; successful Restore creates new history and healthy preview.</w:t>
+            </w:r>
+          </w:p>
+        </w:tc>
+      </w:tr>
+      <w:tr>
+        <w:trPr>
+          <w:cantSplit/>
+        </w:trPr>
+        <w:tc>
+          <w:tcPr>
+            <w:tcW w:type="dxa" w:w="2232"/>
+            <w:shd w:val="clear" w:fill="F8FAFC"/>
+            <w:vAlign w:val="center"/>
+          </w:tcPr>
+          <w:p>
+            <w:pPr>
+              <w:keepLines/>
+              <w:spacing w:after="0"/>
+            </w:pPr>
+            <w:r/>
+            <w:r>
+              <w:rPr>
+                <w:rFonts w:ascii="Aptos" w:hAnsi="Aptos"/>
+                <w:b w:val="0"/>
+                <w:color w:val="1E293B"/>
+                <w:sz w:val="15"/>
+              </w:rPr>
+              <w:t>Story trace</w:t>
+            </w:r>
+          </w:p>
+        </w:tc>
+        <w:tc>
+          <w:tcPr>
+            <w:tcW w:type="dxa" w:w="7848"/>
+            <w:shd w:val="clear" w:fill="F8FAFC"/>
+            <w:vAlign w:val="center"/>
+          </w:tcPr>
+          <w:p>
+            <w:pPr>
+              <w:keepLines/>
+              <w:spacing w:after="0"/>
+            </w:pPr>
+            <w:r/>
+            <w:r>
+              <w:rPr>
+                <w:rFonts w:ascii="Aptos" w:hAnsi="Aptos"/>
+                <w:b w:val="0"/>
+                <w:color w:val="1E293B"/>
+                <w:sz w:val="15"/>
               </w:rPr>
               <w:t>US-15, US-16, US-28</w:t>
             </w:r>
@@ -11222,6 +13190,60 @@
       <w:pPr>
         <w:spacing w:after="0"/>
       </w:pPr>
+    </w:p>
+    <w:p>
+      <w:pPr>
+        <w:spacing w:after="40"/>
+        <w:jc w:val="center"/>
+      </w:pPr>
+      <w:r>
+        <w:drawing>
+          <wp:inline xmlns:a="http://schemas.openxmlformats.org/drawingml/2006/main" xmlns:pic="http://schemas.openxmlformats.org/drawingml/2006/picture">
+            <wp:extent cx="6446520" cy="3053615"/>
+            <wp:docPr id="8" name="Picture 8"/>
+            <wp:cNvGraphicFramePr>
+              <a:graphicFrameLocks noChangeAspect="1"/>
+            </wp:cNvGraphicFramePr>
+            <a:graphic>
+              <a:graphicData uri="http://schemas.openxmlformats.org/drawingml/2006/picture">
+                <pic:pic>
+                  <pic:nvPicPr>
+                    <pic:cNvPr id="0" name="uc-06-flow.png"/>
+                    <pic:cNvPicPr/>
+                  </pic:nvPicPr>
+                  <pic:blipFill>
+                    <a:blip r:embed="rId18"/>
+                    <a:stretch>
+                      <a:fillRect/>
+                    </a:stretch>
+                  </pic:blipFill>
+                  <pic:spPr>
+                    <a:xfrm>
+                      <a:off x="0" y="0"/>
+                      <a:ext cx="6446520" cy="3053615"/>
+                    </a:xfrm>
+                    <a:prstGeom prst="rect"/>
+                  </pic:spPr>
+                </pic:pic>
+              </a:graphicData>
+            </a:graphic>
+          </wp:inline>
+        </w:drawing>
+      </w:r>
+    </w:p>
+    <w:p>
+      <w:pPr>
+        <w:spacing w:after="80"/>
+        <w:jc w:val="center"/>
+      </w:pPr>
+      <w:r>
+        <w:rPr>
+          <w:i/>
+          <w:color w:val="475569"/>
+          <w:sz w:val="16"/>
+        </w:rPr>
+        <w:t>Figure UC-06 — Main, alternative/failure and evidence flow for Save and restore a whole-app version.</w:t>
+      </w:r>
     </w:p>
     <w:p>
       <w:r>
@@ -11269,7 +13291,7 @@
                 <w:rFonts w:ascii="Aptos" w:hAnsi="Aptos"/>
                 <w:b/>
                 <w:color w:val="1E3A8A"/>
-                <w:sz w:val="16"/>
+                <w:sz w:val="15"/>
               </w:rPr>
               <w:t>Field</w:t>
             </w:r>
@@ -11292,7 +13314,7 @@
                 <w:rFonts w:ascii="Aptos" w:hAnsi="Aptos"/>
                 <w:b/>
                 <w:color w:val="1E3A8A"/>
-                <w:sz w:val="16"/>
+                <w:sz w:val="15"/>
               </w:rPr>
               <w:t>Definition</w:t>
             </w:r>
@@ -11319,7 +13341,7 @@
                 <w:rFonts w:ascii="Aptos" w:hAnsi="Aptos"/>
                 <w:b w:val="0"/>
                 <w:color w:val="1E293B"/>
-                <w:sz w:val="16"/>
+                <w:sz w:val="15"/>
               </w:rPr>
               <w:t>Actors</w:t>
             </w:r>
@@ -11341,7 +13363,7 @@
                 <w:rFonts w:ascii="Aptos" w:hAnsi="Aptos"/>
                 <w:b w:val="0"/>
                 <w:color w:val="1E293B"/>
-                <w:sz w:val="16"/>
+                <w:sz w:val="15"/>
               </w:rPr>
               <w:t>ACT-01</w:t>
             </w:r>
@@ -11369,9 +13391,9 @@
                 <w:rFonts w:ascii="Aptos" w:hAnsi="Aptos"/>
                 <w:b w:val="0"/>
                 <w:color w:val="1E293B"/>
-                <w:sz w:val="16"/>
-              </w:rPr>
-              <w:t>Preconditions</w:t>
+                <w:sz w:val="15"/>
+              </w:rPr>
+              <w:t>Module</w:t>
             </w:r>
           </w:p>
         </w:tc>
@@ -11392,9 +13414,9 @@
                 <w:rFonts w:ascii="Aptos" w:hAnsi="Aptos"/>
                 <w:b w:val="0"/>
                 <w:color w:val="1E293B"/>
-                <w:sz w:val="16"/>
-              </w:rPr>
-              <w:t>Owned active or stopped project.</w:t>
+                <w:sz w:val="15"/>
+              </w:rPr>
+              <w:t>M07 — Workspace lifecycle and capacity admission</w:t>
             </w:r>
           </w:p>
         </w:tc>
@@ -11419,9 +13441,9 @@
                 <w:rFonts w:ascii="Aptos" w:hAnsi="Aptos"/>
                 <w:b w:val="0"/>
                 <w:color w:val="1E293B"/>
-                <w:sz w:val="16"/>
-              </w:rPr>
-              <w:t>Main flow</w:t>
+                <w:sz w:val="15"/>
+              </w:rPr>
+              <w:t>Layer</w:t>
             </w:r>
           </w:p>
         </w:tc>
@@ -11441,9 +13463,9 @@
                 <w:rFonts w:ascii="Aptos" w:hAnsi="Aptos"/>
                 <w:b w:val="0"/>
                 <w:color w:val="1E293B"/>
-                <w:sz w:val="16"/>
-              </w:rPr>
-              <w:t>Idle warning → stop when inactive → explicit Open resumes → readiness confirmed.</w:t>
+                <w:sz w:val="15"/>
+              </w:rPr>
+              <w:t>Presentation + Application + Runtime</w:t>
             </w:r>
           </w:p>
         </w:tc>
@@ -11469,9 +13491,9 @@
                 <w:rFonts w:ascii="Aptos" w:hAnsi="Aptos"/>
                 <w:b w:val="0"/>
                 <w:color w:val="1E293B"/>
-                <w:sz w:val="16"/>
-              </w:rPr>
-              <w:t>Failure / recovery</w:t>
+                <w:sz w:val="15"/>
+              </w:rPr>
+              <w:t>Preconditions</w:t>
             </w:r>
           </w:p>
         </w:tc>
@@ -11492,9 +13514,9 @@
                 <w:rFonts w:ascii="Aptos" w:hAnsi="Aptos"/>
                 <w:b w:val="0"/>
                 <w:color w:val="1E293B"/>
-                <w:sz w:val="16"/>
-              </w:rPr>
-              <w:t>Active mutation blocks idle-stop; failed stop/start is recoverable.</w:t>
+                <w:sz w:val="15"/>
+              </w:rPr>
+              <w:t>Owned active, queued or stopped project; current mutation and capacity state are known.</w:t>
             </w:r>
           </w:p>
         </w:tc>
@@ -11519,9 +13541,9 @@
                 <w:rFonts w:ascii="Aptos" w:hAnsi="Aptos"/>
                 <w:b w:val="0"/>
                 <w:color w:val="1E293B"/>
-                <w:sz w:val="16"/>
-              </w:rPr>
-              <w:t>Acceptance evidence</w:t>
+                <w:sz w:val="15"/>
+              </w:rPr>
+              <w:t>Main flow</w:t>
             </w:r>
           </w:p>
         </w:tc>
@@ -11541,9 +13563,9 @@
                 <w:rFonts w:ascii="Aptos" w:hAnsi="Aptos"/>
                 <w:b w:val="0"/>
                 <w:color w:val="1E293B"/>
-                <w:sz w:val="16"/>
-              </w:rPr>
-              <w:t>Source/checkpoints persist while mutable runtime may be recreated.</w:t>
+                <w:sz w:val="15"/>
+              </w:rPr>
+              <w:t>Warn on idle → verify no active mutation → withdraw route and stop → retain durable workspace → owner opens project → fair admission → readiness confirmed.</w:t>
             </w:r>
           </w:p>
         </w:tc>
@@ -11569,9 +13591,9 @@
                 <w:rFonts w:ascii="Aptos" w:hAnsi="Aptos"/>
                 <w:b w:val="0"/>
                 <w:color w:val="1E293B"/>
-                <w:sz w:val="16"/>
-              </w:rPr>
-              <w:t>Story trace</w:t>
+                <w:sz w:val="15"/>
+              </w:rPr>
+              <w:t>Business Rules</w:t>
             </w:r>
           </w:p>
         </w:tc>
@@ -11592,7 +13614,207 @@
                 <w:rFonts w:ascii="Aptos" w:hAnsi="Aptos"/>
                 <w:b w:val="0"/>
                 <w:color w:val="1E293B"/>
-                <w:sz w:val="16"/>
+                <w:sz w:val="15"/>
+              </w:rPr>
+              <w:t>BR-01, BR-04, BR-13, BR-14, BR-15, BR-17</w:t>
+            </w:r>
+          </w:p>
+        </w:tc>
+      </w:tr>
+      <w:tr>
+        <w:trPr>
+          <w:cantSplit/>
+        </w:trPr>
+        <w:tc>
+          <w:tcPr>
+            <w:tcW w:type="dxa" w:w="2232"/>
+            <w:vAlign w:val="center"/>
+          </w:tcPr>
+          <w:p>
+            <w:pPr>
+              <w:keepLines/>
+              <w:spacing w:after="0"/>
+            </w:pPr>
+            <w:r/>
+            <w:r>
+              <w:rPr>
+                <w:rFonts w:ascii="Aptos" w:hAnsi="Aptos"/>
+                <w:b w:val="0"/>
+                <w:color w:val="1E293B"/>
+                <w:sz w:val="15"/>
+              </w:rPr>
+              <w:t>Security Guard</w:t>
+            </w:r>
+          </w:p>
+        </w:tc>
+        <w:tc>
+          <w:tcPr>
+            <w:tcW w:type="dxa" w:w="7848"/>
+            <w:vAlign w:val="center"/>
+          </w:tcPr>
+          <w:p>
+            <w:pPr>
+              <w:keepLines/>
+              <w:spacing w:after="0"/>
+            </w:pPr>
+            <w:r/>
+            <w:r>
+              <w:rPr>
+                <w:rFonts w:ascii="Aptos" w:hAnsi="Aptos"/>
+                <w:b w:val="0"/>
+                <w:color w:val="1E293B"/>
+                <w:sz w:val="15"/>
+              </w:rPr>
+              <w:t>Owner command, pool row lock, slot/reserve checks, durable fairness cursor, lease check and generation-safe route.</w:t>
+            </w:r>
+          </w:p>
+        </w:tc>
+      </w:tr>
+      <w:tr>
+        <w:trPr>
+          <w:cantSplit/>
+        </w:trPr>
+        <w:tc>
+          <w:tcPr>
+            <w:tcW w:type="dxa" w:w="2232"/>
+            <w:shd w:val="clear" w:fill="F8FAFC"/>
+            <w:vAlign w:val="center"/>
+          </w:tcPr>
+          <w:p>
+            <w:pPr>
+              <w:keepLines/>
+              <w:spacing w:after="0"/>
+            </w:pPr>
+            <w:r/>
+            <w:r>
+              <w:rPr>
+                <w:rFonts w:ascii="Aptos" w:hAnsi="Aptos"/>
+                <w:b w:val="0"/>
+                <w:color w:val="1E293B"/>
+                <w:sz w:val="15"/>
+              </w:rPr>
+              <w:t>Failure / Recovery</w:t>
+            </w:r>
+          </w:p>
+        </w:tc>
+        <w:tc>
+          <w:tcPr>
+            <w:tcW w:type="dxa" w:w="7848"/>
+            <w:shd w:val="clear" w:fill="F8FAFC"/>
+            <w:vAlign w:val="center"/>
+          </w:tcPr>
+          <w:p>
+            <w:pPr>
+              <w:keepLines/>
+              <w:spacing w:after="0"/>
+            </w:pPr>
+            <w:r/>
+            <w:r>
+              <w:rPr>
+                <w:rFonts w:ascii="Aptos" w:hAnsi="Aptos"/>
+                <w:b w:val="0"/>
+                <w:color w:val="1E293B"/>
+                <w:sz w:val="15"/>
+              </w:rPr>
+              <w:t>Active mutation blocks idle-stop; full queue shows bounded Waiting/cancel/timeout; failed start/stop remains recoverable.</w:t>
+            </w:r>
+          </w:p>
+        </w:tc>
+      </w:tr>
+      <w:tr>
+        <w:trPr>
+          <w:cantSplit/>
+        </w:trPr>
+        <w:tc>
+          <w:tcPr>
+            <w:tcW w:type="dxa" w:w="2232"/>
+            <w:vAlign w:val="center"/>
+          </w:tcPr>
+          <w:p>
+            <w:pPr>
+              <w:keepLines/>
+              <w:spacing w:after="0"/>
+            </w:pPr>
+            <w:r/>
+            <w:r>
+              <w:rPr>
+                <w:rFonts w:ascii="Aptos" w:hAnsi="Aptos"/>
+                <w:b w:val="0"/>
+                <w:color w:val="1E293B"/>
+                <w:sz w:val="15"/>
+              </w:rPr>
+              <w:t>Acceptance evidence</w:t>
+            </w:r>
+          </w:p>
+        </w:tc>
+        <w:tc>
+          <w:tcPr>
+            <w:tcW w:type="dxa" w:w="7848"/>
+            <w:vAlign w:val="center"/>
+          </w:tcPr>
+          <w:p>
+            <w:pPr>
+              <w:keepLines/>
+              <w:spacing w:after="0"/>
+            </w:pPr>
+            <w:r/>
+            <w:r>
+              <w:rPr>
+                <w:rFonts w:ascii="Aptos" w:hAnsi="Aptos"/>
+                <w:b w:val="0"/>
+                <w:color w:val="1E293B"/>
+                <w:sz w:val="15"/>
+              </w:rPr>
+              <w:t>Source, SQLite and checkpoints persist while disposable runtime is stopped or recreated.</w:t>
+            </w:r>
+          </w:p>
+        </w:tc>
+      </w:tr>
+      <w:tr>
+        <w:trPr>
+          <w:cantSplit/>
+        </w:trPr>
+        <w:tc>
+          <w:tcPr>
+            <w:tcW w:type="dxa" w:w="2232"/>
+            <w:shd w:val="clear" w:fill="F8FAFC"/>
+            <w:vAlign w:val="center"/>
+          </w:tcPr>
+          <w:p>
+            <w:pPr>
+              <w:keepLines/>
+              <w:spacing w:after="0"/>
+            </w:pPr>
+            <w:r/>
+            <w:r>
+              <w:rPr>
+                <w:rFonts w:ascii="Aptos" w:hAnsi="Aptos"/>
+                <w:b w:val="0"/>
+                <w:color w:val="1E293B"/>
+                <w:sz w:val="15"/>
+              </w:rPr>
+              <w:t>Story trace</w:t>
+            </w:r>
+          </w:p>
+        </w:tc>
+        <w:tc>
+          <w:tcPr>
+            <w:tcW w:type="dxa" w:w="7848"/>
+            <w:shd w:val="clear" w:fill="F8FAFC"/>
+            <w:vAlign w:val="center"/>
+          </w:tcPr>
+          <w:p>
+            <w:pPr>
+              <w:keepLines/>
+              <w:spacing w:after="0"/>
+            </w:pPr>
+            <w:r/>
+            <w:r>
+              <w:rPr>
+                <w:rFonts w:ascii="Aptos" w:hAnsi="Aptos"/>
+                <w:b w:val="0"/>
+                <w:color w:val="1E293B"/>
+                <w:sz w:val="15"/>
               </w:rPr>
               <w:t>US-17–US-19</w:t>
             </w:r>
@@ -11604,6 +13826,65 @@
       <w:pPr>
         <w:spacing w:after="0"/>
       </w:pPr>
+    </w:p>
+    <w:p>
+      <w:pPr>
+        <w:spacing w:after="40"/>
+        <w:jc w:val="center"/>
+      </w:pPr>
+      <w:r>
+        <w:drawing>
+          <wp:inline xmlns:a="http://schemas.openxmlformats.org/drawingml/2006/main" xmlns:pic="http://schemas.openxmlformats.org/drawingml/2006/picture">
+            <wp:extent cx="6446520" cy="3053615"/>
+            <wp:docPr id="9" name="Picture 9"/>
+            <wp:cNvGraphicFramePr>
+              <a:graphicFrameLocks noChangeAspect="1"/>
+            </wp:cNvGraphicFramePr>
+            <a:graphic>
+              <a:graphicData uri="http://schemas.openxmlformats.org/drawingml/2006/picture">
+                <pic:pic>
+                  <pic:nvPicPr>
+                    <pic:cNvPr id="0" name="uc-07-flow.png"/>
+                    <pic:cNvPicPr/>
+                  </pic:nvPicPr>
+                  <pic:blipFill>
+                    <a:blip r:embed="rId19"/>
+                    <a:stretch>
+                      <a:fillRect/>
+                    </a:stretch>
+                  </pic:blipFill>
+                  <pic:spPr>
+                    <a:xfrm>
+                      <a:off x="0" y="0"/>
+                      <a:ext cx="6446520" cy="3053615"/>
+                    </a:xfrm>
+                    <a:prstGeom prst="rect"/>
+                  </pic:spPr>
+                </pic:pic>
+              </a:graphicData>
+            </a:graphic>
+          </wp:inline>
+        </w:drawing>
+      </w:r>
+    </w:p>
+    <w:p>
+      <w:pPr>
+        <w:spacing w:after="80"/>
+        <w:jc w:val="center"/>
+      </w:pPr>
+      <w:r>
+        <w:rPr>
+          <w:i/>
+          <w:color w:val="475569"/>
+          <w:sz w:val="16"/>
+        </w:rPr>
+        <w:t>Figure UC-07 — Main, alternative/failure and evidence flow for Stop, idle-stop and resume.</w:t>
+      </w:r>
+    </w:p>
+    <w:p>
+      <w:r>
+        <w:br w:type="page"/>
+      </w:r>
     </w:p>
     <w:p>
       <w:pPr>
@@ -11646,7 +13927,7 @@
                 <w:rFonts w:ascii="Aptos" w:hAnsi="Aptos"/>
                 <w:b/>
                 <w:color w:val="1E3A8A"/>
-                <w:sz w:val="16"/>
+                <w:sz w:val="15"/>
               </w:rPr>
               <w:t>Field</w:t>
             </w:r>
@@ -11669,7 +13950,7 @@
                 <w:rFonts w:ascii="Aptos" w:hAnsi="Aptos"/>
                 <w:b/>
                 <w:color w:val="1E3A8A"/>
-                <w:sz w:val="16"/>
+                <w:sz w:val="15"/>
               </w:rPr>
               <w:t>Definition</w:t>
             </w:r>
@@ -11696,7 +13977,7 @@
                 <w:rFonts w:ascii="Aptos" w:hAnsi="Aptos"/>
                 <w:b w:val="0"/>
                 <w:color w:val="1E293B"/>
-                <w:sz w:val="16"/>
+                <w:sz w:val="15"/>
               </w:rPr>
               <w:t>Actors</w:t>
             </w:r>
@@ -11718,7 +13999,7 @@
                 <w:rFonts w:ascii="Aptos" w:hAnsi="Aptos"/>
                 <w:b w:val="0"/>
                 <w:color w:val="1E293B"/>
-                <w:sz w:val="16"/>
+                <w:sz w:val="15"/>
               </w:rPr>
               <w:t>ACT-01</w:t>
               <w:br/>
@@ -11748,9 +14029,9 @@
                 <w:rFonts w:ascii="Aptos" w:hAnsi="Aptos"/>
                 <w:b w:val="0"/>
                 <w:color w:val="1E293B"/>
-                <w:sz w:val="16"/>
-              </w:rPr>
-              <w:t>Preconditions</w:t>
+                <w:sz w:val="15"/>
+              </w:rPr>
+              <w:t>Module</w:t>
             </w:r>
           </w:p>
         </w:tc>
@@ -11771,9 +14052,9 @@
                 <w:rFonts w:ascii="Aptos" w:hAnsi="Aptos"/>
                 <w:b w:val="0"/>
                 <w:color w:val="1E293B"/>
-                <w:sz w:val="16"/>
-              </w:rPr>
-              <w:t>Stable error/reference exists.</w:t>
+                <w:sz w:val="15"/>
+              </w:rPr>
+              <w:t>M08 — Recovery controller, errors, evidence and audit</w:t>
             </w:r>
           </w:p>
         </w:tc>
@@ -11798,9 +14079,9 @@
                 <w:rFonts w:ascii="Aptos" w:hAnsi="Aptos"/>
                 <w:b w:val="0"/>
                 <w:color w:val="1E293B"/>
-                <w:sz w:val="16"/>
-              </w:rPr>
-              <w:t>Main flow</w:t>
+                <w:sz w:val="15"/>
+              </w:rPr>
+              <w:t>Layer</w:t>
             </w:r>
           </w:p>
         </w:tc>
@@ -11820,9 +14101,9 @@
                 <w:rFonts w:ascii="Aptos" w:hAnsi="Aptos"/>
                 <w:b w:val="0"/>
                 <w:color w:val="1E293B"/>
-                <w:sz w:val="16"/>
-              </w:rPr>
-              <w:t>User recovers a stalled agent, retries/reverts or administrator performs bounded reconcile.</w:t>
+                <w:sz w:val="15"/>
+              </w:rPr>
+              <w:t>Presentation + Application + Runtime + Operations</w:t>
             </w:r>
           </w:p>
         </w:tc>
@@ -11848,9 +14129,9 @@
                 <w:rFonts w:ascii="Aptos" w:hAnsi="Aptos"/>
                 <w:b w:val="0"/>
                 <w:color w:val="1E293B"/>
-                <w:sz w:val="16"/>
-              </w:rPr>
-              <w:t>Failure / recovery</w:t>
+                <w:sz w:val="15"/>
+              </w:rPr>
+              <w:t>Preconditions</w:t>
             </w:r>
           </w:p>
         </w:tc>
@@ -11871,9 +14152,9 @@
                 <w:rFonts w:ascii="Aptos" w:hAnsi="Aptos"/>
                 <w:b w:val="0"/>
                 <w:color w:val="1E293B"/>
-                <w:sz w:val="16"/>
-              </w:rPr>
-              <w:t>No automatic replay of uncertain user mutations; prior attempt must be terminal and UID-bound old-Job/Pod deletion plus failed write-probe evidence must persist before retry.</w:t>
+                <w:sz w:val="15"/>
+              </w:rPr>
+              <w:t>Stable safe error/reference exists; actor owns the project or has explicit bounded administrator permission.</w:t>
             </w:r>
           </w:p>
         </w:tc>
@@ -11898,9 +14179,9 @@
                 <w:rFonts w:ascii="Aptos" w:hAnsi="Aptos"/>
                 <w:b w:val="0"/>
                 <w:color w:val="1E293B"/>
-                <w:sz w:val="16"/>
-              </w:rPr>
-              <w:t>Acceptance evidence</w:t>
+                <w:sz w:val="15"/>
+              </w:rPr>
+              <w:t>Main flow</w:t>
             </w:r>
           </w:p>
         </w:tc>
@@ -11920,9 +14201,9 @@
                 <w:rFonts w:ascii="Aptos" w:hAnsi="Aptos"/>
                 <w:b w:val="0"/>
                 <w:color w:val="1E293B"/>
-                <w:sz w:val="16"/>
-              </w:rPr>
-              <w:t>New linked attempt and audit evidence; prior terminal history is unchanged.</w:t>
+                <w:sz w:val="15"/>
+              </w:rPr>
+              <w:t>Inspect safe status → choose retry, revert, recover agent or bounded reconcile → validate prior terminal state and proof → create linked attempt → verify healthy result.</w:t>
             </w:r>
           </w:p>
         </w:tc>
@@ -11948,9 +14229,9 @@
                 <w:rFonts w:ascii="Aptos" w:hAnsi="Aptos"/>
                 <w:b w:val="0"/>
                 <w:color w:val="1E293B"/>
-                <w:sz w:val="16"/>
-              </w:rPr>
-              <w:t>Story trace</w:t>
+                <w:sz w:val="15"/>
+              </w:rPr>
+              <w:t>Business Rules</w:t>
             </w:r>
           </w:p>
         </w:tc>
@@ -11971,7 +14252,207 @@
                 <w:rFonts w:ascii="Aptos" w:hAnsi="Aptos"/>
                 <w:b w:val="0"/>
                 <w:color w:val="1E293B"/>
-                <w:sz w:val="16"/>
+                <w:sz w:val="15"/>
+              </w:rPr>
+              <w:t>BR-01, BR-04, BR-06, BR-12, BR-13, BR-16, BR-17</w:t>
+            </w:r>
+          </w:p>
+        </w:tc>
+      </w:tr>
+      <w:tr>
+        <w:trPr>
+          <w:cantSplit/>
+        </w:trPr>
+        <w:tc>
+          <w:tcPr>
+            <w:tcW w:type="dxa" w:w="2232"/>
+            <w:vAlign w:val="center"/>
+          </w:tcPr>
+          <w:p>
+            <w:pPr>
+              <w:keepLines/>
+              <w:spacing w:after="0"/>
+            </w:pPr>
+            <w:r/>
+            <w:r>
+              <w:rPr>
+                <w:rFonts w:ascii="Aptos" w:hAnsi="Aptos"/>
+                <w:b w:val="0"/>
+                <w:color w:val="1E293B"/>
+                <w:sz w:val="15"/>
+              </w:rPr>
+              <w:t>Security Guard</w:t>
+            </w:r>
+          </w:p>
+        </w:tc>
+        <w:tc>
+          <w:tcPr>
+            <w:tcW w:type="dxa" w:w="7848"/>
+            <w:vAlign w:val="center"/>
+          </w:tcPr>
+          <w:p>
+            <w:pPr>
+              <w:keepLines/>
+              <w:spacing w:after="0"/>
+            </w:pPr>
+            <w:r/>
+            <w:r>
+              <w:rPr>
+                <w:rFonts w:ascii="Aptos" w:hAnsi="Aptos"/>
+                <w:b w:val="0"/>
+                <w:color w:val="1E293B"/>
+                <w:sz w:val="15"/>
+              </w:rPr>
+              <w:t>Owner or explicit admin permission, idempotency, prior-attempt UID proof, mutation serialization and redacted audit.</w:t>
+            </w:r>
+          </w:p>
+        </w:tc>
+      </w:tr>
+      <w:tr>
+        <w:trPr>
+          <w:cantSplit/>
+        </w:trPr>
+        <w:tc>
+          <w:tcPr>
+            <w:tcW w:type="dxa" w:w="2232"/>
+            <w:shd w:val="clear" w:fill="F8FAFC"/>
+            <w:vAlign w:val="center"/>
+          </w:tcPr>
+          <w:p>
+            <w:pPr>
+              <w:keepLines/>
+              <w:spacing w:after="0"/>
+            </w:pPr>
+            <w:r/>
+            <w:r>
+              <w:rPr>
+                <w:rFonts w:ascii="Aptos" w:hAnsi="Aptos"/>
+                <w:b w:val="0"/>
+                <w:color w:val="1E293B"/>
+                <w:sz w:val="15"/>
+              </w:rPr>
+              <w:t>Failure / Recovery</w:t>
+            </w:r>
+          </w:p>
+        </w:tc>
+        <w:tc>
+          <w:tcPr>
+            <w:tcW w:type="dxa" w:w="7848"/>
+            <w:shd w:val="clear" w:fill="F8FAFC"/>
+            <w:vAlign w:val="center"/>
+          </w:tcPr>
+          <w:p>
+            <w:pPr>
+              <w:keepLines/>
+              <w:spacing w:after="0"/>
+            </w:pPr>
+            <w:r/>
+            <w:r>
+              <w:rPr>
+                <w:rFonts w:ascii="Aptos" w:hAnsi="Aptos"/>
+                <w:b w:val="0"/>
+                <w:color w:val="1E293B"/>
+                <w:sz w:val="15"/>
+              </w:rPr>
+              <w:t>No automatic replay of uncertain mutation. Missing or mismatched proof fails closed and keeps route withdrawn/mutation blocked.</w:t>
+            </w:r>
+          </w:p>
+        </w:tc>
+      </w:tr>
+      <w:tr>
+        <w:trPr>
+          <w:cantSplit/>
+        </w:trPr>
+        <w:tc>
+          <w:tcPr>
+            <w:tcW w:type="dxa" w:w="2232"/>
+            <w:vAlign w:val="center"/>
+          </w:tcPr>
+          <w:p>
+            <w:pPr>
+              <w:keepLines/>
+              <w:spacing w:after="0"/>
+            </w:pPr>
+            <w:r/>
+            <w:r>
+              <w:rPr>
+                <w:rFonts w:ascii="Aptos" w:hAnsi="Aptos"/>
+                <w:b w:val="0"/>
+                <w:color w:val="1E293B"/>
+                <w:sz w:val="15"/>
+              </w:rPr>
+              <w:t>Acceptance evidence</w:t>
+            </w:r>
+          </w:p>
+        </w:tc>
+        <w:tc>
+          <w:tcPr>
+            <w:tcW w:type="dxa" w:w="7848"/>
+            <w:vAlign w:val="center"/>
+          </w:tcPr>
+          <w:p>
+            <w:pPr>
+              <w:keepLines/>
+              <w:spacing w:after="0"/>
+            </w:pPr>
+            <w:r/>
+            <w:r>
+              <w:rPr>
+                <w:rFonts w:ascii="Aptos" w:hAnsi="Aptos"/>
+                <w:b w:val="0"/>
+                <w:color w:val="1E293B"/>
+                <w:sz w:val="15"/>
+              </w:rPr>
+              <w:t>New linked attempt and correlation evidence exist; prior terminal history and last healthy version remain unchanged.</w:t>
+            </w:r>
+          </w:p>
+        </w:tc>
+      </w:tr>
+      <w:tr>
+        <w:trPr>
+          <w:cantSplit/>
+        </w:trPr>
+        <w:tc>
+          <w:tcPr>
+            <w:tcW w:type="dxa" w:w="2232"/>
+            <w:shd w:val="clear" w:fill="F8FAFC"/>
+            <w:vAlign w:val="center"/>
+          </w:tcPr>
+          <w:p>
+            <w:pPr>
+              <w:keepLines/>
+              <w:spacing w:after="0"/>
+            </w:pPr>
+            <w:r/>
+            <w:r>
+              <w:rPr>
+                <w:rFonts w:ascii="Aptos" w:hAnsi="Aptos"/>
+                <w:b w:val="0"/>
+                <w:color w:val="1E293B"/>
+                <w:sz w:val="15"/>
+              </w:rPr>
+              <w:t>Story trace</w:t>
+            </w:r>
+          </w:p>
+        </w:tc>
+        <w:tc>
+          <w:tcPr>
+            <w:tcW w:type="dxa" w:w="7848"/>
+            <w:shd w:val="clear" w:fill="F8FAFC"/>
+            <w:vAlign w:val="center"/>
+          </w:tcPr>
+          <w:p>
+            <w:pPr>
+              <w:keepLines/>
+              <w:spacing w:after="0"/>
+            </w:pPr>
+            <w:r/>
+            <w:r>
+              <w:rPr>
+                <w:rFonts w:ascii="Aptos" w:hAnsi="Aptos"/>
+                <w:b w:val="0"/>
+                <w:color w:val="1E293B"/>
+                <w:sz w:val="15"/>
               </w:rPr>
               <w:t>US-21, US-23, US-26</w:t>
             </w:r>
@@ -11983,6 +14464,60 @@
       <w:pPr>
         <w:spacing w:after="0"/>
       </w:pPr>
+    </w:p>
+    <w:p>
+      <w:pPr>
+        <w:spacing w:after="40"/>
+        <w:jc w:val="center"/>
+      </w:pPr>
+      <w:r>
+        <w:drawing>
+          <wp:inline xmlns:a="http://schemas.openxmlformats.org/drawingml/2006/main" xmlns:pic="http://schemas.openxmlformats.org/drawingml/2006/picture">
+            <wp:extent cx="6446520" cy="3053615"/>
+            <wp:docPr id="10" name="Picture 10"/>
+            <wp:cNvGraphicFramePr>
+              <a:graphicFrameLocks noChangeAspect="1"/>
+            </wp:cNvGraphicFramePr>
+            <a:graphic>
+              <a:graphicData uri="http://schemas.openxmlformats.org/drawingml/2006/picture">
+                <pic:pic>
+                  <pic:nvPicPr>
+                    <pic:cNvPr id="0" name="uc-08-flow.png"/>
+                    <pic:cNvPicPr/>
+                  </pic:nvPicPr>
+                  <pic:blipFill>
+                    <a:blip r:embed="rId20"/>
+                    <a:stretch>
+                      <a:fillRect/>
+                    </a:stretch>
+                  </pic:blipFill>
+                  <pic:spPr>
+                    <a:xfrm>
+                      <a:off x="0" y="0"/>
+                      <a:ext cx="6446520" cy="3053615"/>
+                    </a:xfrm>
+                    <a:prstGeom prst="rect"/>
+                  </pic:spPr>
+                </pic:pic>
+              </a:graphicData>
+            </a:graphic>
+          </wp:inline>
+        </w:drawing>
+      </w:r>
+    </w:p>
+    <w:p>
+      <w:pPr>
+        <w:spacing w:after="80"/>
+        <w:jc w:val="center"/>
+      </w:pPr>
+      <w:r>
+        <w:rPr>
+          <w:i/>
+          <w:color w:val="475569"/>
+          <w:sz w:val="16"/>
+        </w:rPr>
+        <w:t>Figure UC-08 — Main, alternative/failure and evidence flow for Recover a failed operation.</w:t>
+      </w:r>
     </w:p>
     <w:p>
       <w:r>
@@ -12030,7 +14565,7 @@
                 <w:rFonts w:ascii="Aptos" w:hAnsi="Aptos"/>
                 <w:b/>
                 <w:color w:val="1E3A8A"/>
-                <w:sz w:val="16"/>
+                <w:sz w:val="15"/>
               </w:rPr>
               <w:t>Field</w:t>
             </w:r>
@@ -12053,7 +14588,7 @@
                 <w:rFonts w:ascii="Aptos" w:hAnsi="Aptos"/>
                 <w:b/>
                 <w:color w:val="1E3A8A"/>
-                <w:sz w:val="16"/>
+                <w:sz w:val="15"/>
               </w:rPr>
               <w:t>Definition</w:t>
             </w:r>
@@ -12080,7 +14615,7 @@
                 <w:rFonts w:ascii="Aptos" w:hAnsi="Aptos"/>
                 <w:b w:val="0"/>
                 <w:color w:val="1E293B"/>
-                <w:sz w:val="16"/>
+                <w:sz w:val="15"/>
               </w:rPr>
               <w:t>Actors</w:t>
             </w:r>
@@ -12102,7 +14637,7 @@
                 <w:rFonts w:ascii="Aptos" w:hAnsi="Aptos"/>
                 <w:b w:val="0"/>
                 <w:color w:val="1E293B"/>
-                <w:sz w:val="16"/>
+                <w:sz w:val="15"/>
               </w:rPr>
               <w:t>ACT-02</w:t>
             </w:r>
@@ -12130,9 +14665,9 @@
                 <w:rFonts w:ascii="Aptos" w:hAnsi="Aptos"/>
                 <w:b w:val="0"/>
                 <w:color w:val="1E293B"/>
-                <w:sz w:val="16"/>
-              </w:rPr>
-              <w:t>Preconditions</w:t>
+                <w:sz w:val="15"/>
+              </w:rPr>
+              <w:t>Module</w:t>
             </w:r>
           </w:p>
         </w:tc>
@@ -12153,9 +14688,9 @@
                 <w:rFonts w:ascii="Aptos" w:hAnsi="Aptos"/>
                 <w:b w:val="0"/>
                 <w:color w:val="1E293B"/>
-                <w:sz w:val="16"/>
-              </w:rPr>
-              <w:t>Administrator session and explicit permission.</w:t>
+                <w:sz w:val="15"/>
+              </w:rPr>
+              <w:t>M09 — Restricted administration and typed configuration</w:t>
             </w:r>
           </w:p>
         </w:tc>
@@ -12180,9 +14715,9 @@
                 <w:rFonts w:ascii="Aptos" w:hAnsi="Aptos"/>
                 <w:b w:val="0"/>
                 <w:color w:val="1E293B"/>
-                <w:sz w:val="16"/>
-              </w:rPr>
-              <w:t>Main flow</w:t>
+                <w:sz w:val="15"/>
+              </w:rPr>
+              <w:t>Layer</w:t>
             </w:r>
           </w:p>
         </w:tc>
@@ -12202,9 +14737,9 @@
                 <w:rFonts w:ascii="Aptos" w:hAnsi="Aptos"/>
                 <w:b w:val="0"/>
                 <w:color w:val="1E293B"/>
-                <w:sz w:val="16"/>
-              </w:rPr>
-              <w:t>Inspect safe state → issue allowlisted command/configuration → validate → audit result.</w:t>
+                <w:sz w:val="15"/>
+              </w:rPr>
+              <w:t>Presentation + Application + Operations</w:t>
             </w:r>
           </w:p>
         </w:tc>
@@ -12230,9 +14765,9 @@
                 <w:rFonts w:ascii="Aptos" w:hAnsi="Aptos"/>
                 <w:b w:val="0"/>
                 <w:color w:val="1E293B"/>
-                <w:sz w:val="16"/>
-              </w:rPr>
-              <w:t>Failure / recovery</w:t>
+                <w:sz w:val="15"/>
+              </w:rPr>
+              <w:t>Preconditions</w:t>
             </w:r>
           </w:p>
         </w:tc>
@@ -12253,9 +14788,9 @@
                 <w:rFonts w:ascii="Aptos" w:hAnsi="Aptos"/>
                 <w:b w:val="0"/>
                 <w:color w:val="1E293B"/>
-                <w:sz w:val="16"/>
-              </w:rPr>
-              <w:t>No arbitrary shell, infrastructure definition, secret value or direct state forgery.</w:t>
+                <w:sz w:val="15"/>
+              </w:rPr>
+              <w:t>Active administrator session; explicit role/permission; expected aggregate row version loaded.</w:t>
             </w:r>
           </w:p>
         </w:tc>
@@ -12280,9 +14815,9 @@
                 <w:rFonts w:ascii="Aptos" w:hAnsi="Aptos"/>
                 <w:b w:val="0"/>
                 <w:color w:val="1E293B"/>
-                <w:sz w:val="16"/>
-              </w:rPr>
-              <w:t>Acceptance evidence</w:t>
+                <w:sz w:val="15"/>
+              </w:rPr>
+              <w:t>Main flow</w:t>
             </w:r>
           </w:p>
         </w:tc>
@@ -12302,9 +14837,9 @@
                 <w:rFonts w:ascii="Aptos" w:hAnsi="Aptos"/>
                 <w:b w:val="0"/>
                 <w:color w:val="1E293B"/>
-                <w:sz w:val="16"/>
-              </w:rPr>
-              <w:t>Accepted and denied privileged actions are attributable and reviewable.</w:t>
+                <w:sz w:val="15"/>
+              </w:rPr>
+              <w:t>Inspect safe state → choose named allowlisted command or config key → validate permission/type/range/version → commit CAS and audit → show safe result.</w:t>
             </w:r>
           </w:p>
         </w:tc>
@@ -12330,9 +14865,9 @@
                 <w:rFonts w:ascii="Aptos" w:hAnsi="Aptos"/>
                 <w:b w:val="0"/>
                 <w:color w:val="1E293B"/>
-                <w:sz w:val="16"/>
-              </w:rPr>
-              <w:t>Story trace</w:t>
+                <w:sz w:val="15"/>
+              </w:rPr>
+              <w:t>Business Rules</w:t>
             </w:r>
           </w:p>
         </w:tc>
@@ -12353,7 +14888,207 @@
                 <w:rFonts w:ascii="Aptos" w:hAnsi="Aptos"/>
                 <w:b w:val="0"/>
                 <w:color w:val="1E293B"/>
-                <w:sz w:val="16"/>
+                <w:sz w:val="15"/>
+              </w:rPr>
+              <w:t>BR-01, BR-13, BR-16, BR-17</w:t>
+            </w:r>
+          </w:p>
+        </w:tc>
+      </w:tr>
+      <w:tr>
+        <w:trPr>
+          <w:cantSplit/>
+        </w:trPr>
+        <w:tc>
+          <w:tcPr>
+            <w:tcW w:type="dxa" w:w="2232"/>
+            <w:vAlign w:val="center"/>
+          </w:tcPr>
+          <w:p>
+            <w:pPr>
+              <w:keepLines/>
+              <w:spacing w:after="0"/>
+            </w:pPr>
+            <w:r/>
+            <w:r>
+              <w:rPr>
+                <w:rFonts w:ascii="Aptos" w:hAnsi="Aptos"/>
+                <w:b w:val="0"/>
+                <w:color w:val="1E293B"/>
+                <w:sz w:val="15"/>
+              </w:rPr>
+              <w:t>Security Guard</w:t>
+            </w:r>
+          </w:p>
+        </w:tc>
+        <w:tc>
+          <w:tcPr>
+            <w:tcW w:type="dxa" w:w="7848"/>
+            <w:vAlign w:val="center"/>
+          </w:tcPr>
+          <w:p>
+            <w:pPr>
+              <w:keepLines/>
+              <w:spacing w:after="0"/>
+            </w:pPr>
+            <w:r/>
+            <w:r>
+              <w:rPr>
+                <w:rFonts w:ascii="Aptos" w:hAnsi="Aptos"/>
+                <w:b w:val="0"/>
+                <w:color w:val="1E293B"/>
+                <w:sz w:val="15"/>
+              </w:rPr>
+              <w:t>Restricted AdminJS, explicit permission, last-admin protection, typed non-secret allowlist and atomic CAS plus command dedup.</w:t>
+            </w:r>
+          </w:p>
+        </w:tc>
+      </w:tr>
+      <w:tr>
+        <w:trPr>
+          <w:cantSplit/>
+        </w:trPr>
+        <w:tc>
+          <w:tcPr>
+            <w:tcW w:type="dxa" w:w="2232"/>
+            <w:shd w:val="clear" w:fill="F8FAFC"/>
+            <w:vAlign w:val="center"/>
+          </w:tcPr>
+          <w:p>
+            <w:pPr>
+              <w:keepLines/>
+              <w:spacing w:after="0"/>
+            </w:pPr>
+            <w:r/>
+            <w:r>
+              <w:rPr>
+                <w:rFonts w:ascii="Aptos" w:hAnsi="Aptos"/>
+                <w:b w:val="0"/>
+                <w:color w:val="1E293B"/>
+                <w:sz w:val="15"/>
+              </w:rPr>
+              <w:t>Failure / Recovery</w:t>
+            </w:r>
+          </w:p>
+        </w:tc>
+        <w:tc>
+          <w:tcPr>
+            <w:tcW w:type="dxa" w:w="7848"/>
+            <w:shd w:val="clear" w:fill="F8FAFC"/>
+            <w:vAlign w:val="center"/>
+          </w:tcPr>
+          <w:p>
+            <w:pPr>
+              <w:keepLines/>
+              <w:spacing w:after="0"/>
+            </w:pPr>
+            <w:r/>
+            <w:r>
+              <w:rPr>
+                <w:rFonts w:ascii="Aptos" w:hAnsi="Aptos"/>
+                <w:b w:val="0"/>
+                <w:color w:val="1E293B"/>
+                <w:sz w:val="15"/>
+              </w:rPr>
+              <w:t>Unknown command/key, secret value, wrong type/range, stale row or direct-state attempt is rejected atomically and audited.</w:t>
+            </w:r>
+          </w:p>
+        </w:tc>
+      </w:tr>
+      <w:tr>
+        <w:trPr>
+          <w:cantSplit/>
+        </w:trPr>
+        <w:tc>
+          <w:tcPr>
+            <w:tcW w:type="dxa" w:w="2232"/>
+            <w:vAlign w:val="center"/>
+          </w:tcPr>
+          <w:p>
+            <w:pPr>
+              <w:keepLines/>
+              <w:spacing w:after="0"/>
+            </w:pPr>
+            <w:r/>
+            <w:r>
+              <w:rPr>
+                <w:rFonts w:ascii="Aptos" w:hAnsi="Aptos"/>
+                <w:b w:val="0"/>
+                <w:color w:val="1E293B"/>
+                <w:sz w:val="15"/>
+              </w:rPr>
+              <w:t>Acceptance evidence</w:t>
+            </w:r>
+          </w:p>
+        </w:tc>
+        <w:tc>
+          <w:tcPr>
+            <w:tcW w:type="dxa" w:w="7848"/>
+            <w:vAlign w:val="center"/>
+          </w:tcPr>
+          <w:p>
+            <w:pPr>
+              <w:keepLines/>
+              <w:spacing w:after="0"/>
+            </w:pPr>
+            <w:r/>
+            <w:r>
+              <w:rPr>
+                <w:rFonts w:ascii="Aptos" w:hAnsi="Aptos"/>
+                <w:b w:val="0"/>
+                <w:color w:val="1E293B"/>
+                <w:sz w:val="15"/>
+              </w:rPr>
+              <w:t>Accepted and denied privileged actions are attributable, redacted and reviewable.</w:t>
+            </w:r>
+          </w:p>
+        </w:tc>
+      </w:tr>
+      <w:tr>
+        <w:trPr>
+          <w:cantSplit/>
+        </w:trPr>
+        <w:tc>
+          <w:tcPr>
+            <w:tcW w:type="dxa" w:w="2232"/>
+            <w:shd w:val="clear" w:fill="F8FAFC"/>
+            <w:vAlign w:val="center"/>
+          </w:tcPr>
+          <w:p>
+            <w:pPr>
+              <w:keepLines/>
+              <w:spacing w:after="0"/>
+            </w:pPr>
+            <w:r/>
+            <w:r>
+              <w:rPr>
+                <w:rFonts w:ascii="Aptos" w:hAnsi="Aptos"/>
+                <w:b w:val="0"/>
+                <w:color w:val="1E293B"/>
+                <w:sz w:val="15"/>
+              </w:rPr>
+              <w:t>Story trace</w:t>
+            </w:r>
+          </w:p>
+        </w:tc>
+        <w:tc>
+          <w:tcPr>
+            <w:tcW w:type="dxa" w:w="7848"/>
+            <w:shd w:val="clear" w:fill="F8FAFC"/>
+            <w:vAlign w:val="center"/>
+          </w:tcPr>
+          <w:p>
+            <w:pPr>
+              <w:keepLines/>
+              <w:spacing w:after="0"/>
+            </w:pPr>
+            <w:r/>
+            <w:r>
+              <w:rPr>
+                <w:rFonts w:ascii="Aptos" w:hAnsi="Aptos"/>
+                <w:b w:val="0"/>
+                <w:color w:val="1E293B"/>
+                <w:sz w:val="15"/>
               </w:rPr>
               <w:t>US-21, US-22</w:t>
             </w:r>
@@ -12367,9 +15102,2550 @@
       </w:pPr>
     </w:p>
     <w:p>
+      <w:pPr>
+        <w:spacing w:after="40"/>
+        <w:jc w:val="center"/>
+      </w:pPr>
+      <w:r>
+        <w:drawing>
+          <wp:inline xmlns:a="http://schemas.openxmlformats.org/drawingml/2006/main" xmlns:pic="http://schemas.openxmlformats.org/drawingml/2006/picture">
+            <wp:extent cx="6446520" cy="3053615"/>
+            <wp:docPr id="11" name="Picture 11"/>
+            <wp:cNvGraphicFramePr>
+              <a:graphicFrameLocks noChangeAspect="1"/>
+            </wp:cNvGraphicFramePr>
+            <a:graphic>
+              <a:graphicData uri="http://schemas.openxmlformats.org/drawingml/2006/picture">
+                <pic:pic>
+                  <pic:nvPicPr>
+                    <pic:cNvPr id="0" name="uc-09-flow.png"/>
+                    <pic:cNvPicPr/>
+                  </pic:nvPicPr>
+                  <pic:blipFill>
+                    <a:blip r:embed="rId21"/>
+                    <a:stretch>
+                      <a:fillRect/>
+                    </a:stretch>
+                  </pic:blipFill>
+                  <pic:spPr>
+                    <a:xfrm>
+                      <a:off x="0" y="0"/>
+                      <a:ext cx="6446520" cy="3053615"/>
+                    </a:xfrm>
+                    <a:prstGeom prst="rect"/>
+                  </pic:spPr>
+                </pic:pic>
+              </a:graphicData>
+            </a:graphic>
+          </wp:inline>
+        </w:drawing>
+      </w:r>
+    </w:p>
+    <w:p>
+      <w:pPr>
+        <w:spacing w:after="80"/>
+        <w:jc w:val="center"/>
+      </w:pPr>
+      <w:r>
+        <w:rPr>
+          <w:i/>
+          <w:color w:val="475569"/>
+          <w:sz w:val="16"/>
+        </w:rPr>
+        <w:t>Figure UC-09 — Main, alternative/failure and evidence flow for Perform restricted administration.</w:t>
+      </w:r>
+    </w:p>
+    <w:p>
       <w:r>
         <w:br w:type="page"/>
       </w:r>
+    </w:p>
+    <w:p>
+      <w:pPr>
+        <w:pStyle w:val="Heading1"/>
+        <w:spacing w:after="80"/>
+      </w:pPr>
+      <w:r>
+        <w:t>Business Rule Register</w:t>
+      </w:r>
+    </w:p>
+    <w:p>
+      <w:pPr>
+        <w:spacing w:after="80"/>
+      </w:pPr>
+      <w:r>
+        <w:t>Business Rules constrain every Use Case independently of screen wording. A Use Case may reference only IDs in this register; Technical realization must trace the same IDs rather than redefine them.</w:t>
+      </w:r>
+    </w:p>
+    <w:tbl>
+      <w:tblPr>
+        <w:tblStyle w:val="TableGrid"/>
+        <w:tblW w:type="auto" w:w="0"/>
+        <w:jc w:val="center"/>
+        <w:tblLook w:firstColumn="1" w:firstRow="1" w:lastColumn="0" w:lastRow="0" w:noHBand="0" w:noVBand="1" w:val="04A0"/>
+      </w:tblPr>
+      <w:tblGrid>
+        <w:gridCol w:w="2570"/>
+        <w:gridCol w:w="2570"/>
+        <w:gridCol w:w="2570"/>
+        <w:gridCol w:w="2570"/>
+      </w:tblGrid>
+      <w:tr>
+        <w:trPr>
+          <w:tblHeader w:val="true"/>
+        </w:trPr>
+        <w:tc>
+          <w:tcPr>
+            <w:tcW w:type="dxa" w:w="936"/>
+            <w:shd w:val="clear" w:fill="DBEAFE"/>
+            <w:vAlign w:val="center"/>
+          </w:tcPr>
+          <w:p>
+            <w:pPr>
+              <w:keepLines/>
+              <w:spacing w:after="0"/>
+            </w:pPr>
+            <w:r/>
+            <w:r>
+              <w:rPr>
+                <w:rFonts w:ascii="Aptos" w:hAnsi="Aptos"/>
+                <w:b/>
+                <w:color w:val="1E3A8A"/>
+                <w:sz w:val="13"/>
+              </w:rPr>
+              <w:t>ID</w:t>
+            </w:r>
+          </w:p>
+        </w:tc>
+        <w:tc>
+          <w:tcPr>
+            <w:tcW w:type="dxa" w:w="5400"/>
+            <w:shd w:val="clear" w:fill="DBEAFE"/>
+            <w:vAlign w:val="center"/>
+          </w:tcPr>
+          <w:p>
+            <w:pPr>
+              <w:keepLines/>
+              <w:spacing w:after="0"/>
+            </w:pPr>
+            <w:r/>
+            <w:r>
+              <w:rPr>
+                <w:rFonts w:ascii="Aptos" w:hAnsi="Aptos"/>
+                <w:b/>
+                <w:color w:val="1E3A8A"/>
+                <w:sz w:val="13"/>
+              </w:rPr>
+              <w:t>Rule</w:t>
+            </w:r>
+          </w:p>
+        </w:tc>
+        <w:tc>
+          <w:tcPr>
+            <w:tcW w:type="dxa" w:w="1512"/>
+            <w:shd w:val="clear" w:fill="DBEAFE"/>
+            <w:vAlign w:val="center"/>
+          </w:tcPr>
+          <w:p>
+            <w:pPr>
+              <w:keepLines/>
+              <w:spacing w:after="0"/>
+            </w:pPr>
+            <w:r/>
+            <w:r>
+              <w:rPr>
+                <w:rFonts w:ascii="Aptos" w:hAnsi="Aptos"/>
+                <w:b/>
+                <w:color w:val="1E3A8A"/>
+                <w:sz w:val="13"/>
+              </w:rPr>
+              <w:t>Applies to</w:t>
+            </w:r>
+          </w:p>
+        </w:tc>
+        <w:tc>
+          <w:tcPr>
+            <w:tcW w:type="dxa" w:w="2232"/>
+            <w:shd w:val="clear" w:fill="DBEAFE"/>
+            <w:vAlign w:val="center"/>
+          </w:tcPr>
+          <w:p>
+            <w:pPr>
+              <w:keepLines/>
+              <w:spacing w:after="0"/>
+            </w:pPr>
+            <w:r/>
+            <w:r>
+              <w:rPr>
+                <w:rFonts w:ascii="Aptos" w:hAnsi="Aptos"/>
+                <w:b/>
+                <w:color w:val="1E3A8A"/>
+                <w:sz w:val="13"/>
+              </w:rPr>
+              <w:t>Enforcement / evidence</w:t>
+            </w:r>
+          </w:p>
+        </w:tc>
+      </w:tr>
+      <w:tr>
+        <w:trPr>
+          <w:cantSplit/>
+        </w:trPr>
+        <w:tc>
+          <w:tcPr>
+            <w:tcW w:type="dxa" w:w="936"/>
+            <w:vAlign w:val="center"/>
+          </w:tcPr>
+          <w:p>
+            <w:pPr>
+              <w:keepLines/>
+              <w:spacing w:after="0"/>
+            </w:pPr>
+            <w:r/>
+            <w:r>
+              <w:rPr>
+                <w:rFonts w:ascii="Aptos" w:hAnsi="Aptos"/>
+                <w:b w:val="0"/>
+                <w:color w:val="1E293B"/>
+                <w:sz w:val="13"/>
+              </w:rPr>
+              <w:t>BR-01</w:t>
+            </w:r>
+          </w:p>
+        </w:tc>
+        <w:tc>
+          <w:tcPr>
+            <w:tcW w:type="dxa" w:w="5400"/>
+            <w:vAlign w:val="center"/>
+          </w:tcPr>
+          <w:p>
+            <w:pPr>
+              <w:keepLines/>
+              <w:spacing w:after="0"/>
+            </w:pPr>
+            <w:r/>
+            <w:r>
+              <w:rPr>
+                <w:rFonts w:ascii="Aptos" w:hAnsi="Aptos"/>
+                <w:b w:val="0"/>
+                <w:color w:val="1E293B"/>
+                <w:sz w:val="13"/>
+              </w:rPr>
+              <w:t>Every project, conversation, run, snapshot, route and command is owner-scoped; direct-ID and cross-owner access fail closed.</w:t>
+            </w:r>
+          </w:p>
+        </w:tc>
+        <w:tc>
+          <w:tcPr>
+            <w:tcW w:type="dxa" w:w="1512"/>
+            <w:vAlign w:val="center"/>
+          </w:tcPr>
+          <w:p>
+            <w:pPr>
+              <w:keepLines/>
+              <w:spacing w:after="0"/>
+            </w:pPr>
+            <w:r/>
+            <w:r>
+              <w:rPr>
+                <w:rFonts w:ascii="Aptos" w:hAnsi="Aptos"/>
+                <w:b w:val="0"/>
+                <w:color w:val="1E293B"/>
+                <w:sz w:val="13"/>
+              </w:rPr>
+              <w:t>UC-01, UC-02, UC-03, UC-04, UC-05, UC-06, UC-07, UC-08, UC-09</w:t>
+            </w:r>
+          </w:p>
+        </w:tc>
+        <w:tc>
+          <w:tcPr>
+            <w:tcW w:type="dxa" w:w="2232"/>
+            <w:vAlign w:val="center"/>
+          </w:tcPr>
+          <w:p>
+            <w:pPr>
+              <w:keepLines/>
+              <w:spacing w:after="0"/>
+            </w:pPr>
+            <w:r/>
+            <w:r>
+              <w:rPr>
+                <w:rFonts w:ascii="Aptos" w:hAnsi="Aptos"/>
+                <w:b w:val="0"/>
+                <w:color w:val="1E293B"/>
+                <w:sz w:val="13"/>
+              </w:rPr>
+              <w:t>Object authorization on every command/query plus cross-owner negative tests.</w:t>
+            </w:r>
+          </w:p>
+        </w:tc>
+      </w:tr>
+      <w:tr>
+        <w:trPr>
+          <w:cantSplit/>
+        </w:trPr>
+        <w:tc>
+          <w:tcPr>
+            <w:tcW w:type="dxa" w:w="936"/>
+            <w:shd w:val="clear" w:fill="F8FAFC"/>
+            <w:vAlign w:val="center"/>
+          </w:tcPr>
+          <w:p>
+            <w:pPr>
+              <w:keepLines/>
+              <w:spacing w:after="0"/>
+            </w:pPr>
+            <w:r/>
+            <w:r>
+              <w:rPr>
+                <w:rFonts w:ascii="Aptos" w:hAnsi="Aptos"/>
+                <w:b w:val="0"/>
+                <w:color w:val="1E293B"/>
+                <w:sz w:val="13"/>
+              </w:rPr>
+              <w:t>BR-02</w:t>
+            </w:r>
+          </w:p>
+        </w:tc>
+        <w:tc>
+          <w:tcPr>
+            <w:tcW w:type="dxa" w:w="5400"/>
+            <w:shd w:val="clear" w:fill="F8FAFC"/>
+            <w:vAlign w:val="center"/>
+          </w:tcPr>
+          <w:p>
+            <w:pPr>
+              <w:keepLines/>
+              <w:spacing w:after="0"/>
+            </w:pPr>
+            <w:r/>
+            <w:r>
+              <w:rPr>
+                <w:rFonts w:ascii="Aptos" w:hAnsi="Aptos"/>
+                <w:b w:val="0"/>
+                <w:color w:val="1E293B"/>
+                <w:sz w:val="13"/>
+              </w:rPr>
+              <w:t>Organization, OU and Department placement is administrative metadata and never grants Stage 1 project access.</w:t>
+            </w:r>
+          </w:p>
+        </w:tc>
+        <w:tc>
+          <w:tcPr>
+            <w:tcW w:type="dxa" w:w="1512"/>
+            <w:shd w:val="clear" w:fill="F8FAFC"/>
+            <w:vAlign w:val="center"/>
+          </w:tcPr>
+          <w:p>
+            <w:pPr>
+              <w:keepLines/>
+              <w:spacing w:after="0"/>
+            </w:pPr>
+            <w:r/>
+            <w:r>
+              <w:rPr>
+                <w:rFonts w:ascii="Aptos" w:hAnsi="Aptos"/>
+                <w:b w:val="0"/>
+                <w:color w:val="1E293B"/>
+                <w:sz w:val="13"/>
+              </w:rPr>
+              <w:t>UC-01</w:t>
+            </w:r>
+          </w:p>
+        </w:tc>
+        <w:tc>
+          <w:tcPr>
+            <w:tcW w:type="dxa" w:w="2232"/>
+            <w:shd w:val="clear" w:fill="F8FAFC"/>
+            <w:vAlign w:val="center"/>
+          </w:tcPr>
+          <w:p>
+            <w:pPr>
+              <w:keepLines/>
+              <w:spacing w:after="0"/>
+            </w:pPr>
+            <w:r/>
+            <w:r>
+              <w:rPr>
+                <w:rFonts w:ascii="Aptos" w:hAnsi="Aptos"/>
+                <w:b w:val="0"/>
+                <w:color w:val="1E293B"/>
+                <w:sz w:val="13"/>
+              </w:rPr>
+              <w:t>Provision one current primary membership; same-unit users still fail project access tests.</w:t>
+            </w:r>
+          </w:p>
+        </w:tc>
+      </w:tr>
+      <w:tr>
+        <w:trPr>
+          <w:cantSplit/>
+        </w:trPr>
+        <w:tc>
+          <w:tcPr>
+            <w:tcW w:type="dxa" w:w="936"/>
+            <w:vAlign w:val="center"/>
+          </w:tcPr>
+          <w:p>
+            <w:pPr>
+              <w:keepLines/>
+              <w:spacing w:after="0"/>
+            </w:pPr>
+            <w:r/>
+            <w:r>
+              <w:rPr>
+                <w:rFonts w:ascii="Aptos" w:hAnsi="Aptos"/>
+                <w:b w:val="0"/>
+                <w:color w:val="1E293B"/>
+                <w:sz w:val="13"/>
+              </w:rPr>
+              <w:t>BR-03</w:t>
+            </w:r>
+          </w:p>
+        </w:tc>
+        <w:tc>
+          <w:tcPr>
+            <w:tcW w:type="dxa" w:w="5400"/>
+            <w:vAlign w:val="center"/>
+          </w:tcPr>
+          <w:p>
+            <w:pPr>
+              <w:keepLines/>
+              <w:spacing w:after="0"/>
+            </w:pPr>
+            <w:r/>
+            <w:r>
+              <w:rPr>
+                <w:rFonts w:ascii="Aptos" w:hAnsi="Aptos"/>
+                <w:b w:val="0"/>
+                <w:color w:val="1E293B"/>
+                <w:sz w:val="13"/>
+              </w:rPr>
+              <w:t>Project creation is idempotent and pins exactly one approved immutable template version.</w:t>
+            </w:r>
+          </w:p>
+        </w:tc>
+        <w:tc>
+          <w:tcPr>
+            <w:tcW w:type="dxa" w:w="1512"/>
+            <w:vAlign w:val="center"/>
+          </w:tcPr>
+          <w:p>
+            <w:pPr>
+              <w:keepLines/>
+              <w:spacing w:after="0"/>
+            </w:pPr>
+            <w:r/>
+            <w:r>
+              <w:rPr>
+                <w:rFonts w:ascii="Aptos" w:hAnsi="Aptos"/>
+                <w:b w:val="0"/>
+                <w:color w:val="1E293B"/>
+                <w:sz w:val="13"/>
+              </w:rPr>
+              <w:t>UC-02</w:t>
+            </w:r>
+          </w:p>
+        </w:tc>
+        <w:tc>
+          <w:tcPr>
+            <w:tcW w:type="dxa" w:w="2232"/>
+            <w:vAlign w:val="center"/>
+          </w:tcPr>
+          <w:p>
+            <w:pPr>
+              <w:keepLines/>
+              <w:spacing w:after="0"/>
+            </w:pPr>
+            <w:r/>
+            <w:r>
+              <w:rPr>
+                <w:rFonts w:ascii="Aptos" w:hAnsi="Aptos"/>
+                <w:b w:val="0"/>
+                <w:color w:val="1E293B"/>
+                <w:sz w:val="13"/>
+              </w:rPr>
+              <w:t>Unique idempotency key, atomic project/workspace initialization and retry evidence.</w:t>
+            </w:r>
+          </w:p>
+        </w:tc>
+      </w:tr>
+      <w:tr>
+        <w:trPr>
+          <w:cantSplit/>
+        </w:trPr>
+        <w:tc>
+          <w:tcPr>
+            <w:tcW w:type="dxa" w:w="936"/>
+            <w:shd w:val="clear" w:fill="F8FAFC"/>
+            <w:vAlign w:val="center"/>
+          </w:tcPr>
+          <w:p>
+            <w:pPr>
+              <w:keepLines/>
+              <w:spacing w:after="0"/>
+            </w:pPr>
+            <w:r/>
+            <w:r>
+              <w:rPr>
+                <w:rFonts w:ascii="Aptos" w:hAnsi="Aptos"/>
+                <w:b w:val="0"/>
+                <w:color w:val="1E293B"/>
+                <w:sz w:val="13"/>
+              </w:rPr>
+              <w:t>BR-04</w:t>
+            </w:r>
+          </w:p>
+        </w:tc>
+        <w:tc>
+          <w:tcPr>
+            <w:tcW w:type="dxa" w:w="5400"/>
+            <w:shd w:val="clear" w:fill="F8FAFC"/>
+            <w:vAlign w:val="center"/>
+          </w:tcPr>
+          <w:p>
+            <w:pPr>
+              <w:keepLines/>
+              <w:spacing w:after="0"/>
+            </w:pPr>
+            <w:r/>
+            <w:r>
+              <w:rPr>
+                <w:rFonts w:ascii="Aptos" w:hAnsi="Aptos"/>
+                <w:b w:val="0"/>
+                <w:color w:val="1E293B"/>
+                <w:sz w:val="13"/>
+              </w:rPr>
+              <w:t>Only one mutating operation may hold the project mutation lease; terminal attempts are immutable.</w:t>
+            </w:r>
+          </w:p>
+        </w:tc>
+        <w:tc>
+          <w:tcPr>
+            <w:tcW w:type="dxa" w:w="1512"/>
+            <w:shd w:val="clear" w:fill="F8FAFC"/>
+            <w:vAlign w:val="center"/>
+          </w:tcPr>
+          <w:p>
+            <w:pPr>
+              <w:keepLines/>
+              <w:spacing w:after="0"/>
+            </w:pPr>
+            <w:r/>
+            <w:r>
+              <w:rPr>
+                <w:rFonts w:ascii="Aptos" w:hAnsi="Aptos"/>
+                <w:b w:val="0"/>
+                <w:color w:val="1E293B"/>
+                <w:sz w:val="13"/>
+              </w:rPr>
+              <w:t>UC-03, UC-04, UC-05, UC-06, UC-07, UC-08</w:t>
+            </w:r>
+          </w:p>
+        </w:tc>
+        <w:tc>
+          <w:tcPr>
+            <w:tcW w:type="dxa" w:w="2232"/>
+            <w:shd w:val="clear" w:fill="F8FAFC"/>
+            <w:vAlign w:val="center"/>
+          </w:tcPr>
+          <w:p>
+            <w:pPr>
+              <w:keepLines/>
+              <w:spacing w:after="0"/>
+            </w:pPr>
+            <w:r/>
+            <w:r>
+              <w:rPr>
+                <w:rFonts w:ascii="Aptos" w:hAnsi="Aptos"/>
+                <w:b w:val="0"/>
+                <w:color w:val="1E293B"/>
+                <w:sz w:val="13"/>
+              </w:rPr>
+              <w:t>Lease/CAS checks and linked retry rather than in-place history rewrite.</w:t>
+            </w:r>
+          </w:p>
+        </w:tc>
+      </w:tr>
+      <w:tr>
+        <w:trPr>
+          <w:cantSplit/>
+        </w:trPr>
+        <w:tc>
+          <w:tcPr>
+            <w:tcW w:type="dxa" w:w="936"/>
+            <w:vAlign w:val="center"/>
+          </w:tcPr>
+          <w:p>
+            <w:pPr>
+              <w:keepLines/>
+              <w:spacing w:after="0"/>
+            </w:pPr>
+            <w:r/>
+            <w:r>
+              <w:rPr>
+                <w:rFonts w:ascii="Aptos" w:hAnsi="Aptos"/>
+                <w:b w:val="0"/>
+                <w:color w:val="1E293B"/>
+                <w:sz w:val="13"/>
+              </w:rPr>
+              <w:t>BR-05</w:t>
+            </w:r>
+          </w:p>
+        </w:tc>
+        <w:tc>
+          <w:tcPr>
+            <w:tcW w:type="dxa" w:w="5400"/>
+            <w:vAlign w:val="center"/>
+          </w:tcPr>
+          <w:p>
+            <w:pPr>
+              <w:keepLines/>
+              <w:spacing w:after="0"/>
+            </w:pPr>
+            <w:r/>
+            <w:r>
+              <w:rPr>
+                <w:rFonts w:ascii="Aptos" w:hAnsi="Aptos"/>
+                <w:b w:val="0"/>
+                <w:color w:val="1E293B"/>
+                <w:sz w:val="13"/>
+              </w:rPr>
+              <w:t>Browser refresh reconnects to the existing run and persisted event stream; it never creates a duplicate run, Job or lease.</w:t>
+            </w:r>
+          </w:p>
+        </w:tc>
+        <w:tc>
+          <w:tcPr>
+            <w:tcW w:type="dxa" w:w="1512"/>
+            <w:vAlign w:val="center"/>
+          </w:tcPr>
+          <w:p>
+            <w:pPr>
+              <w:keepLines/>
+              <w:spacing w:after="0"/>
+            </w:pPr>
+            <w:r/>
+            <w:r>
+              <w:rPr>
+                <w:rFonts w:ascii="Aptos" w:hAnsi="Aptos"/>
+                <w:b w:val="0"/>
+                <w:color w:val="1E293B"/>
+                <w:sz w:val="13"/>
+              </w:rPr>
+              <w:t>UC-03</w:t>
+            </w:r>
+          </w:p>
+        </w:tc>
+        <w:tc>
+          <w:tcPr>
+            <w:tcW w:type="dxa" w:w="2232"/>
+            <w:vAlign w:val="center"/>
+          </w:tcPr>
+          <w:p>
+            <w:pPr>
+              <w:keepLines/>
+              <w:spacing w:after="0"/>
+            </w:pPr>
+            <w:r/>
+            <w:r>
+              <w:rPr>
+                <w:rFonts w:ascii="Aptos" w:hAnsi="Aptos"/>
+                <w:b w:val="0"/>
+                <w:color w:val="1E293B"/>
+                <w:sz w:val="13"/>
+              </w:rPr>
+              <w:t>Run identity and event cursor survive reconnect; duplicate-creation probes fail.</w:t>
+            </w:r>
+          </w:p>
+        </w:tc>
+      </w:tr>
+      <w:tr>
+        <w:trPr>
+          <w:cantSplit/>
+        </w:trPr>
+        <w:tc>
+          <w:tcPr>
+            <w:tcW w:type="dxa" w:w="936"/>
+            <w:shd w:val="clear" w:fill="F8FAFC"/>
+            <w:vAlign w:val="center"/>
+          </w:tcPr>
+          <w:p>
+            <w:pPr>
+              <w:keepLines/>
+              <w:spacing w:after="0"/>
+            </w:pPr>
+            <w:r/>
+            <w:r>
+              <w:rPr>
+                <w:rFonts w:ascii="Aptos" w:hAnsi="Aptos"/>
+                <w:b w:val="0"/>
+                <w:color w:val="1E293B"/>
+                <w:sz w:val="13"/>
+              </w:rPr>
+              <w:t>BR-06</w:t>
+            </w:r>
+          </w:p>
+        </w:tc>
+        <w:tc>
+          <w:tcPr>
+            <w:tcW w:type="dxa" w:w="5400"/>
+            <w:shd w:val="clear" w:fill="F8FAFC"/>
+            <w:vAlign w:val="center"/>
+          </w:tcPr>
+          <w:p>
+            <w:pPr>
+              <w:keepLines/>
+              <w:spacing w:after="0"/>
+            </w:pPr>
+            <w:r/>
+            <w:r>
+              <w:rPr>
+                <w:rFonts w:ascii="Aptos" w:hAnsi="Aptos"/>
+                <w:b w:val="0"/>
+                <w:color w:val="1E293B"/>
+                <w:sz w:val="13"/>
+              </w:rPr>
+              <w:t>Stalled-agent recovery starts a linked retry only after prior Job/Pod deletion and failed write-probe evidence proves the old attempt cannot write.</w:t>
+            </w:r>
+          </w:p>
+        </w:tc>
+        <w:tc>
+          <w:tcPr>
+            <w:tcW w:type="dxa" w:w="1512"/>
+            <w:shd w:val="clear" w:fill="F8FAFC"/>
+            <w:vAlign w:val="center"/>
+          </w:tcPr>
+          <w:p>
+            <w:pPr>
+              <w:keepLines/>
+              <w:spacing w:after="0"/>
+            </w:pPr>
+            <w:r/>
+            <w:r>
+              <w:rPr>
+                <w:rFonts w:ascii="Aptos" w:hAnsi="Aptos"/>
+                <w:b w:val="0"/>
+                <w:color w:val="1E293B"/>
+                <w:sz w:val="13"/>
+              </w:rPr>
+              <w:t>UC-03, UC-08</w:t>
+            </w:r>
+          </w:p>
+        </w:tc>
+        <w:tc>
+          <w:tcPr>
+            <w:tcW w:type="dxa" w:w="2232"/>
+            <w:shd w:val="clear" w:fill="F8FAFC"/>
+            <w:vAlign w:val="center"/>
+          </w:tcPr>
+          <w:p>
+            <w:pPr>
+              <w:keepLines/>
+              <w:spacing w:after="0"/>
+            </w:pPr>
+            <w:r/>
+            <w:r>
+              <w:rPr>
+                <w:rFonts w:ascii="Aptos" w:hAnsi="Aptos"/>
+                <w:b w:val="0"/>
+                <w:color w:val="1E293B"/>
+                <w:sz w:val="13"/>
+              </w:rPr>
+              <w:t>UID-bound runtime-resource evidence; metadata lease expiry alone is rejected.</w:t>
+            </w:r>
+          </w:p>
+        </w:tc>
+      </w:tr>
+      <w:tr>
+        <w:trPr>
+          <w:cantSplit/>
+        </w:trPr>
+        <w:tc>
+          <w:tcPr>
+            <w:tcW w:type="dxa" w:w="936"/>
+            <w:vAlign w:val="center"/>
+          </w:tcPr>
+          <w:p>
+            <w:pPr>
+              <w:keepLines/>
+              <w:spacing w:after="0"/>
+            </w:pPr>
+            <w:r/>
+            <w:r>
+              <w:rPr>
+                <w:rFonts w:ascii="Aptos" w:hAnsi="Aptos"/>
+                <w:b w:val="0"/>
+                <w:color w:val="1E293B"/>
+                <w:sz w:val="13"/>
+              </w:rPr>
+              <w:t>BR-07</w:t>
+            </w:r>
+          </w:p>
+        </w:tc>
+        <w:tc>
+          <w:tcPr>
+            <w:tcW w:type="dxa" w:w="5400"/>
+            <w:vAlign w:val="center"/>
+          </w:tcPr>
+          <w:p>
+            <w:pPr>
+              <w:keepLines/>
+              <w:spacing w:after="0"/>
+            </w:pPr>
+            <w:r/>
+            <w:r>
+              <w:rPr>
+                <w:rFonts w:ascii="Aptos" w:hAnsi="Aptos"/>
+                <w:b w:val="0"/>
+                <w:color w:val="1E293B"/>
+                <w:sz w:val="13"/>
+              </w:rPr>
+              <w:t>A proposal becomes accepted only through one explicit durable decision; destructive changes require explicit approval.</w:t>
+            </w:r>
+          </w:p>
+        </w:tc>
+        <w:tc>
+          <w:tcPr>
+            <w:tcW w:type="dxa" w:w="1512"/>
+            <w:vAlign w:val="center"/>
+          </w:tcPr>
+          <w:p>
+            <w:pPr>
+              <w:keepLines/>
+              <w:spacing w:after="0"/>
+            </w:pPr>
+            <w:r/>
+            <w:r>
+              <w:rPr>
+                <w:rFonts w:ascii="Aptos" w:hAnsi="Aptos"/>
+                <w:b w:val="0"/>
+                <w:color w:val="1E293B"/>
+                <w:sz w:val="13"/>
+              </w:rPr>
+              <w:t>UC-04</w:t>
+            </w:r>
+          </w:p>
+        </w:tc>
+        <w:tc>
+          <w:tcPr>
+            <w:tcW w:type="dxa" w:w="2232"/>
+            <w:vAlign w:val="center"/>
+          </w:tcPr>
+          <w:p>
+            <w:pPr>
+              <w:keepLines/>
+              <w:spacing w:after="0"/>
+            </w:pPr>
+            <w:r/>
+            <w:r>
+              <w:rPr>
+                <w:rFonts w:ascii="Aptos" w:hAnsi="Aptos"/>
+                <w:b w:val="0"/>
+                <w:color w:val="1E293B"/>
+                <w:sz w:val="13"/>
+              </w:rPr>
+              <w:t>Decision idempotency, approval gate and pre-change checkpoint evidence.</w:t>
+            </w:r>
+          </w:p>
+        </w:tc>
+      </w:tr>
+      <w:tr>
+        <w:trPr>
+          <w:cantSplit/>
+        </w:trPr>
+        <w:tc>
+          <w:tcPr>
+            <w:tcW w:type="dxa" w:w="936"/>
+            <w:shd w:val="clear" w:fill="F8FAFC"/>
+            <w:vAlign w:val="center"/>
+          </w:tcPr>
+          <w:p>
+            <w:pPr>
+              <w:keepLines/>
+              <w:spacing w:after="0"/>
+            </w:pPr>
+            <w:r/>
+            <w:r>
+              <w:rPr>
+                <w:rFonts w:ascii="Aptos" w:hAnsi="Aptos"/>
+                <w:b w:val="0"/>
+                <w:color w:val="1E293B"/>
+                <w:sz w:val="13"/>
+              </w:rPr>
+              <w:t>BR-08</w:t>
+            </w:r>
+          </w:p>
+        </w:tc>
+        <w:tc>
+          <w:tcPr>
+            <w:tcW w:type="dxa" w:w="5400"/>
+            <w:shd w:val="clear" w:fill="F8FAFC"/>
+            <w:vAlign w:val="center"/>
+          </w:tcPr>
+          <w:p>
+            <w:pPr>
+              <w:keepLines/>
+              <w:spacing w:after="0"/>
+            </w:pPr>
+            <w:r/>
+            <w:r>
+              <w:rPr>
+                <w:rFonts w:ascii="Aptos" w:hAnsi="Aptos"/>
+                <w:b w:val="0"/>
+                <w:color w:val="1E293B"/>
+                <w:sz w:val="13"/>
+              </w:rPr>
+              <w:t>Mutable preview is owner-only and uses a one-time short-lived asymmetric JWT with exact-host audience, exchanged for a short-lived host-only cookie.</w:t>
+            </w:r>
+          </w:p>
+        </w:tc>
+        <w:tc>
+          <w:tcPr>
+            <w:tcW w:type="dxa" w:w="1512"/>
+            <w:shd w:val="clear" w:fill="F8FAFC"/>
+            <w:vAlign w:val="center"/>
+          </w:tcPr>
+          <w:p>
+            <w:pPr>
+              <w:keepLines/>
+              <w:spacing w:after="0"/>
+            </w:pPr>
+            <w:r/>
+            <w:r>
+              <w:rPr>
+                <w:rFonts w:ascii="Aptos" w:hAnsi="Aptos"/>
+                <w:b w:val="0"/>
+                <w:color w:val="1E293B"/>
+                <w:sz w:val="13"/>
+              </w:rPr>
+              <w:t>UC-05</w:t>
+            </w:r>
+          </w:p>
+        </w:tc>
+        <w:tc>
+          <w:tcPr>
+            <w:tcW w:type="dxa" w:w="2232"/>
+            <w:shd w:val="clear" w:fill="F8FAFC"/>
+            <w:vAlign w:val="center"/>
+          </w:tcPr>
+          <w:p>
+            <w:pPr>
+              <w:keepLines/>
+              <w:spacing w:after="0"/>
+            </w:pPr>
+            <w:r/>
+            <w:r>
+              <w:rPr>
+                <w:rFonts w:ascii="Aptos" w:hAnsi="Aptos"/>
+                <w:b w:val="0"/>
+                <w:color w:val="1E293B"/>
+                <w:sz w:val="13"/>
+              </w:rPr>
+              <w:t>Active kid/signature, exact claims, hashed-jti CAS consume and replay/revocation tests.</w:t>
+            </w:r>
+          </w:p>
+        </w:tc>
+      </w:tr>
+      <w:tr>
+        <w:trPr>
+          <w:cantSplit/>
+        </w:trPr>
+        <w:tc>
+          <w:tcPr>
+            <w:tcW w:type="dxa" w:w="936"/>
+            <w:vAlign w:val="center"/>
+          </w:tcPr>
+          <w:p>
+            <w:pPr>
+              <w:keepLines/>
+              <w:spacing w:after="0"/>
+            </w:pPr>
+            <w:r/>
+            <w:r>
+              <w:rPr>
+                <w:rFonts w:ascii="Aptos" w:hAnsi="Aptos"/>
+                <w:b w:val="0"/>
+                <w:color w:val="1E293B"/>
+                <w:sz w:val="13"/>
+              </w:rPr>
+              <w:t>BR-09</w:t>
+            </w:r>
+          </w:p>
+        </w:tc>
+        <w:tc>
+          <w:tcPr>
+            <w:tcW w:type="dxa" w:w="5400"/>
+            <w:vAlign w:val="center"/>
+          </w:tcPr>
+          <w:p>
+            <w:pPr>
+              <w:keepLines/>
+              <w:spacing w:after="0"/>
+            </w:pPr>
+            <w:r/>
+            <w:r>
+              <w:rPr>
+                <w:rFonts w:ascii="Aptos" w:hAnsi="Aptos"/>
+                <w:b w:val="0"/>
+                <w:color w:val="1E293B"/>
+                <w:sz w:val="13"/>
+              </w:rPr>
+              <w:t>Changes are classified honestly as hot update, reload, restart, rebuild, approval required or unsupported.</w:t>
+            </w:r>
+          </w:p>
+        </w:tc>
+        <w:tc>
+          <w:tcPr>
+            <w:tcW w:type="dxa" w:w="1512"/>
+            <w:vAlign w:val="center"/>
+          </w:tcPr>
+          <w:p>
+            <w:pPr>
+              <w:keepLines/>
+              <w:spacing w:after="0"/>
+            </w:pPr>
+            <w:r/>
+            <w:r>
+              <w:rPr>
+                <w:rFonts w:ascii="Aptos" w:hAnsi="Aptos"/>
+                <w:b w:val="0"/>
+                <w:color w:val="1E293B"/>
+                <w:sz w:val="13"/>
+              </w:rPr>
+              <w:t>UC-04, UC-05</w:t>
+            </w:r>
+          </w:p>
+        </w:tc>
+        <w:tc>
+          <w:tcPr>
+            <w:tcW w:type="dxa" w:w="2232"/>
+            <w:vAlign w:val="center"/>
+          </w:tcPr>
+          <w:p>
+            <w:pPr>
+              <w:keepLines/>
+              <w:spacing w:after="0"/>
+            </w:pPr>
+            <w:r/>
+            <w:r>
+              <w:rPr>
+                <w:rFonts w:ascii="Aptos" w:hAnsi="Aptos"/>
+                <w:b w:val="0"/>
+                <w:color w:val="1E293B"/>
+                <w:sz w:val="13"/>
+              </w:rPr>
+              <w:t>Change matrix tests; unsupported changes never report Ready/HMR.</w:t>
+            </w:r>
+          </w:p>
+        </w:tc>
+      </w:tr>
+      <w:tr>
+        <w:trPr>
+          <w:cantSplit/>
+        </w:trPr>
+        <w:tc>
+          <w:tcPr>
+            <w:tcW w:type="dxa" w:w="936"/>
+            <w:shd w:val="clear" w:fill="F8FAFC"/>
+            <w:vAlign w:val="center"/>
+          </w:tcPr>
+          <w:p>
+            <w:pPr>
+              <w:keepLines/>
+              <w:spacing w:after="0"/>
+            </w:pPr>
+            <w:r/>
+            <w:r>
+              <w:rPr>
+                <w:rFonts w:ascii="Aptos" w:hAnsi="Aptos"/>
+                <w:b w:val="0"/>
+                <w:color w:val="1E293B"/>
+                <w:sz w:val="13"/>
+              </w:rPr>
+              <w:t>BR-10</w:t>
+            </w:r>
+          </w:p>
+        </w:tc>
+        <w:tc>
+          <w:tcPr>
+            <w:tcW w:type="dxa" w:w="5400"/>
+            <w:shd w:val="clear" w:fill="F8FAFC"/>
+            <w:vAlign w:val="center"/>
+          </w:tcPr>
+          <w:p>
+            <w:pPr>
+              <w:keepLines/>
+              <w:spacing w:after="0"/>
+            </w:pPr>
+            <w:r/>
+            <w:r>
+              <w:rPr>
+                <w:rFonts w:ascii="Aptos" w:hAnsi="Aptos"/>
+                <w:b w:val="0"/>
+                <w:color w:val="1E293B"/>
+                <w:sz w:val="13"/>
+              </w:rPr>
+              <w:t>Project initialization creates Version 1; autosave is rotating recovery only; User Save and successful Restore create immutable numbered whole-app history.</w:t>
+            </w:r>
+          </w:p>
+        </w:tc>
+        <w:tc>
+          <w:tcPr>
+            <w:tcW w:type="dxa" w:w="1512"/>
+            <w:shd w:val="clear" w:fill="F8FAFC"/>
+            <w:vAlign w:val="center"/>
+          </w:tcPr>
+          <w:p>
+            <w:pPr>
+              <w:keepLines/>
+              <w:spacing w:after="0"/>
+            </w:pPr>
+            <w:r/>
+            <w:r>
+              <w:rPr>
+                <w:rFonts w:ascii="Aptos" w:hAnsi="Aptos"/>
+                <w:b w:val="0"/>
+                <w:color w:val="1E293B"/>
+                <w:sz w:val="13"/>
+              </w:rPr>
+              <w:t>UC-06</w:t>
+            </w:r>
+          </w:p>
+        </w:tc>
+        <w:tc>
+          <w:tcPr>
+            <w:tcW w:type="dxa" w:w="2232"/>
+            <w:shd w:val="clear" w:fill="F8FAFC"/>
+            <w:vAlign w:val="center"/>
+          </w:tcPr>
+          <w:p>
+            <w:pPr>
+              <w:keepLines/>
+              <w:spacing w:after="0"/>
+            </w:pPr>
+            <w:r/>
+            <w:r>
+              <w:rPr>
+                <w:rFonts w:ascii="Aptos" w:hAnsi="Aptos"/>
+                <w:b w:val="0"/>
+                <w:color w:val="1E293B"/>
+                <w:sz w:val="13"/>
+              </w:rPr>
+              <w:t>Kind/number/idempotency checks across Git, SQLite and snapshot records.</w:t>
+            </w:r>
+          </w:p>
+        </w:tc>
+      </w:tr>
+      <w:tr>
+        <w:trPr>
+          <w:cantSplit/>
+        </w:trPr>
+        <w:tc>
+          <w:tcPr>
+            <w:tcW w:type="dxa" w:w="936"/>
+            <w:vAlign w:val="center"/>
+          </w:tcPr>
+          <w:p>
+            <w:pPr>
+              <w:keepLines/>
+              <w:spacing w:after="0"/>
+            </w:pPr>
+            <w:r/>
+            <w:r>
+              <w:rPr>
+                <w:rFonts w:ascii="Aptos" w:hAnsi="Aptos"/>
+                <w:b w:val="0"/>
+                <w:color w:val="1E293B"/>
+                <w:sz w:val="13"/>
+              </w:rPr>
+              <w:t>BR-11</w:t>
+            </w:r>
+          </w:p>
+        </w:tc>
+        <w:tc>
+          <w:tcPr>
+            <w:tcW w:type="dxa" w:w="5400"/>
+            <w:vAlign w:val="center"/>
+          </w:tcPr>
+          <w:p>
+            <w:pPr>
+              <w:keepLines/>
+              <w:spacing w:after="0"/>
+            </w:pPr>
+            <w:r/>
+            <w:r>
+              <w:rPr>
+                <w:rFonts w:ascii="Aptos" w:hAnsi="Aptos"/>
+                <w:b w:val="0"/>
+                <w:color w:val="1E293B"/>
+                <w:sz w:val="13"/>
+              </w:rPr>
+              <w:t>A whole-app snapshot is AVAILABLE only when Git, SQLite online backup, migration/lock/template manifests and hashes verify together.</w:t>
+            </w:r>
+          </w:p>
+        </w:tc>
+        <w:tc>
+          <w:tcPr>
+            <w:tcW w:type="dxa" w:w="1512"/>
+            <w:vAlign w:val="center"/>
+          </w:tcPr>
+          <w:p>
+            <w:pPr>
+              <w:keepLines/>
+              <w:spacing w:after="0"/>
+            </w:pPr>
+            <w:r/>
+            <w:r>
+              <w:rPr>
+                <w:rFonts w:ascii="Aptos" w:hAnsi="Aptos"/>
+                <w:b w:val="0"/>
+                <w:color w:val="1E293B"/>
+                <w:sz w:val="13"/>
+              </w:rPr>
+              <w:t>UC-06</w:t>
+            </w:r>
+          </w:p>
+        </w:tc>
+        <w:tc>
+          <w:tcPr>
+            <w:tcW w:type="dxa" w:w="2232"/>
+            <w:vAlign w:val="center"/>
+          </w:tcPr>
+          <w:p>
+            <w:pPr>
+              <w:keepLines/>
+              <w:spacing w:after="0"/>
+            </w:pPr>
+            <w:r/>
+            <w:r>
+              <w:rPr>
+                <w:rFonts w:ascii="Aptos" w:hAnsi="Aptos"/>
+                <w:b w:val="0"/>
+                <w:color w:val="1E293B"/>
+                <w:sz w:val="13"/>
+              </w:rPr>
+              <w:t>No raw live SQLite copy; partial or mismatched capture remains unavailable.</w:t>
+            </w:r>
+          </w:p>
+        </w:tc>
+      </w:tr>
+      <w:tr>
+        <w:trPr>
+          <w:cantSplit/>
+        </w:trPr>
+        <w:tc>
+          <w:tcPr>
+            <w:tcW w:type="dxa" w:w="936"/>
+            <w:shd w:val="clear" w:fill="F8FAFC"/>
+            <w:vAlign w:val="center"/>
+          </w:tcPr>
+          <w:p>
+            <w:pPr>
+              <w:keepLines/>
+              <w:spacing w:after="0"/>
+            </w:pPr>
+            <w:r/>
+            <w:r>
+              <w:rPr>
+                <w:rFonts w:ascii="Aptos" w:hAnsi="Aptos"/>
+                <w:b w:val="0"/>
+                <w:color w:val="1E293B"/>
+                <w:sz w:val="13"/>
+              </w:rPr>
+              <w:t>BR-12</w:t>
+            </w:r>
+          </w:p>
+        </w:tc>
+        <w:tc>
+          <w:tcPr>
+            <w:tcW w:type="dxa" w:w="5400"/>
+            <w:shd w:val="clear" w:fill="F8FAFC"/>
+            <w:vAlign w:val="center"/>
+          </w:tcPr>
+          <w:p>
+            <w:pPr>
+              <w:keepLines/>
+              <w:spacing w:after="0"/>
+            </w:pPr>
+            <w:r/>
+            <w:r>
+              <w:rPr>
+                <w:rFonts w:ascii="Aptos" w:hAnsi="Aptos"/>
+                <w:b w:val="0"/>
+                <w:color w:val="1E293B"/>
+                <w:sz w:val="13"/>
+              </w:rPr>
+              <w:t>Restore is owner-only, serialized, idempotent and generation-staged; current pointers switch atomically only after code, DB, lock and health verification.</w:t>
+            </w:r>
+          </w:p>
+        </w:tc>
+        <w:tc>
+          <w:tcPr>
+            <w:tcW w:type="dxa" w:w="1512"/>
+            <w:shd w:val="clear" w:fill="F8FAFC"/>
+            <w:vAlign w:val="center"/>
+          </w:tcPr>
+          <w:p>
+            <w:pPr>
+              <w:keepLines/>
+              <w:spacing w:after="0"/>
+            </w:pPr>
+            <w:r/>
+            <w:r>
+              <w:rPr>
+                <w:rFonts w:ascii="Aptos" w:hAnsi="Aptos"/>
+                <w:b w:val="0"/>
+                <w:color w:val="1E293B"/>
+                <w:sz w:val="13"/>
+              </w:rPr>
+              <w:t>UC-06, UC-08</w:t>
+            </w:r>
+          </w:p>
+        </w:tc>
+        <w:tc>
+          <w:tcPr>
+            <w:tcW w:type="dxa" w:w="2232"/>
+            <w:shd w:val="clear" w:fill="F8FAFC"/>
+            <w:vAlign w:val="center"/>
+          </w:tcPr>
+          <w:p>
+            <w:pPr>
+              <w:keepLines/>
+              <w:spacing w:after="0"/>
+            </w:pPr>
+            <w:r/>
+            <w:r>
+              <w:rPr>
+                <w:rFonts w:ascii="Aptos" w:hAnsi="Aptos"/>
+                <w:b w:val="0"/>
+                <w:color w:val="1E293B"/>
+                <w:sz w:val="13"/>
+              </w:rPr>
+              <w:t>Before-images, provisional result, journal decision and pointer CAS; failure protects prior current state.</w:t>
+            </w:r>
+          </w:p>
+        </w:tc>
+      </w:tr>
+      <w:tr>
+        <w:trPr>
+          <w:cantSplit/>
+        </w:trPr>
+        <w:tc>
+          <w:tcPr>
+            <w:tcW w:type="dxa" w:w="936"/>
+            <w:vAlign w:val="center"/>
+          </w:tcPr>
+          <w:p>
+            <w:pPr>
+              <w:keepLines/>
+              <w:spacing w:after="0"/>
+            </w:pPr>
+            <w:r/>
+            <w:r>
+              <w:rPr>
+                <w:rFonts w:ascii="Aptos" w:hAnsi="Aptos"/>
+                <w:b w:val="0"/>
+                <w:color w:val="1E293B"/>
+                <w:sz w:val="13"/>
+              </w:rPr>
+              <w:t>BR-13</w:t>
+            </w:r>
+          </w:p>
+        </w:tc>
+        <w:tc>
+          <w:tcPr>
+            <w:tcW w:type="dxa" w:w="5400"/>
+            <w:vAlign w:val="center"/>
+          </w:tcPr>
+          <w:p>
+            <w:pPr>
+              <w:keepLines/>
+              <w:spacing w:after="0"/>
+            </w:pPr>
+            <w:r/>
+            <w:r>
+              <w:rPr>
+                <w:rFonts w:ascii="Aptos" w:hAnsi="Aptos"/>
+                <w:b w:val="0"/>
+                <w:color w:val="1E293B"/>
+                <w:sz w:val="13"/>
+              </w:rPr>
+              <w:t>Only transitions listed in the authoritative state contract are legal; unknown or unlisted transitions fail closed and are audited.</w:t>
+            </w:r>
+          </w:p>
+        </w:tc>
+        <w:tc>
+          <w:tcPr>
+            <w:tcW w:type="dxa" w:w="1512"/>
+            <w:vAlign w:val="center"/>
+          </w:tcPr>
+          <w:p>
+            <w:pPr>
+              <w:keepLines/>
+              <w:spacing w:after="0"/>
+            </w:pPr>
+            <w:r/>
+            <w:r>
+              <w:rPr>
+                <w:rFonts w:ascii="Aptos" w:hAnsi="Aptos"/>
+                <w:b w:val="0"/>
+                <w:color w:val="1E293B"/>
+                <w:sz w:val="13"/>
+              </w:rPr>
+              <w:t>UC-02, UC-03, UC-04, UC-05, UC-06, UC-07, UC-08, UC-09</w:t>
+            </w:r>
+          </w:p>
+        </w:tc>
+        <w:tc>
+          <w:tcPr>
+            <w:tcW w:type="dxa" w:w="2232"/>
+            <w:vAlign w:val="center"/>
+          </w:tcPr>
+          <w:p>
+            <w:pPr>
+              <w:keepLines/>
+              <w:spacing w:after="0"/>
+            </w:pPr>
+            <w:r/>
+            <w:r>
+              <w:rPr>
+                <w:rFonts w:ascii="Aptos" w:hAnsi="Aptos"/>
+                <w:b w:val="0"/>
+                <w:color w:val="1E293B"/>
+                <w:sz w:val="13"/>
+              </w:rPr>
+              <w:t>State/edge equality against Data Specification plus illegal-edge mutation tests.</w:t>
+            </w:r>
+          </w:p>
+        </w:tc>
+      </w:tr>
+      <w:tr>
+        <w:trPr>
+          <w:cantSplit/>
+        </w:trPr>
+        <w:tc>
+          <w:tcPr>
+            <w:tcW w:type="dxa" w:w="936"/>
+            <w:shd w:val="clear" w:fill="F8FAFC"/>
+            <w:vAlign w:val="center"/>
+          </w:tcPr>
+          <w:p>
+            <w:pPr>
+              <w:keepLines/>
+              <w:spacing w:after="0"/>
+            </w:pPr>
+            <w:r/>
+            <w:r>
+              <w:rPr>
+                <w:rFonts w:ascii="Aptos" w:hAnsi="Aptos"/>
+                <w:b w:val="0"/>
+                <w:color w:val="1E293B"/>
+                <w:sz w:val="13"/>
+              </w:rPr>
+              <w:t>BR-14</w:t>
+            </w:r>
+          </w:p>
+        </w:tc>
+        <w:tc>
+          <w:tcPr>
+            <w:tcW w:type="dxa" w:w="5400"/>
+            <w:shd w:val="clear" w:fill="F8FAFC"/>
+            <w:vAlign w:val="center"/>
+          </w:tcPr>
+          <w:p>
+            <w:pPr>
+              <w:keepLines/>
+              <w:spacing w:after="0"/>
+            </w:pPr>
+            <w:r/>
+            <w:r>
+              <w:rPr>
+                <w:rFonts w:ascii="Aptos" w:hAnsi="Aptos"/>
+                <w:b w:val="0"/>
+                <w:color w:val="1E293B"/>
+                <w:sz w:val="13"/>
+              </w:rPr>
+              <w:t>Capacity admission is durable, bounded and fair: owner round-robin across owners, FIFO within owner, explicit slot charges and deterministic timeout/cancel.</w:t>
+            </w:r>
+          </w:p>
+        </w:tc>
+        <w:tc>
+          <w:tcPr>
+            <w:tcW w:type="dxa" w:w="1512"/>
+            <w:shd w:val="clear" w:fill="F8FAFC"/>
+            <w:vAlign w:val="center"/>
+          </w:tcPr>
+          <w:p>
+            <w:pPr>
+              <w:keepLines/>
+              <w:spacing w:after="0"/>
+            </w:pPr>
+            <w:r/>
+            <w:r>
+              <w:rPr>
+                <w:rFonts w:ascii="Aptos" w:hAnsi="Aptos"/>
+                <w:b w:val="0"/>
+                <w:color w:val="1E293B"/>
+                <w:sz w:val="13"/>
+              </w:rPr>
+              <w:t>UC-07</w:t>
+            </w:r>
+          </w:p>
+        </w:tc>
+        <w:tc>
+          <w:tcPr>
+            <w:tcW w:type="dxa" w:w="2232"/>
+            <w:shd w:val="clear" w:fill="F8FAFC"/>
+            <w:vAlign w:val="center"/>
+          </w:tcPr>
+          <w:p>
+            <w:pPr>
+              <w:keepLines/>
+              <w:spacing w:after="0"/>
+            </w:pPr>
+            <w:r/>
+            <w:r>
+              <w:rPr>
+                <w:rFonts w:ascii="Aptos" w:hAnsi="Aptos"/>
+                <w:b w:val="0"/>
+                <w:color w:val="1E293B"/>
+                <w:sz w:val="13"/>
+              </w:rPr>
+              <w:t>CAPACITY_POOL row lock, queue sequence, durable cursor and slot-sum tests.</w:t>
+            </w:r>
+          </w:p>
+        </w:tc>
+      </w:tr>
+      <w:tr>
+        <w:trPr>
+          <w:cantSplit/>
+        </w:trPr>
+        <w:tc>
+          <w:tcPr>
+            <w:tcW w:type="dxa" w:w="936"/>
+            <w:vAlign w:val="center"/>
+          </w:tcPr>
+          <w:p>
+            <w:pPr>
+              <w:keepLines/>
+              <w:spacing w:after="0"/>
+            </w:pPr>
+            <w:r/>
+            <w:r>
+              <w:rPr>
+                <w:rFonts w:ascii="Aptos" w:hAnsi="Aptos"/>
+                <w:b w:val="0"/>
+                <w:color w:val="1E293B"/>
+                <w:sz w:val="13"/>
+              </w:rPr>
+              <w:t>BR-15</w:t>
+            </w:r>
+          </w:p>
+        </w:tc>
+        <w:tc>
+          <w:tcPr>
+            <w:tcW w:type="dxa" w:w="5400"/>
+            <w:vAlign w:val="center"/>
+          </w:tcPr>
+          <w:p>
+            <w:pPr>
+              <w:keepLines/>
+              <w:spacing w:after="0"/>
+            </w:pPr>
+            <w:r/>
+            <w:r>
+              <w:rPr>
+                <w:rFonts w:ascii="Aptos" w:hAnsi="Aptos"/>
+                <w:b w:val="0"/>
+                <w:color w:val="1E293B"/>
+                <w:sz w:val="13"/>
+              </w:rPr>
+              <w:t>Preview idle-stop never interrupts an active mutation and never deletes durable source, SQLite data or checkpoints.</w:t>
+            </w:r>
+          </w:p>
+        </w:tc>
+        <w:tc>
+          <w:tcPr>
+            <w:tcW w:type="dxa" w:w="1512"/>
+            <w:vAlign w:val="center"/>
+          </w:tcPr>
+          <w:p>
+            <w:pPr>
+              <w:keepLines/>
+              <w:spacing w:after="0"/>
+            </w:pPr>
+            <w:r/>
+            <w:r>
+              <w:rPr>
+                <w:rFonts w:ascii="Aptos" w:hAnsi="Aptos"/>
+                <w:b w:val="0"/>
+                <w:color w:val="1E293B"/>
+                <w:sz w:val="13"/>
+              </w:rPr>
+              <w:t>UC-07</w:t>
+            </w:r>
+          </w:p>
+        </w:tc>
+        <w:tc>
+          <w:tcPr>
+            <w:tcW w:type="dxa" w:w="2232"/>
+            <w:vAlign w:val="center"/>
+          </w:tcPr>
+          <w:p>
+            <w:pPr>
+              <w:keepLines/>
+              <w:spacing w:after="0"/>
+            </w:pPr>
+            <w:r/>
+            <w:r>
+              <w:rPr>
+                <w:rFonts w:ascii="Aptos" w:hAnsi="Aptos"/>
+                <w:b w:val="0"/>
+                <w:color w:val="1E293B"/>
+                <w:sz w:val="13"/>
+              </w:rPr>
+              <w:t>Lease check, route withdrawal, scale-to-zero and resume evidence.</w:t>
+            </w:r>
+          </w:p>
+        </w:tc>
+      </w:tr>
+      <w:tr>
+        <w:trPr>
+          <w:cantSplit/>
+        </w:trPr>
+        <w:tc>
+          <w:tcPr>
+            <w:tcW w:type="dxa" w:w="936"/>
+            <w:shd w:val="clear" w:fill="F8FAFC"/>
+            <w:vAlign w:val="center"/>
+          </w:tcPr>
+          <w:p>
+            <w:pPr>
+              <w:keepLines/>
+              <w:spacing w:after="0"/>
+            </w:pPr>
+            <w:r/>
+            <w:r>
+              <w:rPr>
+                <w:rFonts w:ascii="Aptos" w:hAnsi="Aptos"/>
+                <w:b w:val="0"/>
+                <w:color w:val="1E293B"/>
+                <w:sz w:val="13"/>
+              </w:rPr>
+              <w:t>BR-16</w:t>
+            </w:r>
+          </w:p>
+        </w:tc>
+        <w:tc>
+          <w:tcPr>
+            <w:tcW w:type="dxa" w:w="5400"/>
+            <w:shd w:val="clear" w:fill="F8FAFC"/>
+            <w:vAlign w:val="center"/>
+          </w:tcPr>
+          <w:p>
+            <w:pPr>
+              <w:keepLines/>
+              <w:spacing w:after="0"/>
+            </w:pPr>
+            <w:r/>
+            <w:r>
+              <w:rPr>
+                <w:rFonts w:ascii="Aptos" w:hAnsi="Aptos"/>
+                <w:b w:val="0"/>
+                <w:color w:val="1E293B"/>
+                <w:sz w:val="13"/>
+              </w:rPr>
+              <w:t>Administrative changes are restricted to named commands and typed allowlisted non-secret configuration; no shell or direct state forgery.</w:t>
+            </w:r>
+          </w:p>
+        </w:tc>
+        <w:tc>
+          <w:tcPr>
+            <w:tcW w:type="dxa" w:w="1512"/>
+            <w:shd w:val="clear" w:fill="F8FAFC"/>
+            <w:vAlign w:val="center"/>
+          </w:tcPr>
+          <w:p>
+            <w:pPr>
+              <w:keepLines/>
+              <w:spacing w:after="0"/>
+            </w:pPr>
+            <w:r/>
+            <w:r>
+              <w:rPr>
+                <w:rFonts w:ascii="Aptos" w:hAnsi="Aptos"/>
+                <w:b w:val="0"/>
+                <w:color w:val="1E293B"/>
+                <w:sz w:val="13"/>
+              </w:rPr>
+              <w:t>UC-08, UC-09</w:t>
+            </w:r>
+          </w:p>
+        </w:tc>
+        <w:tc>
+          <w:tcPr>
+            <w:tcW w:type="dxa" w:w="2232"/>
+            <w:shd w:val="clear" w:fill="F8FAFC"/>
+            <w:vAlign w:val="center"/>
+          </w:tcPr>
+          <w:p>
+            <w:pPr>
+              <w:keepLines/>
+              <w:spacing w:after="0"/>
+            </w:pPr>
+            <w:r/>
+            <w:r>
+              <w:rPr>
+                <w:rFonts w:ascii="Aptos" w:hAnsi="Aptos"/>
+                <w:b w:val="0"/>
+                <w:color w:val="1E293B"/>
+                <w:sz w:val="13"/>
+              </w:rPr>
+              <w:t>Permission, type/range, stale-write, secret-canary and immutable audit tests.</w:t>
+            </w:r>
+          </w:p>
+        </w:tc>
+      </w:tr>
+      <w:tr>
+        <w:trPr>
+          <w:cantSplit/>
+        </w:trPr>
+        <w:tc>
+          <w:tcPr>
+            <w:tcW w:type="dxa" w:w="936"/>
+            <w:vAlign w:val="center"/>
+          </w:tcPr>
+          <w:p>
+            <w:pPr>
+              <w:keepLines/>
+              <w:spacing w:after="0"/>
+            </w:pPr>
+            <w:r/>
+            <w:r>
+              <w:rPr>
+                <w:rFonts w:ascii="Aptos" w:hAnsi="Aptos"/>
+                <w:b w:val="0"/>
+                <w:color w:val="1E293B"/>
+                <w:sz w:val="13"/>
+              </w:rPr>
+              <w:t>BR-17</w:t>
+            </w:r>
+          </w:p>
+        </w:tc>
+        <w:tc>
+          <w:tcPr>
+            <w:tcW w:type="dxa" w:w="5400"/>
+            <w:vAlign w:val="center"/>
+          </w:tcPr>
+          <w:p>
+            <w:pPr>
+              <w:keepLines/>
+              <w:spacing w:after="0"/>
+            </w:pPr>
+            <w:r/>
+            <w:r>
+              <w:rPr>
+                <w:rFonts w:ascii="Aptos" w:hAnsi="Aptos"/>
+                <w:b w:val="0"/>
+                <w:color w:val="1E293B"/>
+                <w:sz w:val="13"/>
+              </w:rPr>
+              <w:t>Stage 1 has no Deploy button, published release, stable application URL, registry promotion or production rollback.</w:t>
+            </w:r>
+          </w:p>
+        </w:tc>
+        <w:tc>
+          <w:tcPr>
+            <w:tcW w:type="dxa" w:w="1512"/>
+            <w:vAlign w:val="center"/>
+          </w:tcPr>
+          <w:p>
+            <w:pPr>
+              <w:keepLines/>
+              <w:spacing w:after="0"/>
+            </w:pPr>
+            <w:r/>
+            <w:r>
+              <w:rPr>
+                <w:rFonts w:ascii="Aptos" w:hAnsi="Aptos"/>
+                <w:b w:val="0"/>
+                <w:color w:val="1E293B"/>
+                <w:sz w:val="13"/>
+              </w:rPr>
+              <w:t>UC-01, UC-02, UC-03, UC-04, UC-05, UC-06, UC-07, UC-08, UC-09</w:t>
+            </w:r>
+          </w:p>
+        </w:tc>
+        <w:tc>
+          <w:tcPr>
+            <w:tcW w:type="dxa" w:w="2232"/>
+            <w:vAlign w:val="center"/>
+          </w:tcPr>
+          <w:p>
+            <w:pPr>
+              <w:keepLines/>
+              <w:spacing w:after="0"/>
+            </w:pPr>
+            <w:r/>
+            <w:r>
+              <w:rPr>
+                <w:rFonts w:ascii="Aptos" w:hAnsi="Aptos"/>
+                <w:b w:val="0"/>
+                <w:color w:val="1E293B"/>
+                <w:sz w:val="13"/>
+              </w:rPr>
+              <w:t>UI/content scan and route/runtime acceptance tests reject hidden release behavior.</w:t>
+            </w:r>
+          </w:p>
+        </w:tc>
+      </w:tr>
+    </w:tbl>
+    <w:p>
+      <w:pPr>
+        <w:spacing w:after="0"/>
+      </w:pPr>
+    </w:p>
+    <w:p>
+      <w:pPr>
+        <w:sectPr>
+          <w:headerReference w:type="default" r:id="rId9"/>
+          <w:footerReference w:type="default" r:id="rId10"/>
+          <w:pgSz w:w="12240" w:h="15840"/>
+          <w:pgMar w:top="893" w:right="979" w:bottom="893" w:left="979" w:header="720" w:footer="720" w:gutter="0"/>
+          <w:cols w:space="720"/>
+          <w:docGrid w:linePitch="360"/>
+        </w:sectPr>
+      </w:pPr>
+    </w:p>
+    <w:p>
+      <w:pPr>
+        <w:pStyle w:val="Heading1"/>
+        <w:spacing w:after="80"/>
+      </w:pPr>
+      <w:r>
+        <w:t>Authoritative state diagrams</w:t>
+      </w:r>
+    </w:p>
+    <w:tbl>
+      <w:tblPr>
+        <w:tblW w:type="auto" w:w="0"/>
+        <w:tblLook w:firstColumn="1" w:firstRow="1" w:lastColumn="0" w:lastRow="0" w:noHBand="0" w:noVBand="1" w:val="04A0"/>
+      </w:tblPr>
+      <w:tblGrid>
+        <w:gridCol w:w="14256"/>
+      </w:tblGrid>
+      <w:tr>
+        <w:tc>
+          <w:tcPr>
+            <w:tcW w:type="dxa" w:w="14256"/>
+            <w:shd w:val="clear" w:fill="FEF3C7"/>
+          </w:tcPr>
+          <w:p>
+            <w:pPr>
+              <w:spacing w:after="0"/>
+            </w:pPr>
+            <w:r>
+              <w:rPr>
+                <w:b/>
+                <w:color w:val="92400E"/>
+                <w:sz w:val="19"/>
+              </w:rPr>
+              <w:t>These diagrams are rendered from the repository state contract that must exactly match Data Specification sheets “Enum Catalogue” and “State Transitions”. Filled dots mark initial states; ringed dots mark terminal states. Every unlisted edge fails closed.</w:t>
+            </w:r>
+          </w:p>
+        </w:tc>
+      </w:tr>
+    </w:tbl>
+    <w:p>
+      <w:pPr>
+        <w:spacing w:after="0"/>
+      </w:pPr>
+    </w:p>
+    <w:p>
+      <w:pPr>
+        <w:pStyle w:val="Heading2"/>
+        <w:spacing w:after="80"/>
+      </w:pPr>
+      <w:r>
+        <w:t>PROJECT.lifecycle_status</w:t>
+      </w:r>
+    </w:p>
+    <w:p>
+      <w:pPr>
+        <w:spacing w:after="40"/>
+        <w:jc w:val="center"/>
+      </w:pPr>
+      <w:r>
+        <w:drawing>
+          <wp:inline xmlns:a="http://schemas.openxmlformats.org/drawingml/2006/main" xmlns:pic="http://schemas.openxmlformats.org/drawingml/2006/picture">
+            <wp:extent cx="8384942" cy="4572000"/>
+            <wp:docPr id="12" name="Picture 12"/>
+            <wp:cNvGraphicFramePr>
+              <a:graphicFrameLocks noChangeAspect="1"/>
+            </wp:cNvGraphicFramePr>
+            <a:graphic>
+              <a:graphicData uri="http://schemas.openxmlformats.org/drawingml/2006/picture">
+                <pic:pic>
+                  <pic:nvPicPr>
+                    <pic:cNvPr id="0" name="state-01-project-lifecycle_status.png"/>
+                    <pic:cNvPicPr/>
+                  </pic:nvPicPr>
+                  <pic:blipFill>
+                    <a:blip r:embed="rId22"/>
+                    <a:stretch>
+                      <a:fillRect/>
+                    </a:stretch>
+                  </pic:blipFill>
+                  <pic:spPr>
+                    <a:xfrm>
+                      <a:off x="0" y="0"/>
+                      <a:ext cx="8384942" cy="4572000"/>
+                    </a:xfrm>
+                    <a:prstGeom prst="rect"/>
+                  </pic:spPr>
+                </pic:pic>
+              </a:graphicData>
+            </a:graphic>
+          </wp:inline>
+        </w:drawing>
+      </w:r>
+    </w:p>
+    <w:p>
+      <w:pPr>
+        <w:spacing w:after="80"/>
+        <w:jc w:val="center"/>
+      </w:pPr>
+      <w:r>
+        <w:rPr>
+          <w:i/>
+          <w:color w:val="475569"/>
+          <w:sz w:val="16"/>
+        </w:rPr>
+        <w:t>Figure S-01 — PROJECT.lifecycle_status: 8 states and 14 legal directed transitions.</w:t>
+      </w:r>
+    </w:p>
+    <w:p>
+      <w:r>
+        <w:br w:type="page"/>
+      </w:r>
+    </w:p>
+    <w:p>
+      <w:pPr>
+        <w:pStyle w:val="Heading2"/>
+        <w:spacing w:after="80"/>
+      </w:pPr>
+      <w:r>
+        <w:t>WORKSPACE.desired_status</w:t>
+      </w:r>
+    </w:p>
+    <w:p>
+      <w:pPr>
+        <w:spacing w:after="40"/>
+        <w:jc w:val="center"/>
+      </w:pPr>
+      <w:r>
+        <w:drawing>
+          <wp:inline xmlns:a="http://schemas.openxmlformats.org/drawingml/2006/main" xmlns:pic="http://schemas.openxmlformats.org/drawingml/2006/picture">
+            <wp:extent cx="8869680" cy="2688914"/>
+            <wp:docPr id="13" name="Picture 13"/>
+            <wp:cNvGraphicFramePr>
+              <a:graphicFrameLocks noChangeAspect="1"/>
+            </wp:cNvGraphicFramePr>
+            <a:graphic>
+              <a:graphicData uri="http://schemas.openxmlformats.org/drawingml/2006/picture">
+                <pic:pic>
+                  <pic:nvPicPr>
+                    <pic:cNvPr id="0" name="state-02-workspace-desired_status.png"/>
+                    <pic:cNvPicPr/>
+                  </pic:nvPicPr>
+                  <pic:blipFill>
+                    <a:blip r:embed="rId23"/>
+                    <a:stretch>
+                      <a:fillRect/>
+                    </a:stretch>
+                  </pic:blipFill>
+                  <pic:spPr>
+                    <a:xfrm>
+                      <a:off x="0" y="0"/>
+                      <a:ext cx="8869680" cy="2688914"/>
+                    </a:xfrm>
+                    <a:prstGeom prst="rect"/>
+                  </pic:spPr>
+                </pic:pic>
+              </a:graphicData>
+            </a:graphic>
+          </wp:inline>
+        </w:drawing>
+      </w:r>
+    </w:p>
+    <w:p>
+      <w:pPr>
+        <w:spacing w:after="80"/>
+        <w:jc w:val="center"/>
+      </w:pPr>
+      <w:r>
+        <w:rPr>
+          <w:i/>
+          <w:color w:val="475569"/>
+          <w:sz w:val="16"/>
+        </w:rPr>
+        <w:t>Figure S-02 — WORKSPACE.desired_status: 3 states and 4 legal directed transitions.</w:t>
+      </w:r>
+    </w:p>
+    <w:p>
+      <w:r>
+        <w:br w:type="page"/>
+      </w:r>
+    </w:p>
+    <w:p>
+      <w:pPr>
+        <w:pStyle w:val="Heading2"/>
+        <w:spacing w:after="80"/>
+      </w:pPr>
+      <w:r>
+        <w:t>WORKSPACE.observed_status</w:t>
+      </w:r>
+    </w:p>
+    <w:p>
+      <w:pPr>
+        <w:spacing w:after="40"/>
+        <w:jc w:val="center"/>
+      </w:pPr>
+      <w:r>
+        <w:drawing>
+          <wp:inline xmlns:a="http://schemas.openxmlformats.org/drawingml/2006/main" xmlns:pic="http://schemas.openxmlformats.org/drawingml/2006/picture">
+            <wp:extent cx="7239000" cy="5349240"/>
+            <wp:docPr id="14" name="Picture 14"/>
+            <wp:cNvGraphicFramePr>
+              <a:graphicFrameLocks noChangeAspect="1"/>
+            </wp:cNvGraphicFramePr>
+            <a:graphic>
+              <a:graphicData uri="http://schemas.openxmlformats.org/drawingml/2006/picture">
+                <pic:pic>
+                  <pic:nvPicPr>
+                    <pic:cNvPr id="0" name="state-03-workspace-observed_status.png"/>
+                    <pic:cNvPicPr/>
+                  </pic:nvPicPr>
+                  <pic:blipFill>
+                    <a:blip r:embed="rId24"/>
+                    <a:stretch>
+                      <a:fillRect/>
+                    </a:stretch>
+                  </pic:blipFill>
+                  <pic:spPr>
+                    <a:xfrm>
+                      <a:off x="0" y="0"/>
+                      <a:ext cx="7239000" cy="5349240"/>
+                    </a:xfrm>
+                    <a:prstGeom prst="rect"/>
+                  </pic:spPr>
+                </pic:pic>
+              </a:graphicData>
+            </a:graphic>
+          </wp:inline>
+        </w:drawing>
+      </w:r>
+    </w:p>
+    <w:p>
+      <w:pPr>
+        <w:spacing w:after="80"/>
+        <w:jc w:val="center"/>
+      </w:pPr>
+      <w:r>
+        <w:rPr>
+          <w:i/>
+          <w:color w:val="475569"/>
+          <w:sz w:val="16"/>
+        </w:rPr>
+        <w:t>Figure S-03 — WORKSPACE.observed_status: 12 states and 37 legal directed transitions.</w:t>
+      </w:r>
+    </w:p>
+    <w:p>
+      <w:r>
+        <w:br w:type="page"/>
+      </w:r>
+    </w:p>
+    <w:p>
+      <w:pPr>
+        <w:pStyle w:val="Heading2"/>
+        <w:spacing w:after="80"/>
+      </w:pPr>
+      <w:r>
+        <w:t>AGENT_RUN.execution_status</w:t>
+      </w:r>
+    </w:p>
+    <w:p>
+      <w:pPr>
+        <w:spacing w:after="40"/>
+        <w:jc w:val="center"/>
+      </w:pPr>
+      <w:r>
+        <w:drawing>
+          <wp:inline xmlns:a="http://schemas.openxmlformats.org/drawingml/2006/main" xmlns:pic="http://schemas.openxmlformats.org/drawingml/2006/picture">
+            <wp:extent cx="6793820" cy="5349239"/>
+            <wp:docPr id="15" name="Picture 15"/>
+            <wp:cNvGraphicFramePr>
+              <a:graphicFrameLocks noChangeAspect="1"/>
+            </wp:cNvGraphicFramePr>
+            <a:graphic>
+              <a:graphicData uri="http://schemas.openxmlformats.org/drawingml/2006/picture">
+                <pic:pic>
+                  <pic:nvPicPr>
+                    <pic:cNvPr id="0" name="state-04-agent_run-execution_status.png"/>
+                    <pic:cNvPicPr/>
+                  </pic:nvPicPr>
+                  <pic:blipFill>
+                    <a:blip r:embed="rId25"/>
+                    <a:stretch>
+                      <a:fillRect/>
+                    </a:stretch>
+                  </pic:blipFill>
+                  <pic:spPr>
+                    <a:xfrm>
+                      <a:off x="0" y="0"/>
+                      <a:ext cx="6793820" cy="5349239"/>
+                    </a:xfrm>
+                    <a:prstGeom prst="rect"/>
+                  </pic:spPr>
+                </pic:pic>
+              </a:graphicData>
+            </a:graphic>
+          </wp:inline>
+        </w:drawing>
+      </w:r>
+    </w:p>
+    <w:p>
+      <w:pPr>
+        <w:spacing w:after="80"/>
+        <w:jc w:val="center"/>
+      </w:pPr>
+      <w:r>
+        <w:rPr>
+          <w:i/>
+          <w:color w:val="475569"/>
+          <w:sz w:val="16"/>
+        </w:rPr>
+        <w:t>Figure S-04 — AGENT_RUN.execution_status: 13 states and 39 legal directed transitions.</w:t>
+      </w:r>
+    </w:p>
+    <w:p>
+      <w:r>
+        <w:br w:type="page"/>
+      </w:r>
+    </w:p>
+    <w:p>
+      <w:pPr>
+        <w:pStyle w:val="Heading2"/>
+        <w:spacing w:after="80"/>
+      </w:pPr>
+      <w:r>
+        <w:t>AGENT_RUN.outcome_status</w:t>
+      </w:r>
+    </w:p>
+    <w:p>
+      <w:pPr>
+        <w:spacing w:after="40"/>
+        <w:jc w:val="center"/>
+      </w:pPr>
+      <w:r>
+        <w:drawing>
+          <wp:inline xmlns:a="http://schemas.openxmlformats.org/drawingml/2006/main" xmlns:pic="http://schemas.openxmlformats.org/drawingml/2006/picture">
+            <wp:extent cx="8869680" cy="3977351"/>
+            <wp:docPr id="16" name="Picture 16"/>
+            <wp:cNvGraphicFramePr>
+              <a:graphicFrameLocks noChangeAspect="1"/>
+            </wp:cNvGraphicFramePr>
+            <a:graphic>
+              <a:graphicData uri="http://schemas.openxmlformats.org/drawingml/2006/picture">
+                <pic:pic>
+                  <pic:nvPicPr>
+                    <pic:cNvPr id="0" name="state-05-agent_run-outcome_status.png"/>
+                    <pic:cNvPicPr/>
+                  </pic:nvPicPr>
+                  <pic:blipFill>
+                    <a:blip r:embed="rId26"/>
+                    <a:stretch>
+                      <a:fillRect/>
+                    </a:stretch>
+                  </pic:blipFill>
+                  <pic:spPr>
+                    <a:xfrm>
+                      <a:off x="0" y="0"/>
+                      <a:ext cx="8869680" cy="3977351"/>
+                    </a:xfrm>
+                    <a:prstGeom prst="rect"/>
+                  </pic:spPr>
+                </pic:pic>
+              </a:graphicData>
+            </a:graphic>
+          </wp:inline>
+        </w:drawing>
+      </w:r>
+    </w:p>
+    <w:p>
+      <w:pPr>
+        <w:spacing w:after="80"/>
+        <w:jc w:val="center"/>
+      </w:pPr>
+      <w:r>
+        <w:rPr>
+          <w:i/>
+          <w:color w:val="475569"/>
+          <w:sz w:val="16"/>
+        </w:rPr>
+        <w:t>Figure S-05 — AGENT_RUN.outcome_status: 6 states and 7 legal directed transitions.</w:t>
+      </w:r>
+    </w:p>
+    <w:p>
+      <w:r>
+        <w:br w:type="page"/>
+      </w:r>
+    </w:p>
+    <w:p>
+      <w:pPr>
+        <w:pStyle w:val="Heading2"/>
+        <w:spacing w:after="80"/>
+      </w:pPr>
+      <w:r>
+        <w:t>PREVIEW_AUTH_GRANT.grant_status</w:t>
+      </w:r>
+    </w:p>
+    <w:p>
+      <w:pPr>
+        <w:spacing w:after="40"/>
+        <w:jc w:val="center"/>
+      </w:pPr>
+      <w:r>
+        <w:drawing>
+          <wp:inline xmlns:a="http://schemas.openxmlformats.org/drawingml/2006/main" xmlns:pic="http://schemas.openxmlformats.org/drawingml/2006/picture">
+            <wp:extent cx="8869680" cy="4406830"/>
+            <wp:docPr id="17" name="Picture 17"/>
+            <wp:cNvGraphicFramePr>
+              <a:graphicFrameLocks noChangeAspect="1"/>
+            </wp:cNvGraphicFramePr>
+            <a:graphic>
+              <a:graphicData uri="http://schemas.openxmlformats.org/drawingml/2006/picture">
+                <pic:pic>
+                  <pic:nvPicPr>
+                    <pic:cNvPr id="0" name="state-06-preview_auth_grant-grant_status.png"/>
+                    <pic:cNvPicPr/>
+                  </pic:nvPicPr>
+                  <pic:blipFill>
+                    <a:blip r:embed="rId27"/>
+                    <a:stretch>
+                      <a:fillRect/>
+                    </a:stretch>
+                  </pic:blipFill>
+                  <pic:spPr>
+                    <a:xfrm>
+                      <a:off x="0" y="0"/>
+                      <a:ext cx="8869680" cy="4406830"/>
+                    </a:xfrm>
+                    <a:prstGeom prst="rect"/>
+                  </pic:spPr>
+                </pic:pic>
+              </a:graphicData>
+            </a:graphic>
+          </wp:inline>
+        </w:drawing>
+      </w:r>
+    </w:p>
+    <w:p>
+      <w:pPr>
+        <w:spacing w:after="80"/>
+        <w:jc w:val="center"/>
+      </w:pPr>
+      <w:r>
+        <w:rPr>
+          <w:i/>
+          <w:color w:val="475569"/>
+          <w:sz w:val="16"/>
+        </w:rPr>
+        <w:t>Figure S-06 — PREVIEW_AUTH_GRANT.grant_status: 7 states and 13 legal directed transitions.</w:t>
+      </w:r>
+    </w:p>
+    <w:p>
+      <w:r>
+        <w:br w:type="page"/>
+      </w:r>
+    </w:p>
+    <w:p>
+      <w:pPr>
+        <w:pStyle w:val="Heading2"/>
+        <w:spacing w:after="80"/>
+      </w:pPr>
+      <w:r>
+        <w:t>SNAPSHOT.snapshot_status</w:t>
+      </w:r>
+    </w:p>
+    <w:p>
+      <w:pPr>
+        <w:spacing w:after="40"/>
+        <w:jc w:val="center"/>
+      </w:pPr>
+      <w:r>
+        <w:drawing>
+          <wp:inline xmlns:a="http://schemas.openxmlformats.org/drawingml/2006/main" xmlns:pic="http://schemas.openxmlformats.org/drawingml/2006/picture">
+            <wp:extent cx="8869680" cy="4406830"/>
+            <wp:docPr id="18" name="Picture 18"/>
+            <wp:cNvGraphicFramePr>
+              <a:graphicFrameLocks noChangeAspect="1"/>
+            </wp:cNvGraphicFramePr>
+            <a:graphic>
+              <a:graphicData uri="http://schemas.openxmlformats.org/drawingml/2006/picture">
+                <pic:pic>
+                  <pic:nvPicPr>
+                    <pic:cNvPr id="0" name="state-07-snapshot-snapshot_status.png"/>
+                    <pic:cNvPicPr/>
+                  </pic:nvPicPr>
+                  <pic:blipFill>
+                    <a:blip r:embed="rId28"/>
+                    <a:stretch>
+                      <a:fillRect/>
+                    </a:stretch>
+                  </pic:blipFill>
+                  <pic:spPr>
+                    <a:xfrm>
+                      <a:off x="0" y="0"/>
+                      <a:ext cx="8869680" cy="4406830"/>
+                    </a:xfrm>
+                    <a:prstGeom prst="rect"/>
+                  </pic:spPr>
+                </pic:pic>
+              </a:graphicData>
+            </a:graphic>
+          </wp:inline>
+        </w:drawing>
+      </w:r>
+    </w:p>
+    <w:p>
+      <w:pPr>
+        <w:spacing w:after="80"/>
+        <w:jc w:val="center"/>
+      </w:pPr>
+      <w:r>
+        <w:rPr>
+          <w:i/>
+          <w:color w:val="475569"/>
+          <w:sz w:val="16"/>
+        </w:rPr>
+        <w:t>Figure S-07 — SNAPSHOT.snapshot_status: 7 states and 11 legal directed transitions.</w:t>
+      </w:r>
+    </w:p>
+    <w:p>
+      <w:r>
+        <w:br w:type="page"/>
+      </w:r>
+    </w:p>
+    <w:p>
+      <w:pPr>
+        <w:pStyle w:val="Heading2"/>
+        <w:spacing w:after="80"/>
+      </w:pPr>
+      <w:r>
+        <w:t>RESTORE_JOB.restore_status</w:t>
+      </w:r>
+    </w:p>
+    <w:p>
+      <w:pPr>
+        <w:spacing w:after="40"/>
+        <w:jc w:val="center"/>
+      </w:pPr>
+      <w:r>
+        <w:drawing>
+          <wp:inline xmlns:a="http://schemas.openxmlformats.org/drawingml/2006/main" xmlns:pic="http://schemas.openxmlformats.org/drawingml/2006/picture">
+            <wp:extent cx="7239000" cy="5349240"/>
+            <wp:docPr id="19" name="Picture 19"/>
+            <wp:cNvGraphicFramePr>
+              <a:graphicFrameLocks noChangeAspect="1"/>
+            </wp:cNvGraphicFramePr>
+            <a:graphic>
+              <a:graphicData uri="http://schemas.openxmlformats.org/drawingml/2006/picture">
+                <pic:pic>
+                  <pic:nvPicPr>
+                    <pic:cNvPr id="0" name="state-08-restore_job-restore_status.png"/>
+                    <pic:cNvPicPr/>
+                  </pic:nvPicPr>
+                  <pic:blipFill>
+                    <a:blip r:embed="rId29"/>
+                    <a:stretch>
+                      <a:fillRect/>
+                    </a:stretch>
+                  </pic:blipFill>
+                  <pic:spPr>
+                    <a:xfrm>
+                      <a:off x="0" y="0"/>
+                      <a:ext cx="7239000" cy="5349240"/>
+                    </a:xfrm>
+                    <a:prstGeom prst="rect"/>
+                  </pic:spPr>
+                </pic:pic>
+              </a:graphicData>
+            </a:graphic>
+          </wp:inline>
+        </w:drawing>
+      </w:r>
+    </w:p>
+    <w:p>
+      <w:pPr>
+        <w:spacing w:after="80"/>
+        <w:jc w:val="center"/>
+      </w:pPr>
+      <w:r>
+        <w:rPr>
+          <w:i/>
+          <w:color w:val="475569"/>
+          <w:sz w:val="16"/>
+        </w:rPr>
+        <w:t>Figure S-08 — RESTORE_JOB.restore_status: 12 states and 18 legal directed transitions.</w:t>
+      </w:r>
+    </w:p>
+    <w:p>
+      <w:r>
+        <w:br w:type="page"/>
+      </w:r>
+    </w:p>
+    <w:p>
+      <w:pPr>
+        <w:pStyle w:val="Heading2"/>
+        <w:spacing w:after="80"/>
+      </w:pPr>
+      <w:r>
+        <w:t>PREVIEW_ROUTE.route_status</w:t>
+      </w:r>
+    </w:p>
+    <w:p>
+      <w:pPr>
+        <w:spacing w:after="40"/>
+        <w:jc w:val="center"/>
+      </w:pPr>
+      <w:r>
+        <w:drawing>
+          <wp:inline xmlns:a="http://schemas.openxmlformats.org/drawingml/2006/main" xmlns:pic="http://schemas.openxmlformats.org/drawingml/2006/picture">
+            <wp:extent cx="8869680" cy="4836310"/>
+            <wp:docPr id="20" name="Picture 20"/>
+            <wp:cNvGraphicFramePr>
+              <a:graphicFrameLocks noChangeAspect="1"/>
+            </wp:cNvGraphicFramePr>
+            <a:graphic>
+              <a:graphicData uri="http://schemas.openxmlformats.org/drawingml/2006/picture">
+                <pic:pic>
+                  <pic:nvPicPr>
+                    <pic:cNvPr id="0" name="state-09-preview_route-route_status.png"/>
+                    <pic:cNvPicPr/>
+                  </pic:nvPicPr>
+                  <pic:blipFill>
+                    <a:blip r:embed="rId30"/>
+                    <a:stretch>
+                      <a:fillRect/>
+                    </a:stretch>
+                  </pic:blipFill>
+                  <pic:spPr>
+                    <a:xfrm>
+                      <a:off x="0" y="0"/>
+                      <a:ext cx="8869680" cy="4836310"/>
+                    </a:xfrm>
+                    <a:prstGeom prst="rect"/>
+                  </pic:spPr>
+                </pic:pic>
+              </a:graphicData>
+            </a:graphic>
+          </wp:inline>
+        </w:drawing>
+      </w:r>
+    </w:p>
+    <w:p>
+      <w:pPr>
+        <w:spacing w:after="80"/>
+        <w:jc w:val="center"/>
+      </w:pPr>
+      <w:r>
+        <w:rPr>
+          <w:i/>
+          <w:color w:val="475569"/>
+          <w:sz w:val="16"/>
+        </w:rPr>
+        <w:t>Figure S-09 — PREVIEW_ROUTE.route_status: 8 states and 21 legal directed transitions.</w:t>
+      </w:r>
+    </w:p>
+    <w:p>
+      <w:r>
+        <w:br w:type="page"/>
+      </w:r>
+    </w:p>
+    <w:p>
+      <w:pPr>
+        <w:pStyle w:val="Heading2"/>
+        <w:spacing w:after="80"/>
+      </w:pPr>
+      <w:r>
+        <w:t>JOB_RUN.run_status</w:t>
+      </w:r>
+    </w:p>
+    <w:p>
+      <w:pPr>
+        <w:spacing w:after="40"/>
+        <w:jc w:val="center"/>
+      </w:pPr>
+      <w:r>
+        <w:drawing>
+          <wp:inline xmlns:a="http://schemas.openxmlformats.org/drawingml/2006/main" xmlns:pic="http://schemas.openxmlformats.org/drawingml/2006/picture">
+            <wp:extent cx="8869680" cy="3977351"/>
+            <wp:docPr id="21" name="Picture 21"/>
+            <wp:cNvGraphicFramePr>
+              <a:graphicFrameLocks noChangeAspect="1"/>
+            </wp:cNvGraphicFramePr>
+            <a:graphic>
+              <a:graphicData uri="http://schemas.openxmlformats.org/drawingml/2006/picture">
+                <pic:pic>
+                  <pic:nvPicPr>
+                    <pic:cNvPr id="0" name="state-10-job_run-run_status.png"/>
+                    <pic:cNvPicPr/>
+                  </pic:nvPicPr>
+                  <pic:blipFill>
+                    <a:blip r:embed="rId31"/>
+                    <a:stretch>
+                      <a:fillRect/>
+                    </a:stretch>
+                  </pic:blipFill>
+                  <pic:spPr>
+                    <a:xfrm>
+                      <a:off x="0" y="0"/>
+                      <a:ext cx="8869680" cy="3977351"/>
+                    </a:xfrm>
+                    <a:prstGeom prst="rect"/>
+                  </pic:spPr>
+                </pic:pic>
+              </a:graphicData>
+            </a:graphic>
+          </wp:inline>
+        </w:drawing>
+      </w:r>
+    </w:p>
+    <w:p>
+      <w:pPr>
+        <w:spacing w:after="80"/>
+        <w:jc w:val="center"/>
+      </w:pPr>
+      <w:r>
+        <w:rPr>
+          <w:i/>
+          <w:color w:val="475569"/>
+          <w:sz w:val="16"/>
+        </w:rPr>
+        <w:t>Figure S-10 — JOB_RUN.run_status: 6 states and 6 legal directed transitions.</w:t>
+      </w:r>
+    </w:p>
+    <w:p>
+      <w:pPr>
+        <w:sectPr>
+          <w:pgSz w:w="15840" w:h="12240" w:orient="landscape"/>
+          <w:pgMar w:top="691" w:right="792" w:bottom="691" w:left="792" w:header="720" w:footer="720" w:gutter="0"/>
+          <w:cols w:space="720"/>
+          <w:docGrid w:linePitch="360"/>
+        </w:sectPr>
+      </w:pPr>
     </w:p>
     <w:p>
       <w:pPr>
@@ -13479,6 +18755,332 @@
                 <w:sz w:val="19"/>
               </w:rPr>
               <w:t>Any unknown route, ownership, quota, secret, startup or lifecycle condition fails closed. The platform must not guess a successful state.</w:t>
+            </w:r>
+          </w:p>
+        </w:tc>
+      </w:tr>
+    </w:tbl>
+    <w:p>
+      <w:pPr>
+        <w:spacing w:after="0"/>
+      </w:pPr>
+    </w:p>
+    <w:p>
+      <w:pPr>
+        <w:pStyle w:val="Heading2"/>
+        <w:spacing w:after="80"/>
+      </w:pPr>
+      <w:r>
+        <w:t>Product architecture boundary</w:t>
+      </w:r>
+    </w:p>
+    <w:tbl>
+      <w:tblPr>
+        <w:tblStyle w:val="TableGrid"/>
+        <w:tblW w:type="auto" w:w="0"/>
+        <w:jc w:val="center"/>
+        <w:tblLook w:firstColumn="1" w:firstRow="1" w:lastColumn="0" w:lastRow="0" w:noHBand="0" w:noVBand="1" w:val="04A0"/>
+      </w:tblPr>
+      <w:tblGrid>
+        <w:gridCol w:w="5141"/>
+        <w:gridCol w:w="5141"/>
+      </w:tblGrid>
+      <w:tr>
+        <w:trPr>
+          <w:tblHeader w:val="true"/>
+        </w:trPr>
+        <w:tc>
+          <w:tcPr>
+            <w:tcW w:type="dxa" w:w="2880"/>
+            <w:shd w:val="clear" w:fill="DBEAFE"/>
+            <w:vAlign w:val="center"/>
+          </w:tcPr>
+          <w:p>
+            <w:pPr>
+              <w:keepLines/>
+              <w:spacing w:after="0"/>
+            </w:pPr>
+            <w:r/>
+            <w:r>
+              <w:rPr>
+                <w:rFonts w:ascii="Aptos" w:hAnsi="Aptos"/>
+                <w:b/>
+                <w:color w:val="1E3A8A"/>
+                <w:sz w:val="15"/>
+              </w:rPr>
+              <w:t>Concern</w:t>
+            </w:r>
+          </w:p>
+        </w:tc>
+        <w:tc>
+          <w:tcPr>
+            <w:tcW w:type="dxa" w:w="7200"/>
+            <w:shd w:val="clear" w:fill="DBEAFE"/>
+            <w:vAlign w:val="center"/>
+          </w:tcPr>
+          <w:p>
+            <w:pPr>
+              <w:keepLines/>
+              <w:spacing w:after="0"/>
+            </w:pPr>
+            <w:r/>
+            <w:r>
+              <w:rPr>
+                <w:rFonts w:ascii="Aptos" w:hAnsi="Aptos"/>
+                <w:b/>
+                <w:color w:val="1E3A8A"/>
+                <w:sz w:val="15"/>
+              </w:rPr>
+              <w:t>Approved Stage 1 boundary</w:t>
+            </w:r>
+          </w:p>
+        </w:tc>
+      </w:tr>
+      <w:tr>
+        <w:trPr>
+          <w:cantSplit/>
+        </w:trPr>
+        <w:tc>
+          <w:tcPr>
+            <w:tcW w:type="dxa" w:w="2880"/>
+            <w:vAlign w:val="center"/>
+          </w:tcPr>
+          <w:p>
+            <w:pPr>
+              <w:keepLines/>
+              <w:spacing w:after="0"/>
+            </w:pPr>
+            <w:r/>
+            <w:r>
+              <w:rPr>
+                <w:rFonts w:ascii="Aptos" w:hAnsi="Aptos"/>
+                <w:b w:val="0"/>
+                <w:color w:val="1E293B"/>
+                <w:sz w:val="15"/>
+              </w:rPr>
+              <w:t>Platform control plane</w:t>
+            </w:r>
+          </w:p>
+        </w:tc>
+        <w:tc>
+          <w:tcPr>
+            <w:tcW w:type="dxa" w:w="7200"/>
+            <w:vAlign w:val="center"/>
+          </w:tcPr>
+          <w:p>
+            <w:pPr>
+              <w:keepLines/>
+              <w:spacing w:after="0"/>
+            </w:pPr>
+            <w:r/>
+            <w:r>
+              <w:rPr>
+                <w:rFonts w:ascii="Aptos" w:hAnsi="Aptos"/>
+                <w:b w:val="0"/>
+                <w:color w:val="1E293B"/>
+                <w:sz w:val="15"/>
+              </w:rPr>
+              <w:t>NestJS + Prisma + PostgreSQL. This is the product platform, not generated-app code.</w:t>
+            </w:r>
+          </w:p>
+        </w:tc>
+      </w:tr>
+      <w:tr>
+        <w:trPr>
+          <w:cantSplit/>
+        </w:trPr>
+        <w:tc>
+          <w:tcPr>
+            <w:tcW w:type="dxa" w:w="2880"/>
+            <w:shd w:val="clear" w:fill="F8FAFC"/>
+            <w:vAlign w:val="center"/>
+          </w:tcPr>
+          <w:p>
+            <w:pPr>
+              <w:keepLines/>
+              <w:spacing w:after="0"/>
+            </w:pPr>
+            <w:r/>
+            <w:r>
+              <w:rPr>
+                <w:rFonts w:ascii="Aptos" w:hAnsi="Aptos"/>
+                <w:b w:val="0"/>
+                <w:color w:val="1E293B"/>
+                <w:sz w:val="15"/>
+              </w:rPr>
+              <w:t>Restricted administration</w:t>
+            </w:r>
+          </w:p>
+        </w:tc>
+        <w:tc>
+          <w:tcPr>
+            <w:tcW w:type="dxa" w:w="7200"/>
+            <w:shd w:val="clear" w:fill="F8FAFC"/>
+            <w:vAlign w:val="center"/>
+          </w:tcPr>
+          <w:p>
+            <w:pPr>
+              <w:keepLines/>
+              <w:spacing w:after="0"/>
+            </w:pPr>
+            <w:r/>
+            <w:r>
+              <w:rPr>
+                <w:rFonts w:ascii="Aptos" w:hAnsi="Aptos"/>
+                <w:b w:val="0"/>
+                <w:color w:val="1E293B"/>
+                <w:sz w:val="15"/>
+              </w:rPr>
+              <w:t>AdminJS exposes only allowlisted properties and named NestJS commands behind the same RBAC/CSRF/owner checks; no unrestricted direct CRUD.</w:t>
+            </w:r>
+          </w:p>
+        </w:tc>
+      </w:tr>
+      <w:tr>
+        <w:trPr>
+          <w:cantSplit/>
+        </w:trPr>
+        <w:tc>
+          <w:tcPr>
+            <w:tcW w:type="dxa" w:w="2880"/>
+            <w:vAlign w:val="center"/>
+          </w:tcPr>
+          <w:p>
+            <w:pPr>
+              <w:keepLines/>
+              <w:spacing w:after="0"/>
+            </w:pPr>
+            <w:r/>
+            <w:r>
+              <w:rPr>
+                <w:rFonts w:ascii="Aptos" w:hAnsi="Aptos"/>
+                <w:b w:val="0"/>
+                <w:color w:val="1E293B"/>
+                <w:sz w:val="15"/>
+              </w:rPr>
+              <w:t>Browser identity</w:t>
+            </w:r>
+          </w:p>
+        </w:tc>
+        <w:tc>
+          <w:tcPr>
+            <w:tcW w:type="dxa" w:w="7200"/>
+            <w:vAlign w:val="center"/>
+          </w:tcPr>
+          <w:p>
+            <w:pPr>
+              <w:keepLines/>
+              <w:spacing w:after="0"/>
+            </w:pPr>
+            <w:r/>
+            <w:r>
+              <w:rPr>
+                <w:rFonts w:ascii="Aptos" w:hAnsi="Aptos"/>
+                <w:b w:val="0"/>
+                <w:color w:val="1E293B"/>
+                <w:sz w:val="15"/>
+              </w:rPr>
+              <w:t>An opaque HttpOnly Secure session cookie references Redis server-side session state. Long-lived browser JWT/localStorage authentication is prohibited; Redis session loss requires fresh sign-in.</w:t>
+            </w:r>
+          </w:p>
+        </w:tc>
+      </w:tr>
+      <w:tr>
+        <w:trPr>
+          <w:cantSplit/>
+        </w:trPr>
+        <w:tc>
+          <w:tcPr>
+            <w:tcW w:type="dxa" w:w="2880"/>
+            <w:shd w:val="clear" w:fill="F8FAFC"/>
+            <w:vAlign w:val="center"/>
+          </w:tcPr>
+          <w:p>
+            <w:pPr>
+              <w:keepLines/>
+              <w:spacing w:after="0"/>
+            </w:pPr>
+            <w:r/>
+            <w:r>
+              <w:rPr>
+                <w:rFonts w:ascii="Aptos" w:hAnsi="Aptos"/>
+                <w:b w:val="0"/>
+                <w:color w:val="1E293B"/>
+                <w:sz w:val="15"/>
+              </w:rPr>
+              <w:t>Preview/service exchange</w:t>
+            </w:r>
+          </w:p>
+        </w:tc>
+        <w:tc>
+          <w:tcPr>
+            <w:tcW w:type="dxa" w:w="7200"/>
+            <w:shd w:val="clear" w:fill="F8FAFC"/>
+            <w:vAlign w:val="center"/>
+          </w:tcPr>
+          <w:p>
+            <w:pPr>
+              <w:keepLines/>
+              <w:spacing w:after="0"/>
+            </w:pPr>
+            <w:r/>
+            <w:r>
+              <w:rPr>
+                <w:rFonts w:ascii="Aptos" w:hAnsi="Aptos"/>
+                <w:b w:val="0"/>
+                <w:color w:val="1E293B"/>
+                <w:sz w:val="15"/>
+              </w:rPr>
+              <w:t>Only short-lived, audience-bound asymmetric JWTs with kid/jti/replay/revocation controls may cross a service boundary; generated preview code never receives platform session/JWT credentials.</w:t>
+            </w:r>
+          </w:p>
+        </w:tc>
+      </w:tr>
+      <w:tr>
+        <w:trPr>
+          <w:cantSplit/>
+        </w:trPr>
+        <w:tc>
+          <w:tcPr>
+            <w:tcW w:type="dxa" w:w="2880"/>
+            <w:vAlign w:val="center"/>
+          </w:tcPr>
+          <w:p>
+            <w:pPr>
+              <w:keepLines/>
+              <w:spacing w:after="0"/>
+            </w:pPr>
+            <w:r/>
+            <w:r>
+              <w:rPr>
+                <w:rFonts w:ascii="Aptos" w:hAnsi="Aptos"/>
+                <w:b w:val="0"/>
+                <w:color w:val="1E293B"/>
+                <w:sz w:val="15"/>
+              </w:rPr>
+              <w:t>Generated application</w:t>
+            </w:r>
+          </w:p>
+        </w:tc>
+        <w:tc>
+          <w:tcPr>
+            <w:tcW w:type="dxa" w:w="7200"/>
+            <w:vAlign w:val="center"/>
+          </w:tcPr>
+          <w:p>
+            <w:pPr>
+              <w:keepLines/>
+              <w:spacing w:after="0"/>
+            </w:pPr>
+            <w:r/>
+            <w:r>
+              <w:rPr>
+                <w:rFonts w:ascii="Aptos" w:hAnsi="Aptos"/>
+                <w:b w:val="0"/>
+                <w:color w:val="1E293B"/>
+                <w:sz w:val="15"/>
+              </w:rPr>
+              <w:t>React/Vite + FastAPI + SQLite in the project workspace. It cannot access platform PostgreSQL or Redis.</w:t>
             </w:r>
           </w:p>
         </w:tc>
@@ -19375,7 +24977,7 @@
         <w:spacing w:after="36"/>
       </w:pPr>
       <w:r>
-        <w:t>Whether any read-only guest preview belongs in a later stage; Stage 1 mutable preview remains owner-only.</w:t>
+        <w:t>Any future Stage 2 sharing or delegated authorization model requires a separate product and security decision; Stage 1 remains owner-only.</w:t>
       </w:r>
     </w:p>
     <w:p>
@@ -19631,8 +25233,6 @@
       </w:r>
     </w:p>
     <w:sectPr>
-      <w:headerReference w:type="default" r:id="rId9"/>
-      <w:footerReference w:type="default" r:id="rId10"/>
       <w:pgSz w:w="12240" w:h="15840"/>
       <w:pgMar w:top="893" w:right="979" w:bottom="893" w:left="979" w:header="720" w:footer="720" w:gutter="0"/>
       <w:cols w:space="720"/>
